--- a/docs/ARCHITECTURE.docx
+++ b/docs/ARCHITECTURE.docx
@@ -12,6 +12,10 @@
     </w:p>
     <w:p>
       <w:r>
+        <w:rPr>
+          <w:b w:val="0"/>
+          <w:i w:val="0"/>
+        </w:rPr>
         <w:t>This is the map of the whole system: what each piece is, where it runs, how the pieces talk to each other, which environment variable does what, and where to look when something breaks. Read this first if you're new to the project or you're trying to figure out "which thing is down."</w:t>
       </w:r>
     </w:p>
@@ -22,19 +26,16 @@
       <w:r>
         <w:rPr>
           <w:b/>
+          <w:i w:val="0"/>
         </w:rPr>
         <w:t>About the screenshots.</w:t>
       </w:r>
       <w:r>
-        <w:t xml:space="preserve"> This doc references four dashboard screenshots that live</w:t>
-      </w:r>
-    </w:p>
-    <w:p>
-      <w:pPr>
-        <w:pStyle w:val="IntenseQuote"/>
-      </w:pPr>
-      <w:r>
-        <w:t xml:space="preserve">in </w:t>
+        <w:rPr>
+          <w:b w:val="0"/>
+          <w:i w:val="0"/>
+        </w:rPr>
+        <w:t xml:space="preserve"> This doc references four dashboard screenshots that live in </w:t>
       </w:r>
       <w:hyperlink r:id="rId9">
         <w:r>
@@ -46,7 +47,27 @@
         </w:r>
       </w:hyperlink>
       <w:r>
-        <w:t>. If they're not there yet, save the four captures into</w:t>
+        <w:rPr>
+          <w:b w:val="0"/>
+          <w:i w:val="0"/>
+        </w:rPr>
+        <w:t xml:space="preserve">. If they're not there yet, save the four captures into </w:t>
+      </w:r>
+      <w:r>
+        <w:rPr>
+          <w:rFonts w:ascii="Consolas" w:hAnsi="Consolas"/>
+          <w:b w:val="0"/>
+          <w:i w:val="0"/>
+          <w:sz w:val="19"/>
+        </w:rPr>
+        <w:t>docs/images/</w:t>
+      </w:r>
+      <w:r>
+        <w:rPr>
+          <w:b w:val="0"/>
+          <w:i w:val="0"/>
+        </w:rPr>
+        <w:t xml:space="preserve"> with these exact names:</w:t>
       </w:r>
     </w:p>
     <w:p>
@@ -55,13 +76,130 @@
       </w:pPr>
       <w:r>
         <w:rPr>
+          <w:b w:val="0"/>
+          <w:i w:val="0"/>
+        </w:rPr>
+        <w:t xml:space="preserve">| File | What it shows | |---|---| | </w:t>
+      </w:r>
+      <w:r>
+        <w:rPr>
           <w:rFonts w:ascii="Consolas" w:hAnsi="Consolas"/>
+          <w:b w:val="0"/>
+          <w:i w:val="0"/>
           <w:sz w:val="19"/>
         </w:rPr>
-        <w:t>docs/images/</w:t>
-      </w:r>
-      <w:r>
-        <w:t xml:space="preserve"> with these exact names:</w:t>
+        <w:t>render-flask-env.png</w:t>
+      </w:r>
+      <w:r>
+        <w:rPr>
+          <w:b w:val="0"/>
+          <w:i w:val="0"/>
+        </w:rPr>
+        <w:t xml:space="preserve"> | Render → </w:t>
+      </w:r>
+      <w:r>
+        <w:rPr>
+          <w:b/>
+          <w:i w:val="0"/>
+        </w:rPr>
+        <w:t>Calculator-code</w:t>
+      </w:r>
+      <w:r>
+        <w:rPr>
+          <w:b w:val="0"/>
+          <w:i w:val="0"/>
+        </w:rPr>
+        <w:t xml:space="preserve"> (Flask) → Environment | | </w:t>
+      </w:r>
+      <w:r>
+        <w:rPr>
+          <w:rFonts w:ascii="Consolas" w:hAnsi="Consolas"/>
+          <w:b w:val="0"/>
+          <w:i w:val="0"/>
+          <w:sz w:val="19"/>
+        </w:rPr>
+        <w:t>vercel-overview.png</w:t>
+      </w:r>
+      <w:r>
+        <w:rPr>
+          <w:b w:val="0"/>
+          <w:i w:val="0"/>
+        </w:rPr>
+        <w:t xml:space="preserve"> | Vercel → </w:t>
+      </w:r>
+      <w:r>
+        <w:rPr>
+          <w:b/>
+          <w:i w:val="0"/>
+        </w:rPr>
+        <w:t>calculator-ai-ui</w:t>
+      </w:r>
+      <w:r>
+        <w:rPr>
+          <w:b w:val="0"/>
+          <w:i w:val="0"/>
+        </w:rPr>
+        <w:t xml:space="preserve"> → Overview | | </w:t>
+      </w:r>
+      <w:r>
+        <w:rPr>
+          <w:rFonts w:ascii="Consolas" w:hAnsi="Consolas"/>
+          <w:b w:val="0"/>
+          <w:i w:val="0"/>
+          <w:sz w:val="19"/>
+        </w:rPr>
+        <w:t>render-auth-env.png</w:t>
+      </w:r>
+      <w:r>
+        <w:rPr>
+          <w:b w:val="0"/>
+          <w:i w:val="0"/>
+        </w:rPr>
+        <w:t xml:space="preserve"> | Render → </w:t>
+      </w:r>
+      <w:r>
+        <w:rPr>
+          <w:b/>
+          <w:i w:val="0"/>
+        </w:rPr>
+        <w:t>Calculator-code-auth</w:t>
+      </w:r>
+      <w:r>
+        <w:rPr>
+          <w:b w:val="0"/>
+          <w:i w:val="0"/>
+        </w:rPr>
+        <w:t xml:space="preserve"> (Node) → Environment | | </w:t>
+      </w:r>
+      <w:r>
+        <w:rPr>
+          <w:rFonts w:ascii="Consolas" w:hAnsi="Consolas"/>
+          <w:b w:val="0"/>
+          <w:i w:val="0"/>
+          <w:sz w:val="19"/>
+        </w:rPr>
+        <w:t>vercel-env.png</w:t>
+      </w:r>
+      <w:r>
+        <w:rPr>
+          <w:b w:val="0"/>
+          <w:i w:val="0"/>
+        </w:rPr>
+        <w:t xml:space="preserve"> | Vercel → </w:t>
+      </w:r>
+      <w:r>
+        <w:rPr>
+          <w:b/>
+          <w:i w:val="0"/>
+        </w:rPr>
+        <w:t>calculator-ai-ui</w:t>
+      </w:r>
+      <w:r>
+        <w:rPr>
+          <w:b w:val="0"/>
+          <w:i w:val="0"/>
+        </w:rPr>
+        <w:t xml:space="preserve"> → Environment Variables |</w:t>
       </w:r>
     </w:p>
     <w:p>
@@ -69,139 +207,11 @@
         <w:pStyle w:val="IntenseQuote"/>
       </w:pPr>
       <w:r>
-        <w:t>| File | What it shows |</w:t>
-      </w:r>
-    </w:p>
-    <w:p>
-      <w:pPr>
-        <w:pStyle w:val="IntenseQuote"/>
-      </w:pPr>
-      <w:r>
-        <w:t>|---|---|</w:t>
-      </w:r>
-    </w:p>
-    <w:p>
-      <w:pPr>
-        <w:pStyle w:val="IntenseQuote"/>
-      </w:pPr>
-      <w:r>
-        <w:t xml:space="preserve">| </w:t>
-      </w:r>
-      <w:r>
-        <w:rPr>
-          <w:rFonts w:ascii="Consolas" w:hAnsi="Consolas"/>
-          <w:sz w:val="19"/>
-        </w:rPr>
-        <w:t>render-flask-env.png</w:t>
-      </w:r>
-      <w:r>
-        <w:t xml:space="preserve"> | Render → </w:t>
-      </w:r>
-      <w:r>
-        <w:rPr>
-          <w:b/>
-        </w:rPr>
-        <w:t>Calculator-code</w:t>
-      </w:r>
-      <w:r>
-        <w:t xml:space="preserve"> (Flask) → Environment |</w:t>
-      </w:r>
-    </w:p>
-    <w:p>
-      <w:pPr>
-        <w:pStyle w:val="IntenseQuote"/>
-      </w:pPr>
-      <w:r>
-        <w:t xml:space="preserve">| </w:t>
-      </w:r>
-      <w:r>
-        <w:rPr>
-          <w:rFonts w:ascii="Consolas" w:hAnsi="Consolas"/>
-          <w:sz w:val="19"/>
-        </w:rPr>
-        <w:t>vercel-overview.png</w:t>
-      </w:r>
-      <w:r>
-        <w:t xml:space="preserve"> | Vercel → </w:t>
-      </w:r>
-      <w:r>
-        <w:rPr>
-          <w:b/>
-        </w:rPr>
-        <w:t>calculator-ai-ui</w:t>
-      </w:r>
-      <w:r>
-        <w:t xml:space="preserve"> → Overview |</w:t>
-      </w:r>
-    </w:p>
-    <w:p>
-      <w:pPr>
-        <w:pStyle w:val="IntenseQuote"/>
-      </w:pPr>
-      <w:r>
-        <w:t xml:space="preserve">| </w:t>
-      </w:r>
-      <w:r>
-        <w:rPr>
-          <w:rFonts w:ascii="Consolas" w:hAnsi="Consolas"/>
-          <w:sz w:val="19"/>
-        </w:rPr>
-        <w:t>render-auth-env.png</w:t>
-      </w:r>
-      <w:r>
-        <w:t xml:space="preserve"> | Render → </w:t>
-      </w:r>
-      <w:r>
-        <w:rPr>
-          <w:b/>
-        </w:rPr>
-        <w:t>Calculator-code-auth</w:t>
-      </w:r>
-      <w:r>
-        <w:t xml:space="preserve"> (Node) → Environment |</w:t>
-      </w:r>
-    </w:p>
-    <w:p>
-      <w:pPr>
-        <w:pStyle w:val="IntenseQuote"/>
-      </w:pPr>
-      <w:r>
-        <w:t xml:space="preserve">| </w:t>
-      </w:r>
-      <w:r>
-        <w:rPr>
-          <w:rFonts w:ascii="Consolas" w:hAnsi="Consolas"/>
-          <w:sz w:val="19"/>
-        </w:rPr>
-        <w:t>vercel-env.png</w:t>
-      </w:r>
-      <w:r>
-        <w:t xml:space="preserve"> | Vercel → </w:t>
-      </w:r>
-      <w:r>
-        <w:rPr>
-          <w:b/>
-        </w:rPr>
-        <w:t>calculator-ai-ui</w:t>
-      </w:r>
-      <w:r>
-        <w:t xml:space="preserve"> → Environment Variables |</w:t>
-      </w:r>
-    </w:p>
-    <w:p>
-      <w:pPr>
-        <w:pStyle w:val="IntenseQuote"/>
-      </w:pPr>
-      <w:r>
-        <w:t>The captions below describe each one in full, so the doc is still complete even</w:t>
-      </w:r>
-    </w:p>
-    <w:p>
-      <w:pPr>
-        <w:pStyle w:val="IntenseQuote"/>
-      </w:pPr>
-      <w:r>
-        <w:t>before the images are dropped in.</w:t>
+        <w:rPr>
+          <w:b w:val="0"/>
+          <w:i w:val="0"/>
+        </w:rPr>
+        <w:t>The captions below describe each one in full, so the doc is still complete even before the images are dropped in.</w:t>
       </w:r>
     </w:p>
     <w:p/>
@@ -215,15 +225,24 @@
     </w:p>
     <w:p>
       <w:r>
+        <w:rPr>
+          <w:b w:val="0"/>
+          <w:i w:val="0"/>
+        </w:rPr>
         <w:t xml:space="preserve">There are </w:t>
       </w:r>
       <w:r>
         <w:rPr>
           <w:b/>
+          <w:i w:val="0"/>
         </w:rPr>
         <w:t>four</w:t>
       </w:r>
       <w:r>
+        <w:rPr>
+          <w:b w:val="0"/>
+          <w:i w:val="0"/>
+        </w:rPr>
         <w:t xml:space="preserve"> moving parts plus the git repo. Three are hosted services; one is a database.</w:t>
       </w:r>
     </w:p>
@@ -315,6 +334,7 @@
             <w:r>
               <w:rPr>
                 <w:b/>
+                <w:i w:val="0"/>
               </w:rPr>
               <w:t>Piece</w:t>
             </w:r>
@@ -328,6 +348,7 @@
             <w:r>
               <w:rPr>
                 <w:b/>
+                <w:i w:val="0"/>
               </w:rPr>
               <w:t>Tech</w:t>
             </w:r>
@@ -341,6 +362,7 @@
             <w:r>
               <w:rPr>
                 <w:b/>
+                <w:i w:val="0"/>
               </w:rPr>
               <w:t>Host</w:t>
             </w:r>
@@ -354,6 +376,7 @@
             <w:r>
               <w:rPr>
                 <w:b/>
+                <w:i w:val="0"/>
               </w:rPr>
               <w:t>In this repo</w:t>
             </w:r>
@@ -367,6 +390,7 @@
             <w:r>
               <w:rPr>
                 <w:b/>
+                <w:i w:val="0"/>
               </w:rPr>
               <w:t>Public URL</w:t>
             </w:r>
@@ -382,6 +406,7 @@
             <w:r>
               <w:rPr>
                 <w:b/>
+                <w:i w:val="0"/>
               </w:rPr>
               <w:t>Frontend UI</w:t>
             </w:r>
@@ -393,6 +418,10 @@
           </w:tcPr>
           <w:p>
             <w:r>
+              <w:rPr>
+                <w:b w:val="0"/>
+                <w:i w:val="0"/>
+              </w:rPr>
               <w:t>React (create-react-app)</w:t>
             </w:r>
           </w:p>
@@ -405,20 +434,31 @@
             <w:r>
               <w:rPr>
                 <w:b/>
+                <w:i w:val="0"/>
               </w:rPr>
               <w:t>Vercel</w:t>
             </w:r>
             <w:r>
+              <w:rPr>
+                <w:b w:val="0"/>
+                <w:i w:val="0"/>
+              </w:rPr>
               <w:t xml:space="preserve"> (</w:t>
             </w:r>
             <w:r>
               <w:rPr>
                 <w:rFonts w:ascii="Consolas" w:hAnsi="Consolas"/>
+                <w:b w:val="0"/>
+                <w:i w:val="0"/>
                 <w:sz w:val="19"/>
               </w:rPr>
               <w:t>calculator-ai-ui</w:t>
             </w:r>
             <w:r>
+              <w:rPr>
+                <w:b w:val="0"/>
+                <w:i w:val="0"/>
+              </w:rPr>
               <w:t>)</w:t>
             </w:r>
           </w:p>
@@ -447,21 +487,33 @@
             <w:r>
               <w:rPr>
                 <w:rFonts w:ascii="Consolas" w:hAnsi="Consolas"/>
+                <w:b w:val="0"/>
+                <w:i w:val="0"/>
                 <w:sz w:val="19"/>
               </w:rPr>
               <w:t>app.cloudforlawfirms.com</w:t>
             </w:r>
             <w:r>
+              <w:rPr>
+                <w:b w:val="0"/>
+                <w:i w:val="0"/>
+              </w:rPr>
               <w:t xml:space="preserve"> (+ </w:t>
             </w:r>
             <w:r>
               <w:rPr>
                 <w:rFonts w:ascii="Consolas" w:hAnsi="Consolas"/>
+                <w:b w:val="0"/>
+                <w:i w:val="0"/>
                 <w:sz w:val="19"/>
               </w:rPr>
               <w:t>calculator-ai-ui.vercel.app</w:t>
             </w:r>
             <w:r>
+              <w:rPr>
+                <w:b w:val="0"/>
+                <w:i w:val="0"/>
+              </w:rPr>
               <w:t>)</w:t>
             </w:r>
           </w:p>
@@ -476,6 +528,7 @@
             <w:r>
               <w:rPr>
                 <w:b/>
+                <w:i w:val="0"/>
               </w:rPr>
               <w:t>Auth + data API</w:t>
             </w:r>
@@ -487,6 +540,10 @@
           </w:tcPr>
           <w:p>
             <w:r>
+              <w:rPr>
+                <w:b w:val="0"/>
+                <w:i w:val="0"/>
+              </w:rPr>
               <w:t>Node.js / Express 5 / Prisma</w:t>
             </w:r>
           </w:p>
@@ -499,20 +556,31 @@
             <w:r>
               <w:rPr>
                 <w:b/>
+                <w:i w:val="0"/>
               </w:rPr>
               <w:t>Render</w:t>
             </w:r>
             <w:r>
+              <w:rPr>
+                <w:b w:val="0"/>
+                <w:i w:val="0"/>
+              </w:rPr>
               <w:t xml:space="preserve"> (</w:t>
             </w:r>
             <w:r>
               <w:rPr>
                 <w:rFonts w:ascii="Consolas" w:hAnsi="Consolas"/>
+                <w:b w:val="0"/>
+                <w:i w:val="0"/>
                 <w:sz w:val="19"/>
               </w:rPr>
               <w:t>Calculator-code-auth</w:t>
             </w:r>
             <w:r>
+              <w:rPr>
+                <w:b w:val="0"/>
+                <w:i w:val="0"/>
+              </w:rPr>
               <w:t>)</w:t>
             </w:r>
           </w:p>
@@ -541,6 +609,8 @@
             <w:r>
               <w:rPr>
                 <w:rFonts w:ascii="Consolas" w:hAnsi="Consolas"/>
+                <w:b w:val="0"/>
+                <w:i w:val="0"/>
                 <w:sz w:val="19"/>
               </w:rPr>
               <w:t>calculator-code-auth.onrender.com</w:t>
@@ -557,6 +627,7 @@
             <w:r>
               <w:rPr>
                 <w:b/>
+                <w:i w:val="0"/>
               </w:rPr>
               <w:t>AI / report backend</w:t>
             </w:r>
@@ -568,6 +639,10 @@
           </w:tcPr>
           <w:p>
             <w:r>
+              <w:rPr>
+                <w:b w:val="0"/>
+                <w:i w:val="0"/>
+              </w:rPr>
               <w:t>Python / Flask / gunicorn</w:t>
             </w:r>
           </w:p>
@@ -580,20 +655,31 @@
             <w:r>
               <w:rPr>
                 <w:b/>
+                <w:i w:val="0"/>
               </w:rPr>
               <w:t>Render</w:t>
             </w:r>
             <w:r>
+              <w:rPr>
+                <w:b w:val="0"/>
+                <w:i w:val="0"/>
+              </w:rPr>
               <w:t xml:space="preserve"> (</w:t>
             </w:r>
             <w:r>
               <w:rPr>
                 <w:rFonts w:ascii="Consolas" w:hAnsi="Consolas"/>
+                <w:b w:val="0"/>
+                <w:i w:val="0"/>
                 <w:sz w:val="19"/>
               </w:rPr>
               <w:t>Calculator-code</w:t>
             </w:r>
             <w:r>
+              <w:rPr>
+                <w:b w:val="0"/>
+                <w:i w:val="0"/>
+              </w:rPr>
               <w:t>)</w:t>
             </w:r>
           </w:p>
@@ -613,6 +699,10 @@
               </w:r>
             </w:hyperlink>
             <w:r>
+              <w:rPr>
+                <w:b w:val="0"/>
+                <w:i w:val="0"/>
+              </w:rPr>
               <w:t xml:space="preserve"> + calculators</w:t>
             </w:r>
           </w:p>
@@ -625,6 +715,8 @@
             <w:r>
               <w:rPr>
                 <w:rFonts w:ascii="Consolas" w:hAnsi="Consolas"/>
+                <w:b w:val="0"/>
+                <w:i w:val="0"/>
                 <w:sz w:val="19"/>
               </w:rPr>
               <w:t>calculator-code-x2b4.onrender.com</w:t>
@@ -641,6 +733,7 @@
             <w:r>
               <w:rPr>
                 <w:b/>
+                <w:i w:val="0"/>
               </w:rPr>
               <w:t>Database</w:t>
             </w:r>
@@ -652,6 +745,10 @@
           </w:tcPr>
           <w:p>
             <w:r>
+              <w:rPr>
+                <w:b w:val="0"/>
+                <w:i w:val="0"/>
+              </w:rPr>
               <w:t>PostgreSQL</w:t>
             </w:r>
           </w:p>
@@ -664,6 +761,7 @@
             <w:r>
               <w:rPr>
                 <w:b/>
+                <w:i w:val="0"/>
               </w:rPr>
               <w:t>AWS RDS</w:t>
             </w:r>
@@ -675,6 +773,10 @@
           </w:tcPr>
           <w:p>
             <w:r>
+              <w:rPr>
+                <w:b w:val="0"/>
+                <w:i w:val="0"/>
+              </w:rPr>
               <w:t xml:space="preserve">schema in </w:t>
             </w:r>
             <w:hyperlink r:id="rId13">
@@ -694,16 +796,26 @@
           </w:tcPr>
           <w:p>
             <w:r>
+              <w:rPr>
+                <w:b w:val="0"/>
+                <w:i w:val="0"/>
+              </w:rPr>
               <w:t xml:space="preserve">(private, via </w:t>
             </w:r>
             <w:r>
               <w:rPr>
                 <w:rFonts w:ascii="Consolas" w:hAnsi="Consolas"/>
+                <w:b w:val="0"/>
+                <w:i w:val="0"/>
                 <w:sz w:val="19"/>
               </w:rPr>
               <w:t>DATABASE_URL</w:t>
             </w:r>
             <w:r>
+              <w:rPr>
+                <w:b w:val="0"/>
+                <w:i w:val="0"/>
+              </w:rPr>
               <w:t>)</w:t>
             </w:r>
           </w:p>
@@ -713,40 +825,67 @@
     <w:p/>
     <w:p>
       <w:r>
+        <w:rPr>
+          <w:b w:val="0"/>
+          <w:i w:val="0"/>
+        </w:rPr>
         <w:t xml:space="preserve">Everything deploys off the </w:t>
       </w:r>
       <w:r>
         <w:rPr>
+          <w:rFonts w:ascii="Consolas" w:hAnsi="Consolas"/>
           <w:b/>
-        </w:rPr>
-        <w:t>`main`</w:t>
-      </w:r>
-      <w:r>
+          <w:i w:val="0"/>
+          <w:sz w:val="19"/>
+        </w:rPr>
+        <w:t>main</w:t>
+      </w:r>
+      <w:r>
+        <w:rPr>
+          <w:b w:val="0"/>
+          <w:i w:val="0"/>
+        </w:rPr>
         <w:t xml:space="preserve"> branch of </w:t>
       </w:r>
       <w:r>
         <w:rPr>
           <w:rFonts w:ascii="Consolas" w:hAnsi="Consolas"/>
+          <w:b w:val="0"/>
+          <w:i w:val="0"/>
           <w:sz w:val="19"/>
         </w:rPr>
         <w:t>cloudactai/Calculator-code</w:t>
       </w:r>
       <w:r>
+        <w:rPr>
+          <w:b w:val="0"/>
+          <w:i w:val="0"/>
+        </w:rPr>
         <w:t>. In the screenshots all three services are on the same commit (</w:t>
       </w:r>
       <w:r>
         <w:rPr>
           <w:rFonts w:ascii="Consolas" w:hAnsi="Consolas"/>
+          <w:b w:val="0"/>
+          <w:i w:val="0"/>
           <w:sz w:val="19"/>
         </w:rPr>
         <w:t>e6e814b</w:t>
       </w:r>
       <w:r>
+        <w:rPr>
+          <w:b w:val="0"/>
+          <w:i w:val="0"/>
+        </w:rPr>
         <w:t>, "Merge pull request</w:t>
       </w:r>
     </w:p>
     <w:p>
       <w:r>
+        <w:rPr>
+          <w:b w:val="0"/>
+          <w:i w:val="0"/>
+        </w:rPr>
         <w:t>#58 from cloudactai/marc"), which is what "everything is in sync" looks like.</w:t>
       </w:r>
     </w:p>
@@ -812,6 +951,10 @@
     </w:p>
     <w:p>
       <w:r>
+        <w:rPr>
+          <w:b w:val="0"/>
+          <w:i w:val="0"/>
+        </w:rPr>
         <w:t xml:space="preserve">The React SPA (built from </w:t>
       </w:r>
       <w:hyperlink r:id="rId10">
@@ -824,6 +967,10 @@
         </w:r>
       </w:hyperlink>
       <w:r>
+        <w:rPr>
+          <w:b w:val="0"/>
+          <w:i w:val="0"/>
+        </w:rPr>
         <w:t>). It's the CloudAct Solutions sign-in + the whole app the lawyer uses (Matters, Forms, calculators). Key facts from the Overview screenshot:</w:t>
       </w:r>
     </w:p>
@@ -834,29 +981,45 @@
       <w:r>
         <w:rPr>
           <w:b/>
+          <w:i w:val="0"/>
         </w:rPr>
         <w:t>Project:</w:t>
       </w:r>
       <w:r>
+        <w:rPr>
+          <w:b w:val="0"/>
+          <w:i w:val="0"/>
+        </w:rPr>
         <w:t xml:space="preserve"> </w:t>
       </w:r>
       <w:r>
         <w:rPr>
           <w:rFonts w:ascii="Consolas" w:hAnsi="Consolas"/>
+          <w:b w:val="0"/>
+          <w:i w:val="0"/>
           <w:sz w:val="19"/>
         </w:rPr>
         <w:t>calculator-ai-ui</w:t>
       </w:r>
       <w:r>
+        <w:rPr>
+          <w:b w:val="0"/>
+          <w:i w:val="0"/>
+        </w:rPr>
         <w:t xml:space="preserve"> under the </w:t>
       </w:r>
       <w:r>
         <w:rPr>
           <w:b/>
+          <w:i w:val="0"/>
         </w:rPr>
         <w:t>CloudactAi</w:t>
       </w:r>
       <w:r>
+        <w:rPr>
+          <w:b w:val="0"/>
+          <w:i w:val="0"/>
+        </w:rPr>
         <w:t xml:space="preserve"> Vercel team (Hobby plan).</w:t>
       </w:r>
     </w:p>
@@ -867,33 +1030,48 @@
       <w:r>
         <w:rPr>
           <w:b/>
+          <w:i w:val="0"/>
         </w:rPr>
         <w:t>Production domain:</w:t>
       </w:r>
       <w:r>
+        <w:rPr>
+          <w:b w:val="0"/>
+          <w:i w:val="0"/>
+        </w:rPr>
         <w:t xml:space="preserve"> </w:t>
       </w:r>
       <w:r>
         <w:rPr>
           <w:rFonts w:ascii="Consolas" w:hAnsi="Consolas"/>
+          <w:b w:val="0"/>
+          <w:i w:val="0"/>
           <w:sz w:val="19"/>
         </w:rPr>
         <w:t>app.cloudforlawfirms.com</w:t>
       </w:r>
       <w:r>
+        <w:rPr>
+          <w:b w:val="0"/>
+          <w:i w:val="0"/>
+        </w:rPr>
         <w:t xml:space="preserve"> (with </w:t>
       </w:r>
       <w:r>
         <w:rPr>
           <w:rFonts w:ascii="Consolas" w:hAnsi="Consolas"/>
+          <w:b w:val="0"/>
+          <w:i w:val="0"/>
           <w:sz w:val="19"/>
         </w:rPr>
         <w:t>calculator-ai-ui.vercel.app</w:t>
       </w:r>
-    </w:p>
-    <w:p>
-      <w:r>
-        <w:t>as the Vercel-generated alias).</w:t>
+      <w:r>
+        <w:rPr>
+          <w:b w:val="0"/>
+          <w:i w:val="0"/>
+        </w:rPr>
+        <w:t xml:space="preserve"> as the Vercel-generated alias).</w:t>
       </w:r>
     </w:p>
     <w:p>
@@ -903,16 +1081,25 @@
       <w:r>
         <w:rPr>
           <w:b/>
-        </w:rPr>
-        <w:t>Deploys on push to `main`</w:t>
-      </w:r>
-      <w:r>
-        <w:t xml:space="preserve"> — "To update your Production Deployment, push to the</w:t>
-      </w:r>
-    </w:p>
-    <w:p>
-      <w:r>
-        <w:t>main branch." Each merged PR triggers a build.</w:t>
+          <w:i w:val="0"/>
+        </w:rPr>
+        <w:t xml:space="preserve">Deploys on push to </w:t>
+      </w:r>
+      <w:r>
+        <w:rPr>
+          <w:rFonts w:ascii="Consolas" w:hAnsi="Consolas"/>
+          <w:b/>
+          <w:i w:val="0"/>
+          <w:sz w:val="19"/>
+        </w:rPr>
+        <w:t>main</w:t>
+      </w:r>
+      <w:r>
+        <w:rPr>
+          <w:b w:val="0"/>
+          <w:i w:val="0"/>
+        </w:rPr>
+        <w:t xml:space="preserve"> — "To update your Production Deployment, push to the main branch." Each merged PR triggers a build.</w:t>
       </w:r>
     </w:p>
     <w:p>
@@ -920,45 +1107,68 @@
         <w:pStyle w:val="ListBullet"/>
       </w:pPr>
       <w:r>
+        <w:rPr>
+          <w:b w:val="0"/>
+          <w:i w:val="0"/>
+        </w:rPr>
         <w:t xml:space="preserve">It's a </w:t>
       </w:r>
       <w:r>
         <w:rPr>
           <w:b/>
+          <w:i w:val="0"/>
         </w:rPr>
         <w:t>create-react-app</w:t>
       </w:r>
       <w:r>
-        <w:t xml:space="preserve"> build, not Vite. This matters: env vars are</w:t>
-      </w:r>
-    </w:p>
-    <w:p>
+        <w:rPr>
+          <w:b w:val="0"/>
+          <w:i w:val="0"/>
+        </w:rPr>
+        <w:t xml:space="preserve"> build, not Vite. This matters: env vars are </w:t>
+      </w:r>
       <w:r>
         <w:rPr>
           <w:rFonts w:ascii="Consolas" w:hAnsi="Consolas"/>
+          <w:b w:val="0"/>
+          <w:i w:val="0"/>
           <w:sz w:val="19"/>
         </w:rPr>
         <w:t>process.env.REACT_APP_*</w:t>
       </w:r>
       <w:r>
+        <w:rPr>
+          <w:b w:val="0"/>
+          <w:i w:val="0"/>
+        </w:rPr>
         <w:t xml:space="preserve">, inlined </w:t>
       </w:r>
       <w:r>
         <w:rPr>
           <w:b/>
+          <w:i w:val="0"/>
         </w:rPr>
         <w:t>at build time</w:t>
       </w:r>
       <w:r>
+        <w:rPr>
+          <w:b w:val="0"/>
+          <w:i w:val="0"/>
+        </w:rPr>
         <w:t xml:space="preserve">. Changing an env var in Vercel does nothing until you </w:t>
       </w:r>
       <w:r>
         <w:rPr>
           <w:b/>
+          <w:i w:val="0"/>
         </w:rPr>
         <w:t>redeploy</w:t>
       </w:r>
       <w:r>
+        <w:rPr>
+          <w:b w:val="0"/>
+          <w:i w:val="0"/>
+        </w:rPr>
         <w:t>.</w:t>
       </w:r>
     </w:p>
@@ -967,6 +1177,10 @@
         <w:pStyle w:val="ListBullet"/>
       </w:pPr>
       <w:r>
+        <w:rPr>
+          <w:b w:val="0"/>
+          <w:i w:val="0"/>
+        </w:rPr>
         <w:t xml:space="preserve">SPA routing is handled by </w:t>
       </w:r>
       <w:hyperlink r:id="rId15">
@@ -979,18 +1193,26 @@
         </w:r>
       </w:hyperlink>
       <w:r>
-        <w:t>, which rewrites every path to</w:t>
-      </w:r>
-    </w:p>
-    <w:p>
+        <w:rPr>
+          <w:b w:val="0"/>
+          <w:i w:val="0"/>
+        </w:rPr>
+        <w:t xml:space="preserve">, which rewrites every path to </w:t>
+      </w:r>
       <w:r>
         <w:rPr>
           <w:rFonts w:ascii="Consolas" w:hAnsi="Consolas"/>
+          <w:b w:val="0"/>
+          <w:i w:val="0"/>
           <w:sz w:val="19"/>
         </w:rPr>
         <w:t>/index.html</w:t>
       </w:r>
       <w:r>
+        <w:rPr>
+          <w:b w:val="0"/>
+          <w:i w:val="0"/>
+        </w:rPr>
         <w:t xml:space="preserve"> so client-side React Router works on refresh.</w:t>
       </w:r>
     </w:p>
@@ -1001,27 +1223,16 @@
       <w:r>
         <w:rPr>
           <w:b/>
+          <w:i w:val="0"/>
         </w:rPr>
         <w:t>Hobby-plan deploy quirk:</w:t>
       </w:r>
       <w:r>
-        <w:t xml:space="preserve"> only commits by the account owner auto-deploy. If a</w:t>
-      </w:r>
-    </w:p>
-    <w:p>
-      <w:pPr>
-        <w:pStyle w:val="IntenseQuote"/>
-      </w:pPr>
-      <w:r>
-        <w:t>teammate's merge doesn't deploy ("commit author does not have contributing access"),</w:t>
-      </w:r>
-    </w:p>
-    <w:p>
-      <w:pPr>
-        <w:pStyle w:val="IntenseQuote"/>
-      </w:pPr>
-      <w:r>
-        <w:t>the owner has to push/redeploy, or the team upgrades to Pro.</w:t>
+        <w:rPr>
+          <w:b w:val="0"/>
+          <w:i w:val="0"/>
+        </w:rPr>
+        <w:t xml:space="preserve"> only commits by the account owner auto-deploy. If a teammate's merge doesn't deploy ("commit author does not have contributing access"), the owner has to push/redeploy, or the team upgrades to Pro.</w:t>
       </w:r>
     </w:p>
     <w:p>
@@ -1085,6 +1296,10 @@
     </w:p>
     <w:p>
       <w:r>
+        <w:rPr>
+          <w:b w:val="0"/>
+          <w:i w:val="0"/>
+        </w:rPr>
         <w:t xml:space="preserve">Only two are set (screenshot 4), and that's by design — the frontend has smart defaults in </w:t>
       </w:r>
       <w:hyperlink r:id="rId17">
@@ -1097,6 +1312,10 @@
         </w:r>
       </w:hyperlink>
       <w:r>
+        <w:rPr>
+          <w:b w:val="0"/>
+          <w:i w:val="0"/>
+        </w:rPr>
         <w:t xml:space="preserve"> and </w:t>
       </w:r>
       <w:hyperlink r:id="rId18">
@@ -1109,6 +1328,10 @@
         </w:r>
       </w:hyperlink>
       <w:r>
+        <w:rPr>
+          <w:b w:val="0"/>
+          <w:i w:val="0"/>
+        </w:rPr>
         <w:t>:</w:t>
       </w:r>
     </w:p>
@@ -1131,6 +1354,7 @@
             <w:r>
               <w:rPr>
                 <w:b/>
+                <w:i w:val="0"/>
               </w:rPr>
               <w:t>Variable</w:t>
             </w:r>
@@ -1144,6 +1368,7 @@
             <w:r>
               <w:rPr>
                 <w:b/>
+                <w:i w:val="0"/>
               </w:rPr>
               <w:t>Purpose</w:t>
             </w:r>
@@ -1159,6 +1384,8 @@
             <w:r>
               <w:rPr>
                 <w:rFonts w:ascii="Consolas" w:hAnsi="Consolas"/>
+                <w:b w:val="0"/>
+                <w:i w:val="0"/>
                 <w:sz w:val="19"/>
               </w:rPr>
               <w:t>REACT_APP_API_BASE_URL</w:t>
@@ -1171,55 +1398,88 @@
           </w:tcPr>
           <w:p>
             <w:r>
+              <w:rPr>
+                <w:b w:val="0"/>
+                <w:i w:val="0"/>
+              </w:rPr>
               <w:t xml:space="preserve">Base URL of the </w:t>
             </w:r>
             <w:r>
               <w:rPr>
                 <w:b/>
+                <w:i w:val="0"/>
               </w:rPr>
               <w:t>auth-server</w:t>
             </w:r>
             <w:r>
+              <w:rPr>
+                <w:b w:val="0"/>
+                <w:i w:val="0"/>
+              </w:rPr>
               <w:t xml:space="preserve"> (the Node service). Everything the app loads/saves — login, matters, forms, folders, task states — goes here. </w:t>
             </w:r>
             <w:r>
               <w:rPr>
                 <w:rFonts w:ascii="Consolas" w:hAnsi="Consolas"/>
+                <w:b w:val="0"/>
+                <w:i w:val="0"/>
                 <w:sz w:val="19"/>
               </w:rPr>
               <w:t>dataAxios.js</w:t>
             </w:r>
             <w:r>
+              <w:rPr>
+                <w:b w:val="0"/>
+                <w:i w:val="0"/>
+              </w:rPr>
               <w:t xml:space="preserve"> normalizes it to the </w:t>
             </w:r>
             <w:r>
               <w:rPr>
                 <w:rFonts w:ascii="Consolas" w:hAnsi="Consolas"/>
+                <w:b w:val="0"/>
+                <w:i w:val="0"/>
                 <w:sz w:val="19"/>
               </w:rPr>
               <w:t>/v1</w:t>
             </w:r>
             <w:r>
+              <w:rPr>
+                <w:b w:val="0"/>
+                <w:i w:val="0"/>
+              </w:rPr>
               <w:t xml:space="preserve"> data API and the same host serves </w:t>
             </w:r>
             <w:r>
               <w:rPr>
                 <w:rFonts w:ascii="Consolas" w:hAnsi="Consolas"/>
+                <w:b w:val="0"/>
+                <w:i w:val="0"/>
                 <w:sz w:val="19"/>
               </w:rPr>
               <w:t>/api/*</w:t>
             </w:r>
             <w:r>
+              <w:rPr>
+                <w:b w:val="0"/>
+                <w:i w:val="0"/>
+              </w:rPr>
               <w:t xml:space="preserve"> for auth. If unset in production it falls back to </w:t>
             </w:r>
             <w:r>
               <w:rPr>
                 <w:rFonts w:ascii="Consolas" w:hAnsi="Consolas"/>
+                <w:b w:val="0"/>
+                <w:i w:val="0"/>
                 <w:sz w:val="19"/>
               </w:rPr>
               <w:t>https://calculator-code-auth.onrender.com/v1</w:t>
             </w:r>
             <w:r>
+              <w:rPr>
+                <w:b w:val="0"/>
+                <w:i w:val="0"/>
+              </w:rPr>
               <w:t>.</w:t>
             </w:r>
           </w:p>
@@ -1234,6 +1494,8 @@
             <w:r>
               <w:rPr>
                 <w:rFonts w:ascii="Consolas" w:hAnsi="Consolas"/>
+                <w:b w:val="0"/>
+                <w:i w:val="0"/>
                 <w:sz w:val="19"/>
               </w:rPr>
               <w:t>REACT_APP_ENVIRONMENT</w:t>
@@ -1246,56 +1508,104 @@
           </w:tcPr>
           <w:p>
             <w:r>
+              <w:rPr>
+                <w:b w:val="0"/>
+                <w:i w:val="0"/>
+              </w:rPr>
               <w:t xml:space="preserve">Build environment tag: </w:t>
             </w:r>
             <w:r>
               <w:rPr>
                 <w:rFonts w:ascii="Consolas" w:hAnsi="Consolas"/>
+                <w:b w:val="0"/>
+                <w:i w:val="0"/>
                 <w:sz w:val="19"/>
               </w:rPr>
               <w:t>DEV</w:t>
             </w:r>
             <w:r>
+              <w:rPr>
+                <w:b w:val="0"/>
+                <w:i w:val="0"/>
+              </w:rPr>
               <w:t xml:space="preserve"> / </w:t>
             </w:r>
             <w:r>
               <w:rPr>
                 <w:rFonts w:ascii="Consolas" w:hAnsi="Consolas"/>
+                <w:b w:val="0"/>
+                <w:i w:val="0"/>
                 <w:sz w:val="19"/>
               </w:rPr>
               <w:t>QA</w:t>
             </w:r>
             <w:r>
+              <w:rPr>
+                <w:b w:val="0"/>
+                <w:i w:val="0"/>
+              </w:rPr>
               <w:t xml:space="preserve"> / </w:t>
             </w:r>
             <w:r>
               <w:rPr>
                 <w:rFonts w:ascii="Consolas" w:hAnsi="Consolas"/>
+                <w:b w:val="0"/>
+                <w:i w:val="0"/>
                 <w:sz w:val="19"/>
               </w:rPr>
               <w:t>PROD</w:t>
             </w:r>
             <w:r>
+              <w:rPr>
+                <w:b w:val="0"/>
+                <w:i w:val="0"/>
+              </w:rPr>
               <w:t xml:space="preserve"> / </w:t>
             </w:r>
             <w:r>
               <w:rPr>
                 <w:rFonts w:ascii="Consolas" w:hAnsi="Consolas"/>
+                <w:b w:val="0"/>
+                <w:i w:val="0"/>
                 <w:sz w:val="19"/>
               </w:rPr>
               <w:t>LOCAL</w:t>
             </w:r>
             <w:r>
-              <w:t xml:space="preserve"> (marked *Sensitive*). Read in </w:t>
+              <w:rPr>
+                <w:b w:val="0"/>
+                <w:i w:val="0"/>
+              </w:rPr>
+              <w:t xml:space="preserve"> (marked </w:t>
+            </w:r>
+            <w:r>
+              <w:rPr>
+                <w:b w:val="0"/>
+                <w:i/>
+              </w:rPr>
+              <w:t>Sensitive</w:t>
+            </w:r>
+            <w:r>
+              <w:rPr>
+                <w:b w:val="0"/>
+                <w:i w:val="0"/>
+              </w:rPr>
+              <w:t xml:space="preserve">). Read in </w:t>
             </w:r>
             <w:r>
               <w:rPr>
                 <w:rFonts w:ascii="Consolas" w:hAnsi="Consolas"/>
+                <w:b w:val="0"/>
+                <w:i w:val="0"/>
                 <w:sz w:val="19"/>
               </w:rPr>
               <w:t>config.ts</w:t>
             </w:r>
             <w:r>
+              <w:rPr>
+                <w:b w:val="0"/>
+                <w:i w:val="0"/>
+              </w:rPr>
               <w:t>; selects which environment profile the app assumes.</w:t>
             </w:r>
           </w:p>
@@ -1305,25 +1615,40 @@
     <w:p/>
     <w:p>
       <w:r>
+        <w:rPr>
+          <w:b w:val="0"/>
+          <w:i w:val="0"/>
+        </w:rPr>
         <w:t xml:space="preserve">Two more that are </w:t>
       </w:r>
       <w:r>
         <w:rPr>
           <w:b/>
+          <w:i w:val="0"/>
         </w:rPr>
         <w:t>not</w:t>
       </w:r>
       <w:r>
+        <w:rPr>
+          <w:b w:val="0"/>
+          <w:i w:val="0"/>
+        </w:rPr>
         <w:t xml:space="preserve"> set here but exist as optional overrides in </w:t>
       </w:r>
       <w:r>
         <w:rPr>
           <w:rFonts w:ascii="Consolas" w:hAnsi="Consolas"/>
+          <w:b w:val="0"/>
+          <w:i w:val="0"/>
           <w:sz w:val="19"/>
         </w:rPr>
         <w:t>config.ts</w:t>
       </w:r>
       <w:r>
+        <w:rPr>
+          <w:b w:val="0"/>
+          <w:i w:val="0"/>
+        </w:rPr>
         <w:t>:</w:t>
       </w:r>
     </w:p>
@@ -1334,45 +1659,63 @@
       <w:r>
         <w:rPr>
           <w:rFonts w:ascii="Consolas" w:hAnsi="Consolas"/>
+          <w:b w:val="0"/>
+          <w:i w:val="0"/>
           <w:sz w:val="19"/>
         </w:rPr>
         <w:t>REACT_APP_CALCULATOR_API_URL</w:t>
       </w:r>
       <w:r>
+        <w:rPr>
+          <w:b w:val="0"/>
+          <w:i w:val="0"/>
+        </w:rPr>
         <w:t xml:space="preserve"> → the </w:t>
       </w:r>
       <w:r>
         <w:rPr>
           <w:b/>
+          <w:i w:val="0"/>
         </w:rPr>
         <w:t>Flask</w:t>
       </w:r>
       <w:r>
-        <w:t xml:space="preserve"> backend. Unset, so it uses the baked-in</w:t>
-      </w:r>
-    </w:p>
-    <w:p>
-      <w:r>
-        <w:t xml:space="preserve">default </w:t>
+        <w:rPr>
+          <w:b w:val="0"/>
+          <w:i w:val="0"/>
+        </w:rPr>
+        <w:t xml:space="preserve"> backend. Unset, so it uses the baked-in default </w:t>
       </w:r>
       <w:r>
         <w:rPr>
           <w:rFonts w:ascii="Consolas" w:hAnsi="Consolas"/>
+          <w:b w:val="0"/>
+          <w:i w:val="0"/>
           <w:sz w:val="19"/>
         </w:rPr>
         <w:t>https://calculator-code-x2b4.onrender.com</w:t>
       </w:r>
       <w:r>
+        <w:rPr>
+          <w:b w:val="0"/>
+          <w:i w:val="0"/>
+        </w:rPr>
         <w:t xml:space="preserve">. This is the </w:t>
       </w:r>
       <w:r>
         <w:rPr>
           <w:rFonts w:ascii="Consolas" w:hAnsi="Consolas"/>
+          <w:b w:val="0"/>
+          <w:i w:val="0"/>
           <w:sz w:val="19"/>
         </w:rPr>
         <w:t>CALCULATOR_API</w:t>
       </w:r>
       <w:r>
+        <w:rPr>
+          <w:b w:val="0"/>
+          <w:i w:val="0"/>
+        </w:rPr>
         <w:t xml:space="preserve"> the AI chat panels and report download use.</w:t>
       </w:r>
     </w:p>
@@ -1383,26 +1726,33 @@
       <w:r>
         <w:rPr>
           <w:rFonts w:ascii="Consolas" w:hAnsi="Consolas"/>
+          <w:b w:val="0"/>
+          <w:i w:val="0"/>
           <w:sz w:val="19"/>
         </w:rPr>
         <w:t>REACT_APP_SETUP_WIZARD_API_URL</w:t>
       </w:r>
       <w:r>
-        <w:t xml:space="preserve"> → a legacy Report-Creation Node backend</w:t>
-      </w:r>
-    </w:p>
-    <w:p>
-      <w:r>
-        <w:t>(</w:t>
+        <w:rPr>
+          <w:b w:val="0"/>
+          <w:i w:val="0"/>
+        </w:rPr>
+        <w:t xml:space="preserve"> → a legacy Report-Creation Node backend (</w:t>
       </w:r>
       <w:r>
         <w:rPr>
           <w:rFonts w:ascii="Consolas" w:hAnsi="Consolas"/>
+          <w:b w:val="0"/>
+          <w:i w:val="0"/>
           <w:sz w:val="19"/>
         </w:rPr>
         <w:t>report-creation.onrender.com</w:t>
       </w:r>
       <w:r>
+        <w:rPr>
+          <w:b w:val="0"/>
+          <w:i w:val="0"/>
+        </w:rPr>
         <w:t>), only used by the setup wizard.</w:t>
       </w:r>
     </w:p>
@@ -1413,17 +1763,17 @@
       <w:r>
         <w:rPr>
           <w:b/>
+          <w:i w:val="0"/>
         </w:rPr>
         <w:t>Doc mismatch to be aware of:</w:t>
       </w:r>
       <w:r>
-        <w:t xml:space="preserve"> the older handoff doc</w:t>
-      </w:r>
-    </w:p>
-    <w:p>
-      <w:pPr>
-        <w:pStyle w:val="IntenseQuote"/>
-      </w:pPr>
+        <w:rPr>
+          <w:b w:val="0"/>
+          <w:i w:val="0"/>
+        </w:rPr>
+        <w:t xml:space="preserve"> the older handoff doc </w:t>
+      </w:r>
       <w:hyperlink r:id="rId19">
         <w:r>
           <w:rPr>
@@ -1434,69 +1784,85 @@
         </w:r>
       </w:hyperlink>
       <w:r>
+        <w:rPr>
+          <w:b w:val="0"/>
+          <w:i w:val="0"/>
+        </w:rPr>
         <w:t xml:space="preserve"> talks about </w:t>
       </w:r>
       <w:r>
         <w:rPr>
           <w:rFonts w:ascii="Consolas" w:hAnsi="Consolas"/>
+          <w:b w:val="0"/>
+          <w:i w:val="0"/>
           <w:sz w:val="19"/>
         </w:rPr>
         <w:t>VITE_*</w:t>
       </w:r>
       <w:r>
-        <w:t xml:space="preserve"> variables</w:t>
-      </w:r>
-    </w:p>
-    <w:p>
-      <w:pPr>
-        <w:pStyle w:val="IntenseQuote"/>
-      </w:pPr>
-      <w:r>
-        <w:t>and "Render Postgres." That was written for a Vite build against a Render database.</w:t>
-      </w:r>
-    </w:p>
-    <w:p>
-      <w:pPr>
-        <w:pStyle w:val="IntenseQuote"/>
-      </w:pPr>
-      <w:r>
-        <w:t xml:space="preserve">The </w:t>
+        <w:rPr>
+          <w:b w:val="0"/>
+          <w:i w:val="0"/>
+        </w:rPr>
+        <w:t xml:space="preserve"> variables and "Render Postgres." That was written for a Vite build against a Render database. The </w:t>
       </w:r>
       <w:r>
         <w:rPr>
           <w:b/>
+          <w:i w:val="0"/>
         </w:rPr>
         <w:t>current</w:t>
       </w:r>
       <w:r>
-        <w:t xml:space="preserve"> app uses **CRA (</w:t>
+        <w:rPr>
+          <w:b w:val="0"/>
+          <w:i w:val="0"/>
+        </w:rPr>
+        <w:t xml:space="preserve"> app uses </w:t>
+      </w:r>
+      <w:r>
+        <w:rPr>
+          <w:b/>
+          <w:i w:val="0"/>
+        </w:rPr>
+        <w:t>CRA (</w:t>
       </w:r>
       <w:r>
         <w:rPr>
           <w:rFonts w:ascii="Consolas" w:hAnsi="Consolas"/>
+          <w:b/>
+          <w:i w:val="0"/>
           <w:sz w:val="19"/>
         </w:rPr>
         <w:t>REACT_APP_*</w:t>
       </w:r>
       <w:r>
+        <w:rPr>
+          <w:b/>
+          <w:i w:val="0"/>
+        </w:rPr>
         <w:t>)</w:t>
       </w:r>
       <w:r>
         <w:rPr>
+          <w:b w:val="0"/>
+          <w:i w:val="0"/>
+        </w:rPr>
+        <w:t xml:space="preserve"> and an </w:t>
+      </w:r>
+      <w:r>
+        <w:rPr>
           <w:b/>
-        </w:rPr>
-        <w:t xml:space="preserve"> and an </w:t>
-      </w:r>
-      <w:r>
-        <w:t>AWS** database. Trust this</w:t>
-      </w:r>
-    </w:p>
-    <w:p>
-      <w:pPr>
-        <w:pStyle w:val="IntenseQuote"/>
-      </w:pPr>
-      <w:r>
-        <w:t>doc and the screenshots over the Vite references.</w:t>
+          <w:i w:val="0"/>
+        </w:rPr>
+        <w:t>AWS</w:t>
+      </w:r>
+      <w:r>
+        <w:rPr>
+          <w:b w:val="0"/>
+          <w:i w:val="0"/>
+        </w:rPr>
+        <w:t xml:space="preserve"> database. Trust this doc and the screenshots over the Vite references.</w:t>
       </w:r>
     </w:p>
     <w:p/>
@@ -1561,6 +1927,10 @@
     </w:p>
     <w:p>
       <w:r>
+        <w:rPr>
+          <w:b w:val="0"/>
+          <w:i w:val="0"/>
+        </w:rPr>
         <w:t>The Python service (</w:t>
       </w:r>
       <w:hyperlink r:id="rId12">
@@ -1573,16 +1943,26 @@
         </w:r>
       </w:hyperlink>
       <w:r>
+        <w:rPr>
+          <w:b w:val="0"/>
+          <w:i w:val="0"/>
+        </w:rPr>
         <w:t xml:space="preserve">, started with </w:t>
       </w:r>
       <w:r>
         <w:rPr>
           <w:rFonts w:ascii="Consolas" w:hAnsi="Consolas"/>
+          <w:b w:val="0"/>
+          <w:i w:val="0"/>
           <w:sz w:val="19"/>
         </w:rPr>
         <w:t>web: gunicorn app:app</w:t>
       </w:r>
       <w:r>
+        <w:rPr>
+          <w:b w:val="0"/>
+          <w:i w:val="0"/>
+        </w:rPr>
         <w:t xml:space="preserve"> via </w:t>
       </w:r>
       <w:hyperlink r:id="rId21">
@@ -1595,24 +1975,38 @@
         </w:r>
       </w:hyperlink>
       <w:r>
+        <w:rPr>
+          <w:b w:val="0"/>
+          <w:i w:val="0"/>
+        </w:rPr>
         <w:t xml:space="preserve">). It powers everything conversational and every generated PDF — the child/spousal support calculators, the matter-intake agent, and the downloadable reports. It is </w:t>
       </w:r>
       <w:r>
         <w:rPr>
           <w:b/>
+          <w:i w:val="0"/>
         </w:rPr>
         <w:t>stateless</w:t>
       </w:r>
       <w:r>
+        <w:rPr>
+          <w:b w:val="0"/>
+          <w:i w:val="0"/>
+        </w:rPr>
         <w:t xml:space="preserve"> and talks only to Anthropic; it does </w:t>
       </w:r>
       <w:r>
         <w:rPr>
           <w:b/>
+          <w:i w:val="0"/>
         </w:rPr>
         <w:t>not</w:t>
       </w:r>
       <w:r>
+        <w:rPr>
+          <w:b w:val="0"/>
+          <w:i w:val="0"/>
+        </w:rPr>
         <w:t xml:space="preserve"> touch the database (all persistence is the frontend calling the auth-server). From the screenshot:</w:t>
       </w:r>
     </w:p>
@@ -1623,58 +2017,87 @@
       <w:r>
         <w:rPr>
           <w:b/>
+          <w:i w:val="0"/>
         </w:rPr>
         <w:t>Service name:</w:t>
       </w:r>
       <w:r>
+        <w:rPr>
+          <w:b w:val="0"/>
+          <w:i w:val="0"/>
+        </w:rPr>
         <w:t xml:space="preserve"> </w:t>
       </w:r>
       <w:r>
         <w:rPr>
           <w:rFonts w:ascii="Consolas" w:hAnsi="Consolas"/>
+          <w:b w:val="0"/>
+          <w:i w:val="0"/>
           <w:sz w:val="19"/>
         </w:rPr>
         <w:t>Calculator-code</w:t>
       </w:r>
       <w:r>
+        <w:rPr>
+          <w:b w:val="0"/>
+          <w:i w:val="0"/>
+        </w:rPr>
         <w:t xml:space="preserve"> · </w:t>
       </w:r>
       <w:r>
         <w:rPr>
           <w:b/>
+          <w:i w:val="0"/>
         </w:rPr>
         <w:t>Type:</w:t>
       </w:r>
       <w:r>
+        <w:rPr>
+          <w:b w:val="0"/>
+          <w:i w:val="0"/>
+        </w:rPr>
         <w:t xml:space="preserve"> Web Service · </w:t>
       </w:r>
       <w:r>
         <w:rPr>
           <w:b/>
+          <w:i w:val="0"/>
         </w:rPr>
         <w:t>Runtime:</w:t>
       </w:r>
       <w:r>
-        <w:t xml:space="preserve"> Python 3 ·</w:t>
-      </w:r>
-    </w:p>
-    <w:p>
+        <w:rPr>
+          <w:b w:val="0"/>
+          <w:i w:val="0"/>
+        </w:rPr>
+        <w:t xml:space="preserve"> Python 3 · </w:t>
+      </w:r>
       <w:r>
         <w:rPr>
           <w:b/>
+          <w:i w:val="0"/>
         </w:rPr>
         <w:t>Instance:</w:t>
       </w:r>
       <w:r>
+        <w:rPr>
+          <w:b w:val="0"/>
+          <w:i w:val="0"/>
+        </w:rPr>
         <w:t xml:space="preserve"> </w:t>
       </w:r>
       <w:r>
         <w:rPr>
           <w:b/>
+          <w:i w:val="0"/>
         </w:rPr>
         <w:t>Free</w:t>
       </w:r>
       <w:r>
+        <w:rPr>
+          <w:b w:val="0"/>
+          <w:i w:val="0"/>
+        </w:rPr>
         <w:t>.</w:t>
       </w:r>
     </w:p>
@@ -1685,20 +2108,31 @@
       <w:r>
         <w:rPr>
           <w:b/>
+          <w:i w:val="0"/>
         </w:rPr>
         <w:t>Service ID:</w:t>
       </w:r>
       <w:r>
+        <w:rPr>
+          <w:b w:val="0"/>
+          <w:i w:val="0"/>
+        </w:rPr>
         <w:t xml:space="preserve"> </w:t>
       </w:r>
       <w:r>
         <w:rPr>
           <w:rFonts w:ascii="Consolas" w:hAnsi="Consolas"/>
+          <w:b w:val="0"/>
+          <w:i w:val="0"/>
           <w:sz w:val="19"/>
         </w:rPr>
         <w:t>srv-d8c47m0js32c7384tscg</w:t>
       </w:r>
       <w:r>
+        <w:rPr>
+          <w:b w:val="0"/>
+          <w:i w:val="0"/>
+        </w:rPr>
         <w:t>.</w:t>
       </w:r>
     </w:p>
@@ -1709,32 +2143,47 @@
       <w:r>
         <w:rPr>
           <w:b/>
+          <w:i w:val="0"/>
         </w:rPr>
         <w:t>Public URL:</w:t>
       </w:r>
       <w:r>
+        <w:rPr>
+          <w:b w:val="0"/>
+          <w:i w:val="0"/>
+        </w:rPr>
         <w:t xml:space="preserve"> </w:t>
       </w:r>
       <w:r>
         <w:rPr>
           <w:rFonts w:ascii="Consolas" w:hAnsi="Consolas"/>
+          <w:b w:val="0"/>
+          <w:i w:val="0"/>
           <w:sz w:val="19"/>
         </w:rPr>
         <w:t>https://calculator-code-x2b4.onrender.com</w:t>
       </w:r>
       <w:r>
-        <w:t xml:space="preserve"> (this is the frontend's</w:t>
-      </w:r>
-    </w:p>
-    <w:p>
+        <w:rPr>
+          <w:b w:val="0"/>
+          <w:i w:val="0"/>
+        </w:rPr>
+        <w:t xml:space="preserve"> (this is the frontend's </w:t>
+      </w:r>
       <w:r>
         <w:rPr>
           <w:rFonts w:ascii="Consolas" w:hAnsi="Consolas"/>
+          <w:b w:val="0"/>
+          <w:i w:val="0"/>
           <w:sz w:val="19"/>
         </w:rPr>
         <w:t>CALCULATOR_API</w:t>
       </w:r>
       <w:r>
+        <w:rPr>
+          <w:b w:val="0"/>
+          <w:i w:val="0"/>
+        </w:rPr>
         <w:t xml:space="preserve"> default).</w:t>
       </w:r>
     </w:p>
@@ -1743,26 +2192,42 @@
         <w:pStyle w:val="ListBullet"/>
       </w:pPr>
       <w:r>
+        <w:rPr>
+          <w:b w:val="0"/>
+          <w:i w:val="0"/>
+        </w:rPr>
         <w:t xml:space="preserve">Deploys from </w:t>
       </w:r>
       <w:r>
         <w:rPr>
           <w:rFonts w:ascii="Consolas" w:hAnsi="Consolas"/>
+          <w:b w:val="0"/>
+          <w:i w:val="0"/>
           <w:sz w:val="19"/>
         </w:rPr>
         <w:t>cloudactai/Calculator-code</w:t>
       </w:r>
       <w:r>
+        <w:rPr>
+          <w:b w:val="0"/>
+          <w:i w:val="0"/>
+        </w:rPr>
         <w:t xml:space="preserve">, branch </w:t>
       </w:r>
       <w:r>
         <w:rPr>
           <w:rFonts w:ascii="Consolas" w:hAnsi="Consolas"/>
+          <w:b w:val="0"/>
+          <w:i w:val="0"/>
           <w:sz w:val="19"/>
         </w:rPr>
         <w:t>main</w:t>
       </w:r>
       <w:r>
+        <w:rPr>
+          <w:b w:val="0"/>
+          <w:i w:val="0"/>
+        </w:rPr>
         <w:t>.</w:t>
       </w:r>
     </w:p>
@@ -1793,6 +2258,7 @@
             <w:r>
               <w:rPr>
                 <w:b/>
+                <w:i w:val="0"/>
               </w:rPr>
               <w:t>Variable</w:t>
             </w:r>
@@ -1806,6 +2272,7 @@
             <w:r>
               <w:rPr>
                 <w:b/>
+                <w:i w:val="0"/>
               </w:rPr>
               <w:t>Purpose</w:t>
             </w:r>
@@ -1821,6 +2288,8 @@
             <w:r>
               <w:rPr>
                 <w:rFonts w:ascii="Consolas" w:hAnsi="Consolas"/>
+                <w:b w:val="0"/>
+                <w:i w:val="0"/>
                 <w:sz w:val="19"/>
               </w:rPr>
               <w:t>ANTHROPIC_API_KEY</w:t>
@@ -1833,15 +2302,24 @@
           </w:tcPr>
           <w:p>
             <w:r>
+              <w:rPr>
+                <w:b w:val="0"/>
+                <w:i w:val="0"/>
+              </w:rPr>
               <w:t xml:space="preserve">Auth for the Anthropic API. Every chat/report call uses it. If it's missing, expired, or over quota, </w:t>
             </w:r>
             <w:r>
               <w:rPr>
                 <w:b/>
+                <w:i w:val="0"/>
               </w:rPr>
               <w:t>all</w:t>
             </w:r>
             <w:r>
+              <w:rPr>
+                <w:b w:val="0"/>
+                <w:i w:val="0"/>
+              </w:rPr>
               <w:t xml:space="preserve"> AI features fail (chat replies error, reports won't generate).</w:t>
             </w:r>
           </w:p>
@@ -1856,6 +2334,8 @@
             <w:r>
               <w:rPr>
                 <w:rFonts w:ascii="Consolas" w:hAnsi="Consolas"/>
+                <w:b w:val="0"/>
+                <w:i w:val="0"/>
                 <w:sz w:val="19"/>
               </w:rPr>
               <w:t>CLAUDE_MODEL</w:t>
@@ -1868,36 +2348,58 @@
           </w:tcPr>
           <w:p>
             <w:r>
+              <w:rPr>
+                <w:b w:val="0"/>
+                <w:i w:val="0"/>
+              </w:rPr>
               <w:t xml:space="preserve">Which Claude model to call. Read in </w:t>
             </w:r>
             <w:r>
               <w:rPr>
                 <w:rFonts w:ascii="Consolas" w:hAnsi="Consolas"/>
+                <w:b w:val="0"/>
+                <w:i w:val="0"/>
                 <w:sz w:val="19"/>
               </w:rPr>
               <w:t>app.py</w:t>
             </w:r>
             <w:r>
+              <w:rPr>
+                <w:b w:val="0"/>
+                <w:i w:val="0"/>
+              </w:rPr>
               <w:t xml:space="preserve"> as </w:t>
             </w:r>
             <w:r>
               <w:rPr>
                 <w:rFonts w:ascii="Consolas" w:hAnsi="Consolas"/>
+                <w:b w:val="0"/>
+                <w:i w:val="0"/>
                 <w:sz w:val="19"/>
               </w:rPr>
               <w:t>os.getenv("CLAUDE_MODEL", "claude-sonnet-4-6")</w:t>
             </w:r>
             <w:r>
+              <w:rPr>
+                <w:b w:val="0"/>
+                <w:i w:val="0"/>
+              </w:rPr>
               <w:t xml:space="preserve"> — so if unset it defaults to </w:t>
             </w:r>
             <w:r>
               <w:rPr>
                 <w:rFonts w:ascii="Consolas" w:hAnsi="Consolas"/>
+                <w:b w:val="0"/>
+                <w:i w:val="0"/>
                 <w:sz w:val="19"/>
               </w:rPr>
               <w:t>claude-sonnet-4-6</w:t>
             </w:r>
             <w:r>
+              <w:rPr>
+                <w:b w:val="0"/>
+                <w:i w:val="0"/>
+              </w:rPr>
               <w:t>. Set it here to pin/upgrade the model without a code change.</w:t>
             </w:r>
           </w:p>
@@ -1912,35 +2414,30 @@
       <w:r>
         <w:rPr>
           <w:b/>
+          <w:i w:val="0"/>
         </w:rPr>
         <w:t>Free-instance cold starts.</w:t>
       </w:r>
       <w:r>
-        <w:t xml:space="preserve"> A Free Render web service spins down when idle and</w:t>
-      </w:r>
-    </w:p>
-    <w:p>
-      <w:pPr>
-        <w:pStyle w:val="IntenseQuote"/>
-      </w:pPr>
-      <w:r>
-        <w:t>takes ~30–60s to wake. That's exactly why the chat panels show *"Warming up the</w:t>
-      </w:r>
-    </w:p>
-    <w:p>
-      <w:pPr>
-        <w:pStyle w:val="IntenseQuote"/>
-      </w:pPr>
-      <w:r>
-        <w:t>server — first reply can take ~30s…"* and why the frontend axios timeout is 75s</w:t>
-      </w:r>
-    </w:p>
-    <w:p>
-      <w:pPr>
-        <w:pStyle w:val="IntenseQuote"/>
-      </w:pPr>
-      <w:r>
-        <w:t>(</w:t>
+        <w:rPr>
+          <w:b w:val="0"/>
+          <w:i w:val="0"/>
+        </w:rPr>
+        <w:t xml:space="preserve"> A Free Render web service spins down when idle and takes ~30–60s to wake. That's exactly why the chat panels show </w:t>
+      </w:r>
+      <w:r>
+        <w:rPr>
+          <w:b w:val="0"/>
+          <w:i/>
+        </w:rPr>
+        <w:t>"Warming up the server — first reply can take ~30s…"</w:t>
+      </w:r>
+      <w:r>
+        <w:rPr>
+          <w:b w:val="0"/>
+          <w:i w:val="0"/>
+        </w:rPr>
+        <w:t xml:space="preserve"> and why the frontend axios timeout is 75s (</w:t>
       </w:r>
       <w:hyperlink r:id="rId22">
         <w:r>
@@ -1952,24 +2449,25 @@
         </w:r>
       </w:hyperlink>
       <w:r>
+        <w:rPr>
+          <w:b w:val="0"/>
+          <w:i w:val="0"/>
+        </w:rPr>
         <w:t xml:space="preserve">). A slow </w:t>
       </w:r>
       <w:r>
         <w:rPr>
           <w:b/>
+          <w:i w:val="0"/>
         </w:rPr>
         <w:t>first</w:t>
       </w:r>
       <w:r>
-        <w:t xml:space="preserve"> message after</w:t>
-      </w:r>
-    </w:p>
-    <w:p>
-      <w:pPr>
-        <w:pStyle w:val="IntenseQuote"/>
-      </w:pPr>
-      <w:r>
-        <w:t>a quiet period is normal, not a bug.</w:t>
+        <w:rPr>
+          <w:b w:val="0"/>
+          <w:i w:val="0"/>
+        </w:rPr>
+        <w:t xml:space="preserve"> message after a quiet period is normal, not a bug.</w:t>
       </w:r>
     </w:p>
     <w:p/>
@@ -2034,6 +2532,10 @@
     </w:p>
     <w:p>
       <w:r>
+        <w:rPr>
+          <w:b w:val="0"/>
+          <w:i w:val="0"/>
+        </w:rPr>
         <w:t>The Node/Express + Prisma service (</w:t>
       </w:r>
       <w:hyperlink r:id="rId11">
@@ -2046,6 +2548,10 @@
         </w:r>
       </w:hyperlink>
       <w:r>
+        <w:rPr>
+          <w:b w:val="0"/>
+          <w:i w:val="0"/>
+        </w:rPr>
         <w:t xml:space="preserve">, entry </w:t>
       </w:r>
       <w:hyperlink r:id="rId24">
@@ -2058,15 +2564,24 @@
         </w:r>
       </w:hyperlink>
       <w:r>
+        <w:rPr>
+          <w:b w:val="0"/>
+          <w:i w:val="0"/>
+        </w:rPr>
         <w:t xml:space="preserve">). This is the </w:t>
       </w:r>
       <w:r>
         <w:rPr>
           <w:b/>
+          <w:i w:val="0"/>
         </w:rPr>
         <w:t>only</w:t>
       </w:r>
       <w:r>
+        <w:rPr>
+          <w:b w:val="0"/>
+          <w:i w:val="0"/>
+        </w:rPr>
         <w:t xml:space="preserve"> thing that reads and writes the database. It serves two families of routes:</w:t>
       </w:r>
     </w:p>
@@ -2077,23 +2592,33 @@
       <w:r>
         <w:rPr>
           <w:rFonts w:ascii="Consolas" w:hAnsi="Consolas"/>
+          <w:b w:val="0"/>
+          <w:i w:val="0"/>
           <w:sz w:val="19"/>
         </w:rPr>
         <w:t>/api/*</w:t>
       </w:r>
       <w:r>
-        <w:t xml:space="preserve"> — accounts &amp; sessions: signup, login, verify-email, forgot/reset password,</w:t>
-      </w:r>
-    </w:p>
-    <w:p>
+        <w:rPr>
+          <w:b w:val="0"/>
+          <w:i w:val="0"/>
+        </w:rPr>
+        <w:t xml:space="preserve"> — accounts &amp; sessions: signup, login, verify-email, forgot/reset password, </w:t>
+      </w:r>
       <w:r>
         <w:rPr>
           <w:rFonts w:ascii="Consolas" w:hAnsi="Consolas"/>
+          <w:b w:val="0"/>
+          <w:i w:val="0"/>
           <w:sz w:val="19"/>
         </w:rPr>
         <w:t>/api/me</w:t>
       </w:r>
       <w:r>
+        <w:rPr>
+          <w:b w:val="0"/>
+          <w:i w:val="0"/>
+        </w:rPr>
         <w:t>, logout. Sessions are JWTs in a cross-domain cookie.</w:t>
       </w:r>
     </w:p>
@@ -2104,17 +2629,18 @@
       <w:r>
         <w:rPr>
           <w:rFonts w:ascii="Consolas" w:hAnsi="Consolas"/>
+          <w:b w:val="0"/>
+          <w:i w:val="0"/>
           <w:sz w:val="19"/>
         </w:rPr>
         <w:t>/v1/*</w:t>
       </w:r>
       <w:r>
-        <w:t xml:space="preserve"> — the app data: matters, forms, folders, task states, form-template PDFs</w:t>
-      </w:r>
-    </w:p>
-    <w:p>
-      <w:r>
-        <w:t xml:space="preserve">(everything </w:t>
+        <w:rPr>
+          <w:b w:val="0"/>
+          <w:i w:val="0"/>
+        </w:rPr>
+        <w:t xml:space="preserve"> — the app data: matters, forms, folders, task states, form-template PDFs (everything </w:t>
       </w:r>
       <w:hyperlink r:id="rId25">
         <w:r>
@@ -2126,59 +2652,95 @@
         </w:r>
       </w:hyperlink>
       <w:r>
+        <w:rPr>
+          <w:b w:val="0"/>
+          <w:i w:val="0"/>
+        </w:rPr>
         <w:t xml:space="preserve"> and the matter Redux actions call).</w:t>
       </w:r>
     </w:p>
     <w:p>
       <w:r>
+        <w:rPr>
+          <w:b w:val="0"/>
+          <w:i w:val="0"/>
+        </w:rPr>
         <w:t xml:space="preserve">From the screenshot: </w:t>
       </w:r>
       <w:r>
         <w:rPr>
           <w:b/>
+          <w:i w:val="0"/>
         </w:rPr>
         <w:t>Service ID</w:t>
       </w:r>
       <w:r>
+        <w:rPr>
+          <w:b w:val="0"/>
+          <w:i w:val="0"/>
+        </w:rPr>
         <w:t xml:space="preserve"> </w:t>
       </w:r>
       <w:r>
         <w:rPr>
           <w:rFonts w:ascii="Consolas" w:hAnsi="Consolas"/>
+          <w:b w:val="0"/>
+          <w:i w:val="0"/>
           <w:sz w:val="19"/>
         </w:rPr>
         <w:t>srv-d939g4vavr4c73bma26g</w:t>
       </w:r>
       <w:r>
+        <w:rPr>
+          <w:b w:val="0"/>
+          <w:i w:val="0"/>
+        </w:rPr>
         <w:t xml:space="preserve">, name </w:t>
       </w:r>
       <w:r>
         <w:rPr>
           <w:rFonts w:ascii="Consolas" w:hAnsi="Consolas"/>
+          <w:b w:val="0"/>
+          <w:i w:val="0"/>
           <w:sz w:val="19"/>
         </w:rPr>
         <w:t>Calculator-code-auth</w:t>
       </w:r>
       <w:r>
+        <w:rPr>
+          <w:b w:val="0"/>
+          <w:i w:val="0"/>
+        </w:rPr>
         <w:t xml:space="preserve">. Its </w:t>
       </w:r>
       <w:r>
         <w:rPr>
           <w:b/>
+          <w:i w:val="0"/>
         </w:rPr>
         <w:t>start command</w:t>
       </w:r>
       <w:r>
+        <w:rPr>
+          <w:b w:val="0"/>
+          <w:i w:val="0"/>
+        </w:rPr>
         <w:t xml:space="preserve"> runs migrations then boots: </w:t>
       </w:r>
       <w:r>
         <w:rPr>
           <w:rFonts w:ascii="Consolas" w:hAnsi="Consolas"/>
+          <w:b w:val="0"/>
+          <w:i w:val="0"/>
           <w:sz w:val="19"/>
         </w:rPr>
         <w:t>npx prisma migrate deploy &amp;&amp; node server.js</w:t>
       </w:r>
       <w:r>
+        <w:rPr>
+          <w:b w:val="0"/>
+          <w:i w:val="0"/>
+        </w:rPr>
         <w:t xml:space="preserve"> (see </w:t>
       </w:r>
       <w:hyperlink r:id="rId26">
@@ -2191,6 +2753,10 @@
         </w:r>
       </w:hyperlink>
       <w:r>
+        <w:rPr>
+          <w:b w:val="0"/>
+          <w:i w:val="0"/>
+        </w:rPr>
         <w:t>).</w:t>
       </w:r>
     </w:p>
@@ -2221,6 +2787,7 @@
             <w:r>
               <w:rPr>
                 <w:b/>
+                <w:i w:val="0"/>
               </w:rPr>
               <w:t>Variable</w:t>
             </w:r>
@@ -2234,6 +2801,7 @@
             <w:r>
               <w:rPr>
                 <w:b/>
+                <w:i w:val="0"/>
               </w:rPr>
               <w:t>Purpose</w:t>
             </w:r>
@@ -2249,6 +2817,8 @@
             <w:r>
               <w:rPr>
                 <w:rFonts w:ascii="Consolas" w:hAnsi="Consolas"/>
+                <w:b w:val="0"/>
+                <w:i w:val="0"/>
                 <w:sz w:val="19"/>
               </w:rPr>
               <w:t>DATABASE_URL</w:t>
@@ -2261,35 +2831,56 @@
           </w:tcPr>
           <w:p>
             <w:r>
+              <w:rPr>
+                <w:b w:val="0"/>
+                <w:i w:val="0"/>
+              </w:rPr>
               <w:t xml:space="preserve">Postgres connection string → the </w:t>
             </w:r>
             <w:r>
               <w:rPr>
                 <w:b/>
+                <w:i w:val="0"/>
               </w:rPr>
               <w:t>AWS RDS</w:t>
             </w:r>
             <w:r>
+              <w:rPr>
+                <w:b w:val="0"/>
+                <w:i w:val="0"/>
+              </w:rPr>
               <w:t xml:space="preserve"> database (see §4). Prisma/</w:t>
             </w:r>
             <w:r>
               <w:rPr>
                 <w:rFonts w:ascii="Consolas" w:hAnsi="Consolas"/>
+                <w:b w:val="0"/>
+                <w:i w:val="0"/>
                 <w:sz w:val="19"/>
               </w:rPr>
               <w:t>pg</w:t>
             </w:r>
             <w:r>
+              <w:rPr>
+                <w:b w:val="0"/>
+                <w:i w:val="0"/>
+              </w:rPr>
               <w:t xml:space="preserve"> connect through it; SSL is auto-enabled for </w:t>
             </w:r>
             <w:r>
               <w:rPr>
                 <w:rFonts w:ascii="Consolas" w:hAnsi="Consolas"/>
+                <w:b w:val="0"/>
+                <w:i w:val="0"/>
                 <w:sz w:val="19"/>
               </w:rPr>
               <w:t>*.rds.amazonaws.com</w:t>
             </w:r>
             <w:r>
+              <w:rPr>
+                <w:b w:val="0"/>
+                <w:i w:val="0"/>
+              </w:rPr>
               <w:t xml:space="preserve"> hosts (</w:t>
             </w:r>
             <w:hyperlink r:id="rId27">
@@ -2302,6 +2893,10 @@
               </w:r>
             </w:hyperlink>
             <w:r>
+              <w:rPr>
+                <w:b w:val="0"/>
+                <w:i w:val="0"/>
+              </w:rPr>
               <w:t>). This is the single most critical secret — if it's wrong/expired, the whole app can't load or save anything.</w:t>
             </w:r>
           </w:p>
@@ -2316,6 +2911,8 @@
             <w:r>
               <w:rPr>
                 <w:rFonts w:ascii="Consolas" w:hAnsi="Consolas"/>
+                <w:b w:val="0"/>
+                <w:i w:val="0"/>
                 <w:sz w:val="19"/>
               </w:rPr>
               <w:t>JWT_SECRET</w:t>
@@ -2328,11 +2925,16 @@
           </w:tcPr>
           <w:p>
             <w:r>
+              <w:rPr>
+                <w:b w:val="0"/>
+                <w:i w:val="0"/>
+              </w:rPr>
               <w:t xml:space="preserve">Long random secret that signs session JWTs. </w:t>
             </w:r>
             <w:r>
               <w:rPr>
                 <w:b/>
+                <w:i w:val="0"/>
               </w:rPr>
               <w:t>Rotating it logs everyone out.</w:t>
             </w:r>
@@ -2348,6 +2950,8 @@
             <w:r>
               <w:rPr>
                 <w:rFonts w:ascii="Consolas" w:hAnsi="Consolas"/>
+                <w:b w:val="0"/>
+                <w:i w:val="0"/>
                 <w:sz w:val="19"/>
               </w:rPr>
               <w:t>FRONTEND_URL</w:t>
@@ -2360,26 +2964,55 @@
           </w:tcPr>
           <w:p>
             <w:r>
+              <w:rPr>
+                <w:b w:val="0"/>
+                <w:i w:val="0"/>
+              </w:rPr>
               <w:t>The exact Vercel origin (</w:t>
             </w:r>
             <w:r>
               <w:rPr>
                 <w:rFonts w:ascii="Consolas" w:hAnsi="Consolas"/>
+                <w:b w:val="0"/>
+                <w:i w:val="0"/>
                 <w:sz w:val="19"/>
               </w:rPr>
               <w:t>https://app.cloudforlawfirms.com</w:t>
             </w:r>
             <w:r>
+              <w:rPr>
+                <w:b w:val="0"/>
+                <w:i w:val="0"/>
+              </w:rPr>
               <w:t xml:space="preserve">, no trailing slash). Used for </w:t>
             </w:r>
             <w:r>
               <w:rPr>
                 <w:b/>
+                <w:i w:val="0"/>
               </w:rPr>
               <w:t>CORS</w:t>
             </w:r>
             <w:r>
-              <w:t xml:space="preserve"> *and* as the base of links in verification/reset emails.</w:t>
+              <w:rPr>
+                <w:b w:val="0"/>
+                <w:i w:val="0"/>
+              </w:rPr>
+              <w:t xml:space="preserve"> </w:t>
+            </w:r>
+            <w:r>
+              <w:rPr>
+                <w:b w:val="0"/>
+                <w:i/>
+              </w:rPr>
+              <w:t>and</w:t>
+            </w:r>
+            <w:r>
+              <w:rPr>
+                <w:b w:val="0"/>
+                <w:i w:val="0"/>
+              </w:rPr>
+              <w:t xml:space="preserve"> as the base of links in verification/reset emails.</w:t>
             </w:r>
           </w:p>
         </w:tc>
@@ -2393,6 +3026,8 @@
             <w:r>
               <w:rPr>
                 <w:rFonts w:ascii="Consolas" w:hAnsi="Consolas"/>
+                <w:b w:val="0"/>
+                <w:i w:val="0"/>
                 <w:sz w:val="19"/>
               </w:rPr>
               <w:t>NODE_ENV</w:t>
@@ -2405,16 +3040,26 @@
           </w:tcPr>
           <w:p>
             <w:r>
+              <w:rPr>
+                <w:b w:val="0"/>
+                <w:i w:val="0"/>
+              </w:rPr>
               <w:t xml:space="preserve">Must be </w:t>
             </w:r>
             <w:r>
               <w:rPr>
                 <w:rFonts w:ascii="Consolas" w:hAnsi="Consolas"/>
+                <w:b w:val="0"/>
+                <w:i w:val="0"/>
                 <w:sz w:val="19"/>
               </w:rPr>
               <w:t>production</w:t>
             </w:r>
             <w:r>
+              <w:rPr>
+                <w:b w:val="0"/>
+                <w:i w:val="0"/>
+              </w:rPr>
               <w:t xml:space="preserve"> in prod — otherwise the cross-domain session cookie is dropped by the browser and logins silently don't stick.</w:t>
             </w:r>
           </w:p>
@@ -2429,6 +3074,8 @@
             <w:r>
               <w:rPr>
                 <w:rFonts w:ascii="Consolas" w:hAnsi="Consolas"/>
+                <w:b w:val="0"/>
+                <w:i w:val="0"/>
                 <w:sz w:val="19"/>
               </w:rPr>
               <w:t>EMAIL_MICROSOFT_TENANT_ID</w:t>
@@ -2441,15 +3088,24 @@
           </w:tcPr>
           <w:p>
             <w:r>
+              <w:rPr>
+                <w:b w:val="0"/>
+                <w:i w:val="0"/>
+              </w:rPr>
               <w:t xml:space="preserve">Microsoft Graph (Entra) tenant ID — used to </w:t>
             </w:r>
             <w:r>
               <w:rPr>
                 <w:b/>
+                <w:i w:val="0"/>
               </w:rPr>
               <w:t>send</w:t>
             </w:r>
             <w:r>
+              <w:rPr>
+                <w:b w:val="0"/>
+                <w:i w:val="0"/>
+              </w:rPr>
               <w:t xml:space="preserve"> transactional email (verify, reset).</w:t>
             </w:r>
           </w:p>
@@ -2464,6 +3120,8 @@
             <w:r>
               <w:rPr>
                 <w:rFonts w:ascii="Consolas" w:hAnsi="Consolas"/>
+                <w:b w:val="0"/>
+                <w:i w:val="0"/>
                 <w:sz w:val="19"/>
               </w:rPr>
               <w:t>EMAIL_MICROSOFT_CLIENT_ID</w:t>
@@ -2476,6 +3134,10 @@
           </w:tcPr>
           <w:p>
             <w:r>
+              <w:rPr>
+                <w:b w:val="0"/>
+                <w:i w:val="0"/>
+              </w:rPr>
               <w:t>The Graph app-registration client ID.</w:t>
             </w:r>
           </w:p>
@@ -2490,6 +3152,8 @@
             <w:r>
               <w:rPr>
                 <w:rFonts w:ascii="Consolas" w:hAnsi="Consolas"/>
+                <w:b w:val="0"/>
+                <w:i w:val="0"/>
                 <w:sz w:val="19"/>
               </w:rPr>
               <w:t>EMAIL_MICROSOFT_CLIENT_SECRET</w:t>
@@ -2502,15 +3166,24 @@
           </w:tcPr>
           <w:p>
             <w:r>
+              <w:rPr>
+                <w:b w:val="0"/>
+                <w:i w:val="0"/>
+              </w:rPr>
               <w:t xml:space="preserve">The Graph app client secret. </w:t>
             </w:r>
             <w:r>
               <w:rPr>
                 <w:b/>
+                <w:i w:val="0"/>
               </w:rPr>
               <w:t>This one expires</w:t>
             </w:r>
             <w:r>
+              <w:rPr>
+                <w:b w:val="0"/>
+                <w:i w:val="0"/>
+              </w:rPr>
               <w:t xml:space="preserve"> (see the caveat below).</w:t>
             </w:r>
           </w:p>
@@ -2525,6 +3198,8 @@
             <w:r>
               <w:rPr>
                 <w:rFonts w:ascii="Consolas" w:hAnsi="Consolas"/>
+                <w:b w:val="0"/>
+                <w:i w:val="0"/>
                 <w:sz w:val="19"/>
               </w:rPr>
               <w:t>EMAIL_MICROSOFT_SENDER_EMAIL</w:t>
@@ -2537,16 +3212,26 @@
           </w:tcPr>
           <w:p>
             <w:r>
+              <w:rPr>
+                <w:b w:val="0"/>
+                <w:i w:val="0"/>
+              </w:rPr>
               <w:t xml:space="preserve">The from-address, </w:t>
             </w:r>
             <w:r>
               <w:rPr>
                 <w:rFonts w:ascii="Consolas" w:hAnsi="Consolas"/>
+                <w:b w:val="0"/>
+                <w:i w:val="0"/>
                 <w:sz w:val="19"/>
               </w:rPr>
               <w:t>notifications@cloudforlawfirms.com</w:t>
             </w:r>
             <w:r>
+              <w:rPr>
+                <w:b w:val="0"/>
+                <w:i w:val="0"/>
+              </w:rPr>
               <w:t>.</w:t>
             </w:r>
           </w:p>
@@ -2561,6 +3246,8 @@
             <w:r>
               <w:rPr>
                 <w:rFonts w:ascii="Consolas" w:hAnsi="Consolas"/>
+                <w:b w:val="0"/>
+                <w:i w:val="0"/>
                 <w:sz w:val="19"/>
               </w:rPr>
               <w:t>EMAIL_VERIFICATION_REQUIRED</w:t>
@@ -2575,31 +3262,49 @@
             <w:r>
               <w:rPr>
                 <w:rFonts w:ascii="Consolas" w:hAnsi="Consolas"/>
+                <w:b w:val="0"/>
+                <w:i w:val="0"/>
                 <w:sz w:val="19"/>
               </w:rPr>
               <w:t>true</w:t>
             </w:r>
             <w:r>
+              <w:rPr>
+                <w:b w:val="0"/>
+                <w:i w:val="0"/>
+              </w:rPr>
               <w:t>/</w:t>
             </w:r>
             <w:r>
               <w:rPr>
                 <w:rFonts w:ascii="Consolas" w:hAnsi="Consolas"/>
+                <w:b w:val="0"/>
+                <w:i w:val="0"/>
                 <w:sz w:val="19"/>
               </w:rPr>
               <w:t>false</w:t>
             </w:r>
             <w:r>
+              <w:rPr>
+                <w:b w:val="0"/>
+                <w:i w:val="0"/>
+              </w:rPr>
               <w:t xml:space="preserve"> — whether new signups must verify email before use. </w:t>
             </w:r>
             <w:r>
               <w:rPr>
                 <w:rFonts w:ascii="Consolas" w:hAnsi="Consolas"/>
+                <w:b w:val="0"/>
+                <w:i w:val="0"/>
                 <w:sz w:val="19"/>
               </w:rPr>
               <w:t>false</w:t>
             </w:r>
             <w:r>
+              <w:rPr>
+                <w:b w:val="0"/>
+                <w:i w:val="0"/>
+              </w:rPr>
               <w:t xml:space="preserve"> is a dev convenience, not a login bypass.</w:t>
             </w:r>
           </w:p>
@@ -2614,21 +3319,78 @@
       <w:r>
         <w:rPr>
           <w:b/>
+          <w:i w:val="0"/>
         </w:rPr>
         <w:t>Email uses Microsoft Graph.</w:t>
       </w:r>
       <w:r>
+        <w:rPr>
+          <w:b w:val="0"/>
+          <w:i w:val="0"/>
+        </w:rPr>
         <w:t xml:space="preserve"> The four </w:t>
       </w:r>
       <w:r>
         <w:rPr>
           <w:rFonts w:ascii="Consolas" w:hAnsi="Consolas"/>
+          <w:b w:val="0"/>
+          <w:i w:val="0"/>
           <w:sz w:val="19"/>
         </w:rPr>
         <w:t>EMAIL_MICROSOFT_*</w:t>
       </w:r>
       <w:r>
-        <w:t xml:space="preserve"> values authenticate an</w:t>
+        <w:rPr>
+          <w:b w:val="0"/>
+          <w:i w:val="0"/>
+        </w:rPr>
+        <w:t xml:space="preserve"> values authenticate an app-only (client-credentials) Microsoft Graph call with </w:t>
+      </w:r>
+      <w:r>
+        <w:rPr>
+          <w:rFonts w:ascii="Consolas" w:hAnsi="Consolas"/>
+          <w:b w:val="0"/>
+          <w:i w:val="0"/>
+          <w:sz w:val="19"/>
+        </w:rPr>
+        <w:t>Mail.Send</w:t>
+      </w:r>
+      <w:r>
+        <w:rPr>
+          <w:b w:val="0"/>
+          <w:i w:val="0"/>
+        </w:rPr>
+        <w:t xml:space="preserve"> on the shared mailbox — that's how the auth-server sends verification/reset email. A </w:t>
+      </w:r>
+      <w:r>
+        <w:rPr>
+          <w:b/>
+          <w:i w:val="0"/>
+        </w:rPr>
+        <w:t>separate</w:t>
+      </w:r>
+      <w:r>
+        <w:rPr>
+          <w:b w:val="0"/>
+          <w:i w:val="0"/>
+        </w:rPr>
+        <w:t xml:space="preserve"> doc will cover the Graph email flow in depth; for here, just know these four vars are the email sender's credentials and they were copied from the older </w:t>
+      </w:r>
+      <w:r>
+        <w:rPr>
+          <w:rFonts w:ascii="Consolas" w:hAnsi="Consolas"/>
+          <w:b w:val="0"/>
+          <w:i w:val="0"/>
+          <w:sz w:val="19"/>
+        </w:rPr>
+        <w:t>report-creation</w:t>
+      </w:r>
+      <w:r>
+        <w:rPr>
+          <w:b w:val="0"/>
+          <w:i w:val="0"/>
+        </w:rPr>
+        <w:t xml:space="preserve"> Render service.</w:t>
       </w:r>
     </w:p>
     <w:p>
@@ -2636,116 +3398,48 @@
         <w:pStyle w:val="IntenseQuote"/>
       </w:pPr>
       <w:r>
-        <w:t xml:space="preserve">app-only (client-credentials) Microsoft Graph call with </w:t>
+        <w:rPr>
+          <w:b/>
+          <w:i w:val="0"/>
+        </w:rPr>
+        <w:t>Shared-secret caveat:</w:t>
+      </w:r>
+      <w:r>
+        <w:rPr>
+          <w:b w:val="0"/>
+          <w:i w:val="0"/>
+        </w:rPr>
+        <w:t xml:space="preserve"> the client secret is currently shared with that other service, so when it expires </w:t>
+      </w:r>
+      <w:r>
+        <w:rPr>
+          <w:b/>
+          <w:i w:val="0"/>
+        </w:rPr>
+        <w:t>both</w:t>
+      </w:r>
+      <w:r>
+        <w:rPr>
+          <w:b w:val="0"/>
+          <w:i w:val="0"/>
+        </w:rPr>
+        <w:t xml:space="preserve"> stop sending at once — the tell is </w:t>
       </w:r>
       <w:r>
         <w:rPr>
           <w:rFonts w:ascii="Consolas" w:hAnsi="Consolas"/>
+          <w:b w:val="0"/>
+          <w:i w:val="0"/>
           <w:sz w:val="19"/>
         </w:rPr>
-        <w:t>Mail.Send</w:t>
-      </w:r>
-      <w:r>
-        <w:t xml:space="preserve"> on the shared</w:t>
-      </w:r>
-    </w:p>
-    <w:p>
-      <w:pPr>
-        <w:pStyle w:val="IntenseQuote"/>
-      </w:pPr>
-      <w:r>
-        <w:t xml:space="preserve">mailbox — that's how the auth-server sends verification/reset email. A </w:t>
-      </w:r>
-      <w:r>
-        <w:rPr>
-          <w:b/>
-        </w:rPr>
-        <w:t>separate</w:t>
-      </w:r>
-    </w:p>
-    <w:p>
-      <w:pPr>
-        <w:pStyle w:val="IntenseQuote"/>
-      </w:pPr>
-      <w:r>
-        <w:t>doc will cover the Graph email flow in depth; for here, just know these four vars are</w:t>
-      </w:r>
-    </w:p>
-    <w:p>
-      <w:pPr>
-        <w:pStyle w:val="IntenseQuote"/>
-      </w:pPr>
-      <w:r>
-        <w:t xml:space="preserve">the email sender's credentials and they were copied from the older </w:t>
-      </w:r>
-      <w:r>
-        <w:rPr>
-          <w:rFonts w:ascii="Consolas" w:hAnsi="Consolas"/>
-          <w:sz w:val="19"/>
-        </w:rPr>
-        <w:t>report-creation</w:t>
-      </w:r>
-    </w:p>
-    <w:p>
-      <w:pPr>
-        <w:pStyle w:val="IntenseQuote"/>
-      </w:pPr>
-      <w:r>
-        <w:t>Render service.</w:t>
-      </w:r>
-    </w:p>
-    <w:p>
-      <w:pPr>
-        <w:pStyle w:val="IntenseQuote"/>
-      </w:pPr>
-      <w:r>
-        <w:rPr>
-          <w:b/>
-        </w:rPr>
-        <w:t>Shared-secret caveat:</w:t>
-      </w:r>
-      <w:r>
-        <w:t xml:space="preserve"> the client secret is currently shared with that other</w:t>
-      </w:r>
-    </w:p>
-    <w:p>
-      <w:pPr>
-        <w:pStyle w:val="IntenseQuote"/>
-      </w:pPr>
-      <w:r>
-        <w:t xml:space="preserve">service, so when it expires </w:t>
-      </w:r>
-      <w:r>
-        <w:rPr>
-          <w:b/>
-        </w:rPr>
-        <w:t>both</w:t>
-      </w:r>
-      <w:r>
-        <w:t xml:space="preserve"> stop sending at once — the tell is</w:t>
-      </w:r>
-    </w:p>
-    <w:p>
-      <w:pPr>
-        <w:pStyle w:val="IntenseQuote"/>
-      </w:pPr>
-      <w:r>
-        <w:rPr>
-          <w:rFonts w:ascii="Consolas" w:hAnsi="Consolas"/>
-          <w:sz w:val="19"/>
-        </w:rPr>
         <w:t>Microsoft Graph token request failed: 401</w:t>
       </w:r>
       <w:r>
-        <w:t xml:space="preserve"> in the logs. Record its expiry and set a</w:t>
-      </w:r>
-    </w:p>
-    <w:p>
-      <w:pPr>
-        <w:pStyle w:val="IntenseQuote"/>
-      </w:pPr>
-      <w:r>
-        <w:t>reminder.</w:t>
+        <w:rPr>
+          <w:b w:val="0"/>
+          <w:i w:val="0"/>
+        </w:rPr>
+        <w:t xml:space="preserve"> in the logs. Record its expiry and set a reminder.</w:t>
       </w:r>
     </w:p>
     <w:p/>
@@ -2759,25 +3453,40 @@
     </w:p>
     <w:p>
       <w:r>
+        <w:rPr>
+          <w:b w:val="0"/>
+          <w:i w:val="0"/>
+        </w:rPr>
         <w:t xml:space="preserve">The database is </w:t>
       </w:r>
       <w:r>
         <w:rPr>
           <w:b/>
+          <w:i w:val="0"/>
         </w:rPr>
         <w:t>PostgreSQL on AWS RDS</w:t>
       </w:r>
       <w:r>
+        <w:rPr>
+          <w:b w:val="0"/>
+          <w:i w:val="0"/>
+        </w:rPr>
         <w:t xml:space="preserve">, reached only by the auth-server via </w:t>
       </w:r>
       <w:r>
         <w:rPr>
           <w:rFonts w:ascii="Consolas" w:hAnsi="Consolas"/>
+          <w:b w:val="0"/>
+          <w:i w:val="0"/>
           <w:sz w:val="19"/>
         </w:rPr>
         <w:t>DATABASE_URL</w:t>
       </w:r>
       <w:r>
+        <w:rPr>
+          <w:b w:val="0"/>
+          <w:i w:val="0"/>
+        </w:rPr>
         <w:t>. The schema is Prisma-managed:</w:t>
       </w:r>
     </w:p>
@@ -2786,6 +3495,10 @@
         <w:pStyle w:val="ListBullet"/>
       </w:pPr>
       <w:r>
+        <w:rPr>
+          <w:b w:val="0"/>
+          <w:i w:val="0"/>
+        </w:rPr>
         <w:t xml:space="preserve">Schema: </w:t>
       </w:r>
       <w:hyperlink r:id="rId13">
@@ -2798,38 +3511,58 @@
         </w:r>
       </w:hyperlink>
       <w:r>
+        <w:rPr>
+          <w:b w:val="0"/>
+          <w:i w:val="0"/>
+        </w:rPr>
         <w:t xml:space="preserve"> — </w:t>
       </w:r>
       <w:r>
         <w:rPr>
           <w:rFonts w:ascii="Consolas" w:hAnsi="Consolas"/>
+          <w:b w:val="0"/>
+          <w:i w:val="0"/>
           <w:sz w:val="19"/>
         </w:rPr>
         <w:t>datasource db</w:t>
       </w:r>
-    </w:p>
-    <w:p>
-      <w:r>
-        <w:t xml:space="preserve">is </w:t>
+      <w:r>
+        <w:rPr>
+          <w:b w:val="0"/>
+          <w:i w:val="0"/>
+        </w:rPr>
+        <w:t xml:space="preserve"> is </w:t>
       </w:r>
       <w:r>
         <w:rPr>
           <w:rFonts w:ascii="Consolas" w:hAnsi="Consolas"/>
+          <w:b w:val="0"/>
+          <w:i w:val="0"/>
           <w:sz w:val="19"/>
         </w:rPr>
         <w:t>provider = "postgresql"</w:t>
       </w:r>
       <w:r>
+        <w:rPr>
+          <w:b w:val="0"/>
+          <w:i w:val="0"/>
+        </w:rPr>
         <w:t xml:space="preserve">, </w:t>
       </w:r>
       <w:r>
         <w:rPr>
           <w:rFonts w:ascii="Consolas" w:hAnsi="Consolas"/>
+          <w:b w:val="0"/>
+          <w:i w:val="0"/>
           <w:sz w:val="19"/>
         </w:rPr>
         <w:t>url = env("DATABASE_URL")</w:t>
       </w:r>
       <w:r>
+        <w:rPr>
+          <w:b w:val="0"/>
+          <w:i w:val="0"/>
+        </w:rPr>
         <w:t>.</w:t>
       </w:r>
     </w:p>
@@ -2838,6 +3571,10 @@
         <w:pStyle w:val="ListBullet"/>
       </w:pPr>
       <w:r>
+        <w:rPr>
+          <w:b w:val="0"/>
+          <w:i w:val="0"/>
+        </w:rPr>
         <w:t xml:space="preserve">Connection: </w:t>
       </w:r>
       <w:hyperlink r:id="rId27">
@@ -2850,70 +3587,104 @@
         </w:r>
       </w:hyperlink>
       <w:r>
-        <w:t xml:space="preserve"> wires Prisma</w:t>
-      </w:r>
-    </w:p>
-    <w:p>
-      <w:r>
-        <w:t xml:space="preserve">through the </w:t>
+        <w:rPr>
+          <w:b w:val="0"/>
+          <w:i w:val="0"/>
+        </w:rPr>
+        <w:t xml:space="preserve"> wires Prisma through the </w:t>
       </w:r>
       <w:r>
         <w:rPr>
           <w:rFonts w:ascii="Consolas" w:hAnsi="Consolas"/>
+          <w:b w:val="0"/>
+          <w:i w:val="0"/>
           <w:sz w:val="19"/>
         </w:rPr>
         <w:t>pg</w:t>
       </w:r>
       <w:r>
+        <w:rPr>
+          <w:b w:val="0"/>
+          <w:i w:val="0"/>
+        </w:rPr>
         <w:t xml:space="preserve"> </w:t>
       </w:r>
       <w:r>
         <w:rPr>
           <w:rFonts w:ascii="Consolas" w:hAnsi="Consolas"/>
+          <w:b w:val="0"/>
+          <w:i w:val="0"/>
           <w:sz w:val="19"/>
         </w:rPr>
         <w:t>Pool</w:t>
       </w:r>
       <w:r>
+        <w:rPr>
+          <w:b w:val="0"/>
+          <w:i w:val="0"/>
+        </w:rPr>
         <w:t xml:space="preserve">, and </w:t>
       </w:r>
       <w:r>
         <w:rPr>
           <w:b/>
+          <w:i w:val="0"/>
         </w:rPr>
         <w:t>auto-enables SSL</w:t>
       </w:r>
       <w:r>
+        <w:rPr>
+          <w:b w:val="0"/>
+          <w:i w:val="0"/>
+        </w:rPr>
         <w:t xml:space="preserve"> when the host matches </w:t>
       </w:r>
       <w:r>
         <w:rPr>
           <w:rFonts w:ascii="Consolas" w:hAnsi="Consolas"/>
+          <w:b w:val="0"/>
+          <w:i w:val="0"/>
           <w:sz w:val="19"/>
         </w:rPr>
         <w:t>*.rds.amazonaws.com</w:t>
       </w:r>
       <w:r>
+        <w:rPr>
+          <w:b w:val="0"/>
+          <w:i w:val="0"/>
+        </w:rPr>
         <w:t xml:space="preserve"> (also </w:t>
       </w:r>
       <w:r>
         <w:rPr>
           <w:rFonts w:ascii="Consolas" w:hAnsi="Consolas"/>
+          <w:b w:val="0"/>
+          <w:i w:val="0"/>
           <w:sz w:val="19"/>
         </w:rPr>
         <w:t>*.render.com</w:t>
       </w:r>
       <w:r>
+        <w:rPr>
+          <w:b w:val="0"/>
+          <w:i w:val="0"/>
+        </w:rPr>
         <w:t xml:space="preserve"> / </w:t>
       </w:r>
       <w:r>
         <w:rPr>
           <w:rFonts w:ascii="Consolas" w:hAnsi="Consolas"/>
+          <w:b w:val="0"/>
+          <w:i w:val="0"/>
           <w:sz w:val="19"/>
         </w:rPr>
         <w:t>*.neon.tech</w:t>
       </w:r>
       <w:r>
+        <w:rPr>
+          <w:b w:val="0"/>
+          <w:i w:val="0"/>
+        </w:rPr>
         <w:t>).</w:t>
       </w:r>
     </w:p>
@@ -2922,26 +3693,35 @@
         <w:pStyle w:val="ListBullet"/>
       </w:pPr>
       <w:r>
-        <w:t>Migrations are applied on every deploy by the start command</w:t>
+        <w:rPr>
+          <w:b w:val="0"/>
+          <w:i w:val="0"/>
+        </w:rPr>
+        <w:t>Migrations are applied on every deploy by the start command (</w:t>
+      </w:r>
+      <w:r>
+        <w:rPr>
+          <w:rFonts w:ascii="Consolas" w:hAnsi="Consolas"/>
+          <w:b w:val="0"/>
+          <w:i w:val="0"/>
+          <w:sz w:val="19"/>
+        </w:rPr>
+        <w:t>npx prisma migrate deploy</w:t>
+      </w:r>
+      <w:r>
+        <w:rPr>
+          <w:b w:val="0"/>
+          <w:i w:val="0"/>
+        </w:rPr>
+        <w:t>).</w:t>
       </w:r>
     </w:p>
     <w:p>
       <w:r>
-        <w:t>(</w:t>
-      </w:r>
-      <w:r>
-        <w:rPr>
-          <w:rFonts w:ascii="Consolas" w:hAnsi="Consolas"/>
-          <w:sz w:val="19"/>
-        </w:rPr>
-        <w:t>npx prisma migrate deploy</w:t>
-      </w:r>
-      <w:r>
-        <w:t>).</w:t>
-      </w:r>
-    </w:p>
-    <w:p>
-      <w:r>
+        <w:rPr>
+          <w:b w:val="0"/>
+          <w:i w:val="0"/>
+        </w:rPr>
         <w:t>It holds users/sessions plus all matter data: matters, intake sections, forms, folders, and per-matter task states.</w:t>
       </w:r>
     </w:p>
@@ -2955,34 +3735,68 @@
     </w:p>
     <w:p>
       <w:r>
-        <w:t xml:space="preserve">The connection string is a standard user/password (+ SSL) URL, so nothing expires on a timer *inside the app*. A failure means the credential in </w:t>
+        <w:rPr>
+          <w:b w:val="0"/>
+          <w:i w:val="0"/>
+        </w:rPr>
+        <w:t xml:space="preserve">The connection string is a standard user/password (+ SSL) URL, so nothing expires on a timer </w:t>
+      </w:r>
+      <w:r>
+        <w:rPr>
+          <w:b w:val="0"/>
+          <w:i/>
+        </w:rPr>
+        <w:t>inside the app</w:t>
+      </w:r>
+      <w:r>
+        <w:rPr>
+          <w:b w:val="0"/>
+          <w:i w:val="0"/>
+        </w:rPr>
+        <w:t xml:space="preserve">. A failure means the credential in </w:t>
       </w:r>
       <w:r>
         <w:rPr>
           <w:rFonts w:ascii="Consolas" w:hAnsi="Consolas"/>
+          <w:b w:val="0"/>
+          <w:i w:val="0"/>
           <w:sz w:val="19"/>
         </w:rPr>
         <w:t>DATABASE_URL</w:t>
       </w:r>
       <w:r>
+        <w:rPr>
+          <w:b w:val="0"/>
+          <w:i w:val="0"/>
+        </w:rPr>
         <w:t xml:space="preserve"> stopped working at the AWS side — a </w:t>
       </w:r>
       <w:r>
         <w:rPr>
           <w:b/>
+          <w:i w:val="0"/>
         </w:rPr>
         <w:t>rotated master password</w:t>
       </w:r>
       <w:r>
+        <w:rPr>
+          <w:b w:val="0"/>
+          <w:i w:val="0"/>
+        </w:rPr>
         <w:t xml:space="preserve">, a </w:t>
       </w:r>
       <w:r>
         <w:rPr>
           <w:b/>
+          <w:i w:val="0"/>
         </w:rPr>
         <w:t>revoked/expired IAM database-auth token</w:t>
       </w:r>
       <w:r>
+        <w:rPr>
+          <w:b w:val="0"/>
+          <w:i w:val="0"/>
+        </w:rPr>
         <w:t xml:space="preserve"> (if IAM auth is used, those are valid ~15 min and must be regenerated), an RDS endpoint change, or the security group/SSL requirement changing.</w:t>
       </w:r>
     </w:p>
@@ -2990,6 +3804,7 @@
       <w:r>
         <w:rPr>
           <w:b/>
+          <w:i w:val="0"/>
         </w:rPr>
         <w:t>How to recognize it (symptoms, from the outside in):</w:t>
       </w:r>
@@ -2999,49 +3814,84 @@
         <w:pStyle w:val="ListNumber"/>
       </w:pPr>
       <w:r>
+        <w:rPr>
+          <w:b w:val="0"/>
+          <w:i w:val="0"/>
+        </w:rPr>
         <w:t xml:space="preserve">In the </w:t>
       </w:r>
       <w:r>
         <w:rPr>
           <w:b/>
+          <w:i w:val="0"/>
         </w:rPr>
         <w:t>browser</w:t>
       </w:r>
       <w:r>
-        <w:t>, the app loads the shell but Matters/Forms show "Unable to</w:t>
-      </w:r>
-    </w:p>
-    <w:p>
-      <w:r>
-        <w:t xml:space="preserve">load…", and network calls to </w:t>
+        <w:rPr>
+          <w:b w:val="0"/>
+          <w:i w:val="0"/>
+        </w:rPr>
+        <w:t xml:space="preserve">, the app loads the shell but Matters/Forms show "Unable to load…", and network calls to </w:t>
       </w:r>
       <w:r>
         <w:rPr>
           <w:rFonts w:ascii="Consolas" w:hAnsi="Consolas"/>
+          <w:b w:val="0"/>
+          <w:i w:val="0"/>
           <w:sz w:val="19"/>
         </w:rPr>
         <w:t>…/v1/*</w:t>
       </w:r>
       <w:r>
+        <w:rPr>
+          <w:b w:val="0"/>
+          <w:i w:val="0"/>
+        </w:rPr>
         <w:t xml:space="preserve"> return </w:t>
       </w:r>
       <w:r>
         <w:rPr>
           <w:b/>
+          <w:i w:val="0"/>
         </w:rPr>
         <w:t>500</w:t>
       </w:r>
       <w:r>
-        <w:t xml:space="preserve"> (not 401 — a 401 is a *login/session* problem, i.e. </w:t>
+        <w:rPr>
+          <w:b w:val="0"/>
+          <w:i w:val="0"/>
+        </w:rPr>
+        <w:t xml:space="preserve"> (not 401 — a 401 is a </w:t>
+      </w:r>
+      <w:r>
+        <w:rPr>
+          <w:b w:val="0"/>
+          <w:i/>
+        </w:rPr>
+        <w:t>login/session</w:t>
+      </w:r>
+      <w:r>
+        <w:rPr>
+          <w:b w:val="0"/>
+          <w:i w:val="0"/>
+        </w:rPr>
+        <w:t xml:space="preserve"> problem, i.e. </w:t>
       </w:r>
       <w:r>
         <w:rPr>
           <w:rFonts w:ascii="Consolas" w:hAnsi="Consolas"/>
+          <w:b w:val="0"/>
+          <w:i w:val="0"/>
           <w:sz w:val="19"/>
         </w:rPr>
         <w:t>JWT_SECRET</w:t>
       </w:r>
       <w:r>
+        <w:rPr>
+          <w:b w:val="0"/>
+          <w:i w:val="0"/>
+        </w:rPr>
         <w:t>/cookie, not the DB).</w:t>
       </w:r>
     </w:p>
@@ -3050,70 +3900,104 @@
         <w:pStyle w:val="ListNumber"/>
       </w:pPr>
       <w:r>
+        <w:rPr>
+          <w:b w:val="0"/>
+          <w:i w:val="0"/>
+        </w:rPr>
         <w:t xml:space="preserve">In the </w:t>
       </w:r>
       <w:r>
         <w:rPr>
           <w:b/>
+          <w:i w:val="0"/>
         </w:rPr>
         <w:t>auth-server Render logs</w:t>
       </w:r>
       <w:r>
+        <w:rPr>
+          <w:b w:val="0"/>
+          <w:i w:val="0"/>
+        </w:rPr>
         <w:t xml:space="preserve"> (§ logs below) you'll see Prisma/</w:t>
       </w:r>
       <w:r>
         <w:rPr>
           <w:rFonts w:ascii="Consolas" w:hAnsi="Consolas"/>
+          <w:b w:val="0"/>
+          <w:i w:val="0"/>
           <w:sz w:val="19"/>
         </w:rPr>
         <w:t>pg</w:t>
       </w:r>
       <w:r>
-        <w:t xml:space="preserve"> connection</w:t>
-      </w:r>
-    </w:p>
-    <w:p>
-      <w:r>
-        <w:t xml:space="preserve">errors — e.g. </w:t>
+        <w:rPr>
+          <w:b w:val="0"/>
+          <w:i w:val="0"/>
+        </w:rPr>
+        <w:t xml:space="preserve"> connection errors — e.g. </w:t>
       </w:r>
       <w:r>
         <w:rPr>
           <w:rFonts w:ascii="Consolas" w:hAnsi="Consolas"/>
+          <w:b w:val="0"/>
+          <w:i w:val="0"/>
           <w:sz w:val="19"/>
         </w:rPr>
         <w:t>password authentication failed for user</w:t>
       </w:r>
       <w:r>
+        <w:rPr>
+          <w:b w:val="0"/>
+          <w:i w:val="0"/>
+        </w:rPr>
         <w:t xml:space="preserve">, </w:t>
       </w:r>
       <w:r>
         <w:rPr>
           <w:rFonts w:ascii="Consolas" w:hAnsi="Consolas"/>
+          <w:b w:val="0"/>
+          <w:i w:val="0"/>
           <w:sz w:val="19"/>
         </w:rPr>
         <w:t>no pg_hba.conf entry</w:t>
       </w:r>
       <w:r>
+        <w:rPr>
+          <w:b w:val="0"/>
+          <w:i w:val="0"/>
+        </w:rPr>
         <w:t xml:space="preserve">, </w:t>
       </w:r>
       <w:r>
         <w:rPr>
           <w:rFonts w:ascii="Consolas" w:hAnsi="Consolas"/>
+          <w:b w:val="0"/>
+          <w:i w:val="0"/>
           <w:sz w:val="19"/>
         </w:rPr>
         <w:t>SSL required</w:t>
       </w:r>
       <w:r>
+        <w:rPr>
+          <w:b w:val="0"/>
+          <w:i w:val="0"/>
+        </w:rPr>
         <w:t xml:space="preserve">, </w:t>
       </w:r>
       <w:r>
         <w:rPr>
           <w:rFonts w:ascii="Consolas" w:hAnsi="Consolas"/>
+          <w:b w:val="0"/>
+          <w:i w:val="0"/>
           <w:sz w:val="19"/>
         </w:rPr>
         <w:t>getaddrinfo ENOTFOUND …rds.amazonaws.com</w:t>
       </w:r>
       <w:r>
+        <w:rPr>
+          <w:b w:val="0"/>
+          <w:i w:val="0"/>
+        </w:rPr>
         <w:t>, or connection timeouts. The Flask service and its AI chat keep working (it has no DB), which is a quick way to confirm the fault is DB-only.</w:t>
       </w:r>
     </w:p>
@@ -3122,57 +4006,86 @@
         <w:pStyle w:val="ListNumber"/>
       </w:pPr>
       <w:r>
+        <w:rPr>
+          <w:b w:val="0"/>
+          <w:i w:val="0"/>
+        </w:rPr>
         <w:t xml:space="preserve">If the start command can't migrate, the </w:t>
       </w:r>
       <w:r>
         <w:rPr>
           <w:b/>
+          <w:i w:val="0"/>
         </w:rPr>
         <w:t>deploy itself fails</w:t>
       </w:r>
       <w:r>
-        <w:t xml:space="preserve"> at</w:t>
+        <w:rPr>
+          <w:b w:val="0"/>
+          <w:i w:val="0"/>
+        </w:rPr>
+        <w:t xml:space="preserve"> at </w:t>
+      </w:r>
+      <w:r>
+        <w:rPr>
+          <w:rFonts w:ascii="Consolas" w:hAnsi="Consolas"/>
+          <w:b w:val="0"/>
+          <w:i w:val="0"/>
+          <w:sz w:val="19"/>
+        </w:rPr>
+        <w:t>prisma migrate deploy</w:t>
+      </w:r>
+      <w:r>
+        <w:rPr>
+          <w:b w:val="0"/>
+          <w:i w:val="0"/>
+        </w:rPr>
+        <w:t>.</w:t>
       </w:r>
     </w:p>
     <w:p>
       <w:r>
         <w:rPr>
+          <w:b/>
+          <w:i w:val="0"/>
+        </w:rPr>
+        <w:t>Where to fix it:</w:t>
+      </w:r>
+      <w:r>
+        <w:rPr>
+          <w:b w:val="0"/>
+          <w:i w:val="0"/>
+        </w:rPr>
+        <w:t xml:space="preserve"> update </w:t>
+      </w:r>
+      <w:r>
+        <w:rPr>
           <w:rFonts w:ascii="Consolas" w:hAnsi="Consolas"/>
+          <w:b w:val="0"/>
+          <w:i w:val="0"/>
           <w:sz w:val="19"/>
         </w:rPr>
-        <w:t>prisma migrate deploy</w:t>
-      </w:r>
-      <w:r>
-        <w:t>.</w:t>
-      </w:r>
-    </w:p>
-    <w:p>
+        <w:t>DATABASE_URL</w:t>
+      </w:r>
+      <w:r>
+        <w:rPr>
+          <w:b w:val="0"/>
+          <w:i w:val="0"/>
+        </w:rPr>
+        <w:t xml:space="preserve"> in </w:t>
+      </w:r>
       <w:r>
         <w:rPr>
           <w:b/>
-        </w:rPr>
-        <w:t>Where to fix it:</w:t>
-      </w:r>
-      <w:r>
-        <w:t xml:space="preserve"> update </w:t>
-      </w:r>
-      <w:r>
-        <w:rPr>
-          <w:rFonts w:ascii="Consolas" w:hAnsi="Consolas"/>
-          <w:sz w:val="19"/>
-        </w:rPr>
-        <w:t>DATABASE_URL</w:t>
-      </w:r>
-      <w:r>
-        <w:t xml:space="preserve"> in </w:t>
-      </w:r>
-      <w:r>
-        <w:rPr>
-          <w:b/>
+          <w:i w:val="0"/>
         </w:rPr>
         <w:t>Render → Calculator-code-auth → Environment</w:t>
       </w:r>
       <w:r>
+        <w:rPr>
+          <w:b w:val="0"/>
+          <w:i w:val="0"/>
+        </w:rPr>
         <w:t xml:space="preserve"> with the new/rotated credential (or a freshly minted IAM token), verify the RDS endpoint/port and that its security group allows Render's egress, and redeploy.</w:t>
       </w:r>
     </w:p>
@@ -3181,40 +4094,26 @@
         <w:pStyle w:val="IntenseQuote"/>
       </w:pPr>
       <w:r>
-        <w:t>The exact AWS auth mechanism (static password vs. IAM database authentication vs.</w:t>
-      </w:r>
-    </w:p>
-    <w:p>
-      <w:pPr>
-        <w:pStyle w:val="IntenseQuote"/>
-      </w:pPr>
-      <w:r>
-        <w:t>Secrets Manager rotation) isn't encoded in this repo — confirm which one this RDS</w:t>
-      </w:r>
-    </w:p>
-    <w:p>
-      <w:pPr>
-        <w:pStyle w:val="IntenseQuote"/>
-      </w:pPr>
-      <w:r>
-        <w:t>instance uses so the runbook above can name the precise regeneration step. The</w:t>
-      </w:r>
-    </w:p>
-    <w:p>
-      <w:pPr>
-        <w:pStyle w:val="IntenseQuote"/>
-      </w:pPr>
-      <w:r>
-        <w:t xml:space="preserve">symptoms and the "update </w:t>
+        <w:rPr>
+          <w:b w:val="0"/>
+          <w:i w:val="0"/>
+        </w:rPr>
+        <w:t xml:space="preserve">The exact AWS auth mechanism (static password vs. IAM database authentication vs. Secrets Manager rotation) isn't encoded in this repo — confirm which one this RDS instance uses so the runbook above can name the precise regeneration step. The symptoms and the "update </w:t>
       </w:r>
       <w:r>
         <w:rPr>
           <w:rFonts w:ascii="Consolas" w:hAnsi="Consolas"/>
+          <w:b w:val="0"/>
+          <w:i w:val="0"/>
           <w:sz w:val="19"/>
         </w:rPr>
         <w:t>DATABASE_URL</w:t>
       </w:r>
       <w:r>
+        <w:rPr>
+          <w:b w:val="0"/>
+          <w:i w:val="0"/>
+        </w:rPr>
         <w:t xml:space="preserve"> + redeploy" fix hold either way.</w:t>
       </w:r>
     </w:p>
@@ -3246,6 +4145,7 @@
             <w:r>
               <w:rPr>
                 <w:b/>
+                <w:i w:val="0"/>
               </w:rPr>
               <w:t>You're debugging…</w:t>
             </w:r>
@@ -3259,6 +4159,7 @@
             <w:r>
               <w:rPr>
                 <w:b/>
+                <w:i w:val="0"/>
               </w:rPr>
               <w:t>Go to</w:t>
             </w:r>
@@ -3272,11 +4173,16 @@
           </w:tcPr>
           <w:p>
             <w:r>
+              <w:rPr>
+                <w:b w:val="0"/>
+                <w:i w:val="0"/>
+              </w:rPr>
               <w:t xml:space="preserve">A page not loading, save failing, login issues, </w:t>
             </w:r>
             <w:r>
               <w:rPr>
                 <w:b/>
+                <w:i w:val="0"/>
               </w:rPr>
               <w:t>DB errors</w:t>
             </w:r>
@@ -3290,19 +4196,29 @@
             <w:r>
               <w:rPr>
                 <w:b/>
+                <w:i w:val="0"/>
               </w:rPr>
               <w:t>Render → Calculator-code-auth → Logs</w:t>
             </w:r>
             <w:r>
+              <w:rPr>
+                <w:b w:val="0"/>
+                <w:i w:val="0"/>
+              </w:rPr>
               <w:t xml:space="preserve"> (and </w:t>
             </w:r>
             <w:r>
               <w:rPr>
                 <w:b/>
+                <w:i w:val="0"/>
               </w:rPr>
               <w:t>Events</w:t>
             </w:r>
             <w:r>
+              <w:rPr>
+                <w:b w:val="0"/>
+                <w:i w:val="0"/>
+              </w:rPr>
               <w:t xml:space="preserve"> for deploy/crash history). This is the busiest log.</w:t>
             </w:r>
           </w:p>
@@ -3315,6 +4231,10 @@
           </w:tcPr>
           <w:p>
             <w:r>
+              <w:rPr>
+                <w:b w:val="0"/>
+                <w:i w:val="0"/>
+              </w:rPr>
               <w:t>AI chat not replying, report PDF not generating, Anthropic/model errors</w:t>
             </w:r>
           </w:p>
@@ -3327,10 +4247,15 @@
             <w:r>
               <w:rPr>
                 <w:b/>
+                <w:i w:val="0"/>
               </w:rPr>
               <w:t>Render → Calculator-code → Logs</w:t>
             </w:r>
             <w:r>
+              <w:rPr>
+                <w:b w:val="0"/>
+                <w:i w:val="0"/>
+              </w:rPr>
               <w:t>. Look for Anthropic 401/429 or model-name errors.</w:t>
             </w:r>
           </w:p>
@@ -3343,6 +4268,10 @@
           </w:tcPr>
           <w:p>
             <w:r>
+              <w:rPr>
+                <w:b w:val="0"/>
+                <w:i w:val="0"/>
+              </w:rPr>
               <w:t>Email not arriving (verify/reset)</w:t>
             </w:r>
           </w:p>
@@ -3355,40 +4284,63 @@
             <w:r>
               <w:rPr>
                 <w:b/>
+                <w:i w:val="0"/>
               </w:rPr>
               <w:t>Render → Calculator-code-auth → Logs</w:t>
             </w:r>
             <w:r>
+              <w:rPr>
+                <w:b w:val="0"/>
+                <w:i w:val="0"/>
+              </w:rPr>
               <w:t xml:space="preserve"> — search for </w:t>
             </w:r>
             <w:r>
               <w:rPr>
                 <w:rFonts w:ascii="Consolas" w:hAnsi="Consolas"/>
+                <w:b w:val="0"/>
+                <w:i w:val="0"/>
                 <w:sz w:val="19"/>
               </w:rPr>
               <w:t>Microsoft Graph</w:t>
             </w:r>
             <w:r>
+              <w:rPr>
+                <w:b w:val="0"/>
+                <w:i w:val="0"/>
+              </w:rPr>
               <w:t xml:space="preserve">. A </w:t>
             </w:r>
             <w:r>
               <w:rPr>
                 <w:rFonts w:ascii="Consolas" w:hAnsi="Consolas"/>
+                <w:b w:val="0"/>
+                <w:i w:val="0"/>
                 <w:sz w:val="19"/>
               </w:rPr>
               <w:t>401</w:t>
             </w:r>
             <w:r>
+              <w:rPr>
+                <w:b w:val="0"/>
+                <w:i w:val="0"/>
+              </w:rPr>
               <w:t xml:space="preserve"> there = expired </w:t>
             </w:r>
             <w:r>
               <w:rPr>
                 <w:rFonts w:ascii="Consolas" w:hAnsi="Consolas"/>
+                <w:b w:val="0"/>
+                <w:i w:val="0"/>
                 <w:sz w:val="19"/>
               </w:rPr>
               <w:t>EMAIL_MICROSOFT_CLIENT_SECRET</w:t>
             </w:r>
             <w:r>
+              <w:rPr>
+                <w:b w:val="0"/>
+                <w:i w:val="0"/>
+              </w:rPr>
               <w:t>.</w:t>
             </w:r>
           </w:p>
@@ -3401,6 +4353,10 @@
           </w:tcPr>
           <w:p>
             <w:r>
+              <w:rPr>
+                <w:b w:val="0"/>
+                <w:i w:val="0"/>
+              </w:rPr>
               <w:t>Build failed, wrong env var baked in, routing/404 on refresh</w:t>
             </w:r>
           </w:p>
@@ -3413,19 +4369,29 @@
             <w:r>
               <w:rPr>
                 <w:b/>
+                <w:i w:val="0"/>
               </w:rPr>
               <w:t>Vercel → calculator-ai-ui → Deployments</w:t>
             </w:r>
             <w:r>
+              <w:rPr>
+                <w:b w:val="0"/>
+                <w:i w:val="0"/>
+              </w:rPr>
               <w:t xml:space="preserve"> (build logs) and </w:t>
             </w:r>
             <w:r>
               <w:rPr>
                 <w:b/>
+                <w:i w:val="0"/>
               </w:rPr>
               <w:t>Logs/Observability</w:t>
             </w:r>
             <w:r>
+              <w:rPr>
+                <w:b w:val="0"/>
+                <w:i w:val="0"/>
+              </w:rPr>
               <w:t xml:space="preserve"> (runtime/edge). Remember CRA inlines env vars at build — rebuild after changing them.</w:t>
             </w:r>
           </w:p>
@@ -3438,6 +4404,10 @@
           </w:tcPr>
           <w:p>
             <w:r>
+              <w:rPr>
+                <w:b w:val="0"/>
+                <w:i w:val="0"/>
+              </w:rPr>
               <w:t>Slow first request after idle</w:t>
             </w:r>
           </w:p>
@@ -3448,15 +4418,24 @@
           </w:tcPr>
           <w:p>
             <w:r>
+              <w:rPr>
+                <w:b w:val="0"/>
+                <w:i w:val="0"/>
+              </w:rPr>
               <w:t xml:space="preserve">Expected Free-tier cold start on the Render services; check </w:t>
             </w:r>
             <w:r>
               <w:rPr>
                 <w:b/>
+                <w:i w:val="0"/>
               </w:rPr>
               <w:t>Events</w:t>
             </w:r>
             <w:r>
+              <w:rPr>
+                <w:b w:val="0"/>
+                <w:i w:val="0"/>
+              </w:rPr>
               <w:t xml:space="preserve"> to confirm a spin-up, not a crash.</w:t>
             </w:r>
           </w:p>
@@ -3469,6 +4448,10 @@
           </w:tcPr>
           <w:p>
             <w:r>
+              <w:rPr>
+                <w:b w:val="0"/>
+                <w:i w:val="0"/>
+              </w:rPr>
               <w:t>Database-level (slow queries, storage, connections)</w:t>
             </w:r>
           </w:p>
@@ -3481,28 +4464,43 @@
             <w:r>
               <w:rPr>
                 <w:b/>
+                <w:i w:val="0"/>
               </w:rPr>
               <w:t>AWS RDS console</w:t>
             </w:r>
             <w:r>
+              <w:rPr>
+                <w:b w:val="0"/>
+                <w:i w:val="0"/>
+              </w:rPr>
               <w:t xml:space="preserve"> → the instance's </w:t>
             </w:r>
             <w:r>
               <w:rPr>
                 <w:b/>
+                <w:i w:val="0"/>
               </w:rPr>
               <w:t>Monitoring</w:t>
             </w:r>
             <w:r>
+              <w:rPr>
+                <w:b w:val="0"/>
+                <w:i w:val="0"/>
+              </w:rPr>
               <w:t xml:space="preserve">/CloudWatch and </w:t>
             </w:r>
             <w:r>
               <w:rPr>
                 <w:b/>
+                <w:i w:val="0"/>
               </w:rPr>
               <w:t>Logs &amp; events</w:t>
             </w:r>
             <w:r>
+              <w:rPr>
+                <w:b w:val="0"/>
+                <w:i w:val="0"/>
+              </w:rPr>
               <w:t>.</w:t>
             </w:r>
           </w:p>
@@ -3512,24 +4510,38 @@
     <w:p/>
     <w:p>
       <w:r>
+        <w:rPr>
+          <w:b w:val="0"/>
+          <w:i w:val="0"/>
+        </w:rPr>
         <w:t xml:space="preserve">Both Render services also have </w:t>
       </w:r>
       <w:r>
         <w:rPr>
           <w:b/>
+          <w:i w:val="0"/>
         </w:rPr>
         <w:t>Shell</w:t>
       </w:r>
       <w:r>
+        <w:rPr>
+          <w:b w:val="0"/>
+          <w:i w:val="0"/>
+        </w:rPr>
         <w:t xml:space="preserve"> and </w:t>
       </w:r>
       <w:r>
         <w:rPr>
           <w:b/>
+          <w:i w:val="0"/>
         </w:rPr>
         <w:t>Metrics</w:t>
       </w:r>
       <w:r>
+        <w:rPr>
+          <w:b w:val="0"/>
+          <w:i w:val="0"/>
+        </w:rPr>
         <w:t xml:space="preserve"> tabs; the auth-server's Shell is handy for running one-off Prisma commands against the live DB.</w:t>
       </w:r>
     </w:p>
@@ -3549,31 +4561,45 @@
       <w:r>
         <w:rPr>
           <w:b/>
+          <w:i w:val="0"/>
         </w:rPr>
         <w:t>Sign in / load matters / save a form</w:t>
       </w:r>
       <w:r>
+        <w:rPr>
+          <w:b w:val="0"/>
+          <w:i w:val="0"/>
+        </w:rPr>
         <w:t xml:space="preserve"> → browser → </w:t>
       </w:r>
       <w:r>
         <w:rPr>
           <w:rFonts w:ascii="Consolas" w:hAnsi="Consolas"/>
+          <w:b w:val="0"/>
+          <w:i w:val="0"/>
           <w:sz w:val="19"/>
         </w:rPr>
         <w:t>REACT_APP_API_BASE_URL</w:t>
       </w:r>
-    </w:p>
-    <w:p>
-      <w:r>
-        <w:t xml:space="preserve">(auth-server on Render) → Prisma → </w:t>
+      <w:r>
+        <w:rPr>
+          <w:b w:val="0"/>
+          <w:i w:val="0"/>
+        </w:rPr>
+        <w:t xml:space="preserve"> (auth-server on Render) → Prisma → </w:t>
       </w:r>
       <w:r>
         <w:rPr>
           <w:b/>
+          <w:i w:val="0"/>
         </w:rPr>
         <w:t>AWS RDS</w:t>
       </w:r>
       <w:r>
+        <w:rPr>
+          <w:b w:val="0"/>
+          <w:i w:val="0"/>
+        </w:rPr>
         <w:t>. Response comes back through the same chain.</w:t>
       </w:r>
     </w:p>
@@ -3584,30 +4610,37 @@
       <w:r>
         <w:rPr>
           <w:b/>
+          <w:i w:val="0"/>
         </w:rPr>
         <w:t>Ask the AI / download a support report</w:t>
       </w:r>
       <w:r>
+        <w:rPr>
+          <w:b w:val="0"/>
+          <w:i w:val="0"/>
+        </w:rPr>
         <w:t xml:space="preserve"> → browser → </w:t>
       </w:r>
       <w:r>
         <w:rPr>
           <w:rFonts w:ascii="Consolas" w:hAnsi="Consolas"/>
+          <w:b w:val="0"/>
+          <w:i w:val="0"/>
           <w:sz w:val="19"/>
         </w:rPr>
         <w:t>CALCULATOR_API</w:t>
       </w:r>
       <w:r>
-        <w:t xml:space="preserve"> (Flask on</w:t>
-      </w:r>
-    </w:p>
-    <w:p>
-      <w:r>
-        <w:t xml:space="preserve">Render) → Anthropic → PDF/text back. </w:t>
+        <w:rPr>
+          <w:b w:val="0"/>
+          <w:i w:val="0"/>
+        </w:rPr>
+        <w:t xml:space="preserve"> (Flask on Render) → Anthropic → PDF/text back. </w:t>
       </w:r>
       <w:r>
         <w:rPr>
           <w:b/>
+          <w:i w:val="0"/>
         </w:rPr>
         <w:t>No database involved.</w:t>
       </w:r>
@@ -3619,35 +4652,60 @@
       <w:r>
         <w:rPr>
           <w:b/>
+          <w:i w:val="0"/>
         </w:rPr>
         <w:t>Sign up / reset password</w:t>
       </w:r>
       <w:r>
-        <w:t xml:space="preserve"> → auth-server writes the user + calls **Microsoft</w:t>
+        <w:rPr>
+          <w:b w:val="0"/>
+          <w:i w:val="0"/>
+        </w:rPr>
+        <w:t xml:space="preserve"> → auth-server writes the user + calls </w:t>
+      </w:r>
+      <w:r>
+        <w:rPr>
+          <w:b/>
+          <w:i w:val="0"/>
+        </w:rPr>
+        <w:t>Microsoft Graph</w:t>
+      </w:r>
+      <w:r>
+        <w:rPr>
+          <w:b w:val="0"/>
+          <w:i w:val="0"/>
+        </w:rPr>
+        <w:t xml:space="preserve"> to email the link (whose base is </w:t>
+      </w:r>
+      <w:r>
+        <w:rPr>
+          <w:rFonts w:ascii="Consolas" w:hAnsi="Consolas"/>
+          <w:b w:val="0"/>
+          <w:i w:val="0"/>
+          <w:sz w:val="19"/>
+        </w:rPr>
+        <w:t>FRONTEND_URL</w:t>
+      </w:r>
+      <w:r>
+        <w:rPr>
+          <w:b w:val="0"/>
+          <w:i w:val="0"/>
+        </w:rPr>
+        <w:t>).</w:t>
       </w:r>
     </w:p>
     <w:p>
       <w:r>
-        <w:t xml:space="preserve">Graph** to email the link (whose base is </w:t>
-      </w:r>
-      <w:r>
-        <w:rPr>
-          <w:rFonts w:ascii="Consolas" w:hAnsi="Consolas"/>
-          <w:sz w:val="19"/>
-        </w:rPr>
-        <w:t>FRONTEND_URL</w:t>
-      </w:r>
-      <w:r>
-        <w:t>).</w:t>
-      </w:r>
-    </w:p>
-    <w:p>
-      <w:r>
+        <w:rPr>
+          <w:b w:val="0"/>
+          <w:i w:val="0"/>
+        </w:rPr>
         <w:t xml:space="preserve">So a useful triage shortcut: </w:t>
       </w:r>
       <w:r>
         <w:rPr>
           <w:b/>
+          <w:i w:val="0"/>
         </w:rPr>
         <w:t>if the AI chat works but data won't load, it's the auth-server or the DB; if data loads but AI is dead, it's the Flask service or Anthropic.</w:t>
       </w:r>
@@ -3666,25 +4724,42 @@
         <w:pStyle w:val="ListNumber"/>
       </w:pPr>
       <w:r>
+        <w:rPr>
+          <w:b w:val="0"/>
+          <w:i w:val="0"/>
+        </w:rPr>
         <w:t xml:space="preserve">Merge to </w:t>
       </w:r>
       <w:r>
         <w:rPr>
+          <w:rFonts w:ascii="Consolas" w:hAnsi="Consolas"/>
           <w:b/>
-        </w:rPr>
-        <w:t>`main`</w:t>
-      </w:r>
-      <w:r>
+          <w:i w:val="0"/>
+          <w:sz w:val="19"/>
+        </w:rPr>
+        <w:t>main</w:t>
+      </w:r>
+      <w:r>
+        <w:rPr>
+          <w:b w:val="0"/>
+          <w:i w:val="0"/>
+        </w:rPr>
         <w:t xml:space="preserve"> on </w:t>
       </w:r>
       <w:r>
         <w:rPr>
           <w:rFonts w:ascii="Consolas" w:hAnsi="Consolas"/>
+          <w:b w:val="0"/>
+          <w:i w:val="0"/>
           <w:sz w:val="19"/>
         </w:rPr>
         <w:t>cloudactai/Calculator-code</w:t>
       </w:r>
       <w:r>
+        <w:rPr>
+          <w:b w:val="0"/>
+          <w:i w:val="0"/>
+        </w:rPr>
         <w:t>.</w:t>
       </w:r>
     </w:p>
@@ -3695,20 +4770,31 @@
       <w:r>
         <w:rPr>
           <w:b/>
+          <w:i w:val="0"/>
         </w:rPr>
         <w:t>Vercel</w:t>
       </w:r>
       <w:r>
+        <w:rPr>
+          <w:b w:val="0"/>
+          <w:i w:val="0"/>
+        </w:rPr>
         <w:t xml:space="preserve"> auto-builds the frontend from </w:t>
       </w:r>
       <w:r>
         <w:rPr>
           <w:rFonts w:ascii="Consolas" w:hAnsi="Consolas"/>
+          <w:b w:val="0"/>
+          <w:i w:val="0"/>
           <w:sz w:val="19"/>
         </w:rPr>
         <w:t>cloudact-ui/</w:t>
       </w:r>
       <w:r>
+        <w:rPr>
+          <w:b w:val="0"/>
+          <w:i w:val="0"/>
+        </w:rPr>
         <w:t>.</w:t>
       </w:r>
     </w:p>
@@ -3719,34 +4805,45 @@
       <w:r>
         <w:rPr>
           <w:b/>
+          <w:i w:val="0"/>
         </w:rPr>
         <w:t>Render</w:t>
       </w:r>
       <w:r>
-        <w:t xml:space="preserve"> builds both backend services from the same repo (each service has its own</w:t>
-      </w:r>
-    </w:p>
-    <w:p>
-      <w:r>
-        <w:t xml:space="preserve">root/branch config). The auth-server runs </w:t>
+        <w:rPr>
+          <w:b w:val="0"/>
+          <w:i w:val="0"/>
+        </w:rPr>
+        <w:t xml:space="preserve"> builds both backend services from the same repo (each service has its own root/branch config). The auth-server runs </w:t>
       </w:r>
       <w:r>
         <w:rPr>
           <w:rFonts w:ascii="Consolas" w:hAnsi="Consolas"/>
+          <w:b w:val="0"/>
+          <w:i w:val="0"/>
           <w:sz w:val="19"/>
         </w:rPr>
         <w:t>prisma migrate deploy</w:t>
       </w:r>
       <w:r>
+        <w:rPr>
+          <w:b w:val="0"/>
+          <w:i w:val="0"/>
+        </w:rPr>
         <w:t xml:space="preserve"> on boot. You can also </w:t>
       </w:r>
       <w:r>
         <w:rPr>
           <w:b/>
+          <w:i w:val="0"/>
         </w:rPr>
         <w:t>Manual Deploy</w:t>
       </w:r>
       <w:r>
+        <w:rPr>
+          <w:b w:val="0"/>
+          <w:i w:val="0"/>
+        </w:rPr>
         <w:t xml:space="preserve"> from each Render service.</w:t>
       </w:r>
     </w:p>
@@ -3755,36 +4852,54 @@
         <w:pStyle w:val="ListNumber"/>
       </w:pPr>
       <w:r>
+        <w:rPr>
+          <w:b w:val="0"/>
+          <w:i w:val="0"/>
+        </w:rPr>
         <w:t xml:space="preserve">Sanity check: the commit hash shown as </w:t>
       </w:r>
       <w:r>
         <w:rPr>
           <w:b/>
+          <w:i w:val="0"/>
         </w:rPr>
         <w:t>Live</w:t>
       </w:r>
       <w:r>
-        <w:t xml:space="preserve"> on both Render services and as the</w:t>
-      </w:r>
-    </w:p>
-    <w:p>
+        <w:rPr>
+          <w:b w:val="0"/>
+          <w:i w:val="0"/>
+        </w:rPr>
+        <w:t xml:space="preserve"> on both Render services and as the </w:t>
+      </w:r>
       <w:r>
         <w:rPr>
           <w:b/>
+          <w:i w:val="0"/>
         </w:rPr>
         <w:t>Production Deployment</w:t>
       </w:r>
       <w:r>
+        <w:rPr>
+          <w:b w:val="0"/>
+          <w:i w:val="0"/>
+        </w:rPr>
         <w:t xml:space="preserve"> on Vercel should match (they were all </w:t>
       </w:r>
       <w:r>
         <w:rPr>
           <w:rFonts w:ascii="Consolas" w:hAnsi="Consolas"/>
+          <w:b w:val="0"/>
+          <w:i w:val="0"/>
           <w:sz w:val="19"/>
         </w:rPr>
         <w:t>e6e814b</w:t>
       </w:r>
       <w:r>
+        <w:rPr>
+          <w:b w:val="0"/>
+          <w:i w:val="0"/>
+        </w:rPr>
         <w:t xml:space="preserve"> in the screenshots).</w:t>
       </w:r>
     </w:p>
@@ -3816,6 +4931,7 @@
             <w:r>
               <w:rPr>
                 <w:b/>
+                <w:i w:val="0"/>
               </w:rPr>
               <w:t>Thing</w:t>
             </w:r>
@@ -3829,6 +4945,7 @@
             <w:r>
               <w:rPr>
                 <w:b/>
+                <w:i w:val="0"/>
               </w:rPr>
               <w:t>Value</w:t>
             </w:r>
@@ -3842,6 +4959,10 @@
           </w:tcPr>
           <w:p>
             <w:r>
+              <w:rPr>
+                <w:b w:val="0"/>
+                <w:i w:val="0"/>
+              </w:rPr>
               <w:t>Repo</w:t>
             </w:r>
           </w:p>
@@ -3854,16 +4975,24 @@
             <w:r>
               <w:rPr>
                 <w:rFonts w:ascii="Consolas" w:hAnsi="Consolas"/>
+                <w:b w:val="0"/>
+                <w:i w:val="0"/>
                 <w:sz w:val="19"/>
               </w:rPr>
               <w:t>cloudactai/Calculator-code</w:t>
             </w:r>
             <w:r>
+              <w:rPr>
+                <w:b w:val="0"/>
+                <w:i w:val="0"/>
+              </w:rPr>
               <w:t xml:space="preserve">, branch </w:t>
             </w:r>
             <w:r>
               <w:rPr>
                 <w:rFonts w:ascii="Consolas" w:hAnsi="Consolas"/>
+                <w:b w:val="0"/>
+                <w:i w:val="0"/>
                 <w:sz w:val="19"/>
               </w:rPr>
               <w:t>main</w:t>
@@ -3878,6 +5007,10 @@
           </w:tcPr>
           <w:p>
             <w:r>
+              <w:rPr>
+                <w:b w:val="0"/>
+                <w:i w:val="0"/>
+              </w:rPr>
               <w:t>Frontend (Vercel)</w:t>
             </w:r>
           </w:p>
@@ -3890,16 +5023,24 @@
             <w:r>
               <w:rPr>
                 <w:rFonts w:ascii="Consolas" w:hAnsi="Consolas"/>
+                <w:b w:val="0"/>
+                <w:i w:val="0"/>
                 <w:sz w:val="19"/>
               </w:rPr>
               <w:t>calculator-ai-ui</w:t>
             </w:r>
             <w:r>
+              <w:rPr>
+                <w:b w:val="0"/>
+                <w:i w:val="0"/>
+              </w:rPr>
               <w:t xml:space="preserve"> → </w:t>
             </w:r>
             <w:r>
               <w:rPr>
                 <w:rFonts w:ascii="Consolas" w:hAnsi="Consolas"/>
+                <w:b w:val="0"/>
+                <w:i w:val="0"/>
                 <w:sz w:val="19"/>
               </w:rPr>
               <w:t>app.cloudforlawfirms.com</w:t>
@@ -3914,6 +5055,10 @@
           </w:tcPr>
           <w:p>
             <w:r>
+              <w:rPr>
+                <w:b w:val="0"/>
+                <w:i w:val="0"/>
+              </w:rPr>
               <w:t>Auth/data API (Render)</w:t>
             </w:r>
           </w:p>
@@ -3926,26 +5071,40 @@
             <w:r>
               <w:rPr>
                 <w:rFonts w:ascii="Consolas" w:hAnsi="Consolas"/>
+                <w:b w:val="0"/>
+                <w:i w:val="0"/>
                 <w:sz w:val="19"/>
               </w:rPr>
               <w:t>Calculator-code-auth</w:t>
             </w:r>
             <w:r>
+              <w:rPr>
+                <w:b w:val="0"/>
+                <w:i w:val="0"/>
+              </w:rPr>
               <w:t xml:space="preserve"> → </w:t>
             </w:r>
             <w:r>
               <w:rPr>
                 <w:rFonts w:ascii="Consolas" w:hAnsi="Consolas"/>
+                <w:b w:val="0"/>
+                <w:i w:val="0"/>
                 <w:sz w:val="19"/>
               </w:rPr>
               <w:t>calculator-code-auth.onrender.com</w:t>
             </w:r>
             <w:r>
+              <w:rPr>
+                <w:b w:val="0"/>
+                <w:i w:val="0"/>
+              </w:rPr>
               <w:t xml:space="preserve"> · </w:t>
             </w:r>
             <w:r>
               <w:rPr>
                 <w:rFonts w:ascii="Consolas" w:hAnsi="Consolas"/>
+                <w:b w:val="0"/>
+                <w:i w:val="0"/>
                 <w:sz w:val="19"/>
               </w:rPr>
               <w:t>srv-d939g4vavr4c73bma26g</w:t>
@@ -3960,6 +5119,10 @@
           </w:tcPr>
           <w:p>
             <w:r>
+              <w:rPr>
+                <w:b w:val="0"/>
+                <w:i w:val="0"/>
+              </w:rPr>
               <w:t>AI/report API (Render)</w:t>
             </w:r>
           </w:p>
@@ -3972,26 +5135,40 @@
             <w:r>
               <w:rPr>
                 <w:rFonts w:ascii="Consolas" w:hAnsi="Consolas"/>
+                <w:b w:val="0"/>
+                <w:i w:val="0"/>
                 <w:sz w:val="19"/>
               </w:rPr>
               <w:t>Calculator-code</w:t>
             </w:r>
             <w:r>
+              <w:rPr>
+                <w:b w:val="0"/>
+                <w:i w:val="0"/>
+              </w:rPr>
               <w:t xml:space="preserve"> → </w:t>
             </w:r>
             <w:r>
               <w:rPr>
                 <w:rFonts w:ascii="Consolas" w:hAnsi="Consolas"/>
+                <w:b w:val="0"/>
+                <w:i w:val="0"/>
                 <w:sz w:val="19"/>
               </w:rPr>
               <w:t>calculator-code-x2b4.onrender.com</w:t>
             </w:r>
             <w:r>
+              <w:rPr>
+                <w:b w:val="0"/>
+                <w:i w:val="0"/>
+              </w:rPr>
               <w:t xml:space="preserve"> · </w:t>
             </w:r>
             <w:r>
               <w:rPr>
                 <w:rFonts w:ascii="Consolas" w:hAnsi="Consolas"/>
+                <w:b w:val="0"/>
+                <w:i w:val="0"/>
                 <w:sz w:val="19"/>
               </w:rPr>
               <w:t>srv-d8c47m0js32c7384tscg</w:t>
@@ -4006,6 +5183,10 @@
           </w:tcPr>
           <w:p>
             <w:r>
+              <w:rPr>
+                <w:b w:val="0"/>
+                <w:i w:val="0"/>
+              </w:rPr>
               <w:t>Database</w:t>
             </w:r>
           </w:p>
@@ -4016,25 +5197,40 @@
           </w:tcPr>
           <w:p>
             <w:r>
+              <w:rPr>
+                <w:b w:val="0"/>
+                <w:i w:val="0"/>
+              </w:rPr>
               <w:t xml:space="preserve">PostgreSQL on </w:t>
             </w:r>
             <w:r>
               <w:rPr>
                 <w:b/>
+                <w:i w:val="0"/>
               </w:rPr>
               <w:t>AWS RDS</w:t>
             </w:r>
             <w:r>
+              <w:rPr>
+                <w:b w:val="0"/>
+                <w:i w:val="0"/>
+              </w:rPr>
               <w:t xml:space="preserve"> (via </w:t>
             </w:r>
             <w:r>
               <w:rPr>
                 <w:rFonts w:ascii="Consolas" w:hAnsi="Consolas"/>
+                <w:b w:val="0"/>
+                <w:i w:val="0"/>
                 <w:sz w:val="19"/>
               </w:rPr>
               <w:t>DATABASE_URL</w:t>
             </w:r>
             <w:r>
+              <w:rPr>
+                <w:b w:val="0"/>
+                <w:i w:val="0"/>
+              </w:rPr>
               <w:t>)</w:t>
             </w:r>
           </w:p>
@@ -4047,6 +5243,10 @@
           </w:tcPr>
           <w:p>
             <w:r>
+              <w:rPr>
+                <w:b w:val="0"/>
+                <w:i w:val="0"/>
+              </w:rPr>
               <w:t>Email</w:t>
             </w:r>
           </w:p>
@@ -4057,21 +5257,33 @@
           </w:tcPr>
           <w:p>
             <w:r>
+              <w:rPr>
+                <w:b w:val="0"/>
+                <w:i w:val="0"/>
+              </w:rPr>
               <w:t>Microsoft Graph (</w:t>
             </w:r>
             <w:r>
               <w:rPr>
                 <w:rFonts w:ascii="Consolas" w:hAnsi="Consolas"/>
+                <w:b w:val="0"/>
+                <w:i w:val="0"/>
                 <w:sz w:val="19"/>
               </w:rPr>
               <w:t>EMAIL_MICROSOFT_*</w:t>
             </w:r>
             <w:r>
+              <w:rPr>
+                <w:b w:val="0"/>
+                <w:i w:val="0"/>
+              </w:rPr>
               <w:t xml:space="preserve">), sender </w:t>
             </w:r>
             <w:r>
               <w:rPr>
                 <w:rFonts w:ascii="Consolas" w:hAnsi="Consolas"/>
+                <w:b w:val="0"/>
+                <w:i w:val="0"/>
                 <w:sz w:val="19"/>
               </w:rPr>
               <w:t>notifications@cloudforlawfirms.com</w:t>
@@ -4083,6 +5295,10 @@
     <w:p/>
     <w:p>
       <w:r>
+        <w:rPr>
+          <w:b w:val="0"/>
+          <w:i w:val="0"/>
+        </w:rPr>
         <w:t xml:space="preserve">See also: </w:t>
       </w:r>
       <w:hyperlink r:id="rId28">
@@ -4095,6 +5311,10 @@
         </w:r>
       </w:hyperlink>
       <w:r>
+        <w:rPr>
+          <w:b w:val="0"/>
+          <w:i w:val="0"/>
+        </w:rPr>
         <w:t xml:space="preserve">, </w:t>
       </w:r>
       <w:hyperlink r:id="rId29">
@@ -4107,6 +5327,10 @@
         </w:r>
       </w:hyperlink>
       <w:r>
+        <w:rPr>
+          <w:b w:val="0"/>
+          <w:i w:val="0"/>
+        </w:rPr>
         <w:t xml:space="preserve">, and the auth handoff notes in </w:t>
       </w:r>
       <w:hyperlink r:id="rId30">
@@ -4119,6 +5343,10 @@
         </w:r>
       </w:hyperlink>
       <w:r>
+        <w:rPr>
+          <w:b w:val="0"/>
+          <w:i w:val="0"/>
+        </w:rPr>
         <w:t>. &lt;/content&gt;</w:t>
       </w:r>
     </w:p>

--- a/docs/ARCHITECTURE.docx
+++ b/docs/ARCHITECTURE.docx
@@ -16,7 +16,7 @@
           <w:b w:val="0"/>
           <w:i w:val="0"/>
         </w:rPr>
-        <w:t>This is the map of the whole system: what each piece is, where it runs, how the pieces talk to each other, which environment variable does what, and where to look when something breaks. Read this first if you're new to the project or you're trying to figure out "which thing is down."</w:t>
+        <w:t>This document maps the whole system: what each piece is, where it runs, how the pieces communicate, what each environment variable does, and where to look when something breaks. Read it first if you are new to the project, or if you need to work out which service is failing.</w:t>
       </w:r>
     </w:p>
     <w:p>
@@ -35,7 +35,7 @@
           <w:b w:val="0"/>
           <w:i w:val="0"/>
         </w:rPr>
-        <w:t xml:space="preserve"> This doc references four dashboard screenshots that live in </w:t>
+        <w:t xml:space="preserve"> This document uses four dashboard screenshots, stored in </w:t>
       </w:r>
       <w:hyperlink r:id="rId9">
         <w:r>
@@ -51,23 +51,7 @@
           <w:b w:val="0"/>
           <w:i w:val="0"/>
         </w:rPr>
-        <w:t xml:space="preserve">. If they're not there yet, save the four captures into </w:t>
-      </w:r>
-      <w:r>
-        <w:rPr>
-          <w:rFonts w:ascii="Consolas" w:hAnsi="Consolas"/>
-          <w:b w:val="0"/>
-          <w:i w:val="0"/>
-          <w:sz w:val="19"/>
-        </w:rPr>
-        <w:t>docs/images/</w:t>
-      </w:r>
-      <w:r>
-        <w:rPr>
-          <w:b w:val="0"/>
-          <w:i w:val="0"/>
-        </w:rPr>
-        <w:t xml:space="preserve"> with these exact names:</w:t>
+        <w:t>:</w:t>
       </w:r>
     </w:p>
     <w:p>
@@ -79,127 +63,7 @@
           <w:b w:val="0"/>
           <w:i w:val="0"/>
         </w:rPr>
-        <w:t xml:space="preserve">| File | What it shows | |---|---| | </w:t>
-      </w:r>
-      <w:r>
-        <w:rPr>
-          <w:rFonts w:ascii="Consolas" w:hAnsi="Consolas"/>
-          <w:b w:val="0"/>
-          <w:i w:val="0"/>
-          <w:sz w:val="19"/>
-        </w:rPr>
-        <w:t>render-flask-env.png</w:t>
-      </w:r>
-      <w:r>
-        <w:rPr>
-          <w:b w:val="0"/>
-          <w:i w:val="0"/>
-        </w:rPr>
-        <w:t xml:space="preserve"> | Render → </w:t>
-      </w:r>
-      <w:r>
-        <w:rPr>
-          <w:b/>
-          <w:i w:val="0"/>
-        </w:rPr>
-        <w:t>Calculator-code</w:t>
-      </w:r>
-      <w:r>
-        <w:rPr>
-          <w:b w:val="0"/>
-          <w:i w:val="0"/>
-        </w:rPr>
-        <w:t xml:space="preserve"> (Flask) → Environment | | </w:t>
-      </w:r>
-      <w:r>
-        <w:rPr>
-          <w:rFonts w:ascii="Consolas" w:hAnsi="Consolas"/>
-          <w:b w:val="0"/>
-          <w:i w:val="0"/>
-          <w:sz w:val="19"/>
-        </w:rPr>
-        <w:t>vercel-overview.png</w:t>
-      </w:r>
-      <w:r>
-        <w:rPr>
-          <w:b w:val="0"/>
-          <w:i w:val="0"/>
-        </w:rPr>
-        <w:t xml:space="preserve"> | Vercel → </w:t>
-      </w:r>
-      <w:r>
-        <w:rPr>
-          <w:b/>
-          <w:i w:val="0"/>
-        </w:rPr>
-        <w:t>calculator-ai-ui</w:t>
-      </w:r>
-      <w:r>
-        <w:rPr>
-          <w:b w:val="0"/>
-          <w:i w:val="0"/>
-        </w:rPr>
-        <w:t xml:space="preserve"> → Overview | | </w:t>
-      </w:r>
-      <w:r>
-        <w:rPr>
-          <w:rFonts w:ascii="Consolas" w:hAnsi="Consolas"/>
-          <w:b w:val="0"/>
-          <w:i w:val="0"/>
-          <w:sz w:val="19"/>
-        </w:rPr>
-        <w:t>render-auth-env.png</w:t>
-      </w:r>
-      <w:r>
-        <w:rPr>
-          <w:b w:val="0"/>
-          <w:i w:val="0"/>
-        </w:rPr>
-        <w:t xml:space="preserve"> | Render → </w:t>
-      </w:r>
-      <w:r>
-        <w:rPr>
-          <w:b/>
-          <w:i w:val="0"/>
-        </w:rPr>
-        <w:t>Calculator-code-auth</w:t>
-      </w:r>
-      <w:r>
-        <w:rPr>
-          <w:b w:val="0"/>
-          <w:i w:val="0"/>
-        </w:rPr>
-        <w:t xml:space="preserve"> (Node) → Environment | | </w:t>
-      </w:r>
-      <w:r>
-        <w:rPr>
-          <w:rFonts w:ascii="Consolas" w:hAnsi="Consolas"/>
-          <w:b w:val="0"/>
-          <w:i w:val="0"/>
-          <w:sz w:val="19"/>
-        </w:rPr>
-        <w:t>vercel-env.png</w:t>
-      </w:r>
-      <w:r>
-        <w:rPr>
-          <w:b w:val="0"/>
-          <w:i w:val="0"/>
-        </w:rPr>
-        <w:t xml:space="preserve"> | Vercel → </w:t>
-      </w:r>
-      <w:r>
-        <w:rPr>
-          <w:b/>
-          <w:i w:val="0"/>
-        </w:rPr>
-        <w:t>calculator-ai-ui</w:t>
-      </w:r>
-      <w:r>
-        <w:rPr>
-          <w:b w:val="0"/>
-          <w:i w:val="0"/>
-        </w:rPr>
-        <w:t xml:space="preserve"> → Environment Variables |</w:t>
+        <w:t>| File | What it shows |</w:t>
       </w:r>
     </w:p>
     <w:p>
@@ -211,7 +75,187 @@
           <w:b w:val="0"/>
           <w:i w:val="0"/>
         </w:rPr>
-        <w:t>The captions below describe each one in full, so the doc is still complete even before the images are dropped in.</w:t>
+        <w:t>|---|---|</w:t>
+      </w:r>
+    </w:p>
+    <w:p>
+      <w:pPr>
+        <w:pStyle w:val="IntenseQuote"/>
+      </w:pPr>
+      <w:r>
+        <w:rPr>
+          <w:b w:val="0"/>
+          <w:i w:val="0"/>
+        </w:rPr>
+        <w:t xml:space="preserve">| </w:t>
+      </w:r>
+      <w:r>
+        <w:rPr>
+          <w:rFonts w:ascii="Consolas" w:hAnsi="Consolas"/>
+          <w:b w:val="0"/>
+          <w:i w:val="0"/>
+          <w:sz w:val="19"/>
+        </w:rPr>
+        <w:t>render-flask-env.png</w:t>
+      </w:r>
+      <w:r>
+        <w:rPr>
+          <w:b w:val="0"/>
+          <w:i w:val="0"/>
+        </w:rPr>
+        <w:t xml:space="preserve"> | Render → </w:t>
+      </w:r>
+      <w:r>
+        <w:rPr>
+          <w:b/>
+          <w:i w:val="0"/>
+        </w:rPr>
+        <w:t>Calculator-code</w:t>
+      </w:r>
+      <w:r>
+        <w:rPr>
+          <w:b w:val="0"/>
+          <w:i w:val="0"/>
+        </w:rPr>
+        <w:t xml:space="preserve"> (Flask) → Environment |</w:t>
+      </w:r>
+    </w:p>
+    <w:p>
+      <w:pPr>
+        <w:pStyle w:val="IntenseQuote"/>
+      </w:pPr>
+      <w:r>
+        <w:rPr>
+          <w:b w:val="0"/>
+          <w:i w:val="0"/>
+        </w:rPr>
+        <w:t xml:space="preserve">| </w:t>
+      </w:r>
+      <w:r>
+        <w:rPr>
+          <w:rFonts w:ascii="Consolas" w:hAnsi="Consolas"/>
+          <w:b w:val="0"/>
+          <w:i w:val="0"/>
+          <w:sz w:val="19"/>
+        </w:rPr>
+        <w:t>vercel-overview.png</w:t>
+      </w:r>
+      <w:r>
+        <w:rPr>
+          <w:b w:val="0"/>
+          <w:i w:val="0"/>
+        </w:rPr>
+        <w:t xml:space="preserve"> | Vercel → </w:t>
+      </w:r>
+      <w:r>
+        <w:rPr>
+          <w:b/>
+          <w:i w:val="0"/>
+        </w:rPr>
+        <w:t>calculator-ai-ui</w:t>
+      </w:r>
+      <w:r>
+        <w:rPr>
+          <w:b w:val="0"/>
+          <w:i w:val="0"/>
+        </w:rPr>
+        <w:t xml:space="preserve"> → Overview |</w:t>
+      </w:r>
+    </w:p>
+    <w:p>
+      <w:pPr>
+        <w:pStyle w:val="IntenseQuote"/>
+      </w:pPr>
+      <w:r>
+        <w:rPr>
+          <w:b w:val="0"/>
+          <w:i w:val="0"/>
+        </w:rPr>
+        <w:t xml:space="preserve">| </w:t>
+      </w:r>
+      <w:r>
+        <w:rPr>
+          <w:rFonts w:ascii="Consolas" w:hAnsi="Consolas"/>
+          <w:b w:val="0"/>
+          <w:i w:val="0"/>
+          <w:sz w:val="19"/>
+        </w:rPr>
+        <w:t>render-auth-env.png</w:t>
+      </w:r>
+      <w:r>
+        <w:rPr>
+          <w:b w:val="0"/>
+          <w:i w:val="0"/>
+        </w:rPr>
+        <w:t xml:space="preserve"> | Render → </w:t>
+      </w:r>
+      <w:r>
+        <w:rPr>
+          <w:b/>
+          <w:i w:val="0"/>
+        </w:rPr>
+        <w:t>Calculator-code-auth</w:t>
+      </w:r>
+      <w:r>
+        <w:rPr>
+          <w:b w:val="0"/>
+          <w:i w:val="0"/>
+        </w:rPr>
+        <w:t xml:space="preserve"> (Node) → Environment |</w:t>
+      </w:r>
+    </w:p>
+    <w:p>
+      <w:pPr>
+        <w:pStyle w:val="IntenseQuote"/>
+      </w:pPr>
+      <w:r>
+        <w:rPr>
+          <w:b w:val="0"/>
+          <w:i w:val="0"/>
+        </w:rPr>
+        <w:t xml:space="preserve">| </w:t>
+      </w:r>
+      <w:r>
+        <w:rPr>
+          <w:rFonts w:ascii="Consolas" w:hAnsi="Consolas"/>
+          <w:b w:val="0"/>
+          <w:i w:val="0"/>
+          <w:sz w:val="19"/>
+        </w:rPr>
+        <w:t>vercel-env.png</w:t>
+      </w:r>
+      <w:r>
+        <w:rPr>
+          <w:b w:val="0"/>
+          <w:i w:val="0"/>
+        </w:rPr>
+        <w:t xml:space="preserve"> | Vercel → </w:t>
+      </w:r>
+      <w:r>
+        <w:rPr>
+          <w:b/>
+          <w:i w:val="0"/>
+        </w:rPr>
+        <w:t>calculator-ai-ui</w:t>
+      </w:r>
+      <w:r>
+        <w:rPr>
+          <w:b w:val="0"/>
+          <w:i w:val="0"/>
+        </w:rPr>
+        <w:t xml:space="preserve"> → Environment Variables |</w:t>
+      </w:r>
+    </w:p>
+    <w:p>
+      <w:pPr>
+        <w:pStyle w:val="IntenseQuote"/>
+      </w:pPr>
+      <w:r>
+        <w:rPr>
+          <w:b w:val="0"/>
+          <w:i w:val="0"/>
+        </w:rPr>
+        <w:t>Each caption below describes its screenshot in full, so the text stands on its own if the images do not render.</w:t>
       </w:r>
     </w:p>
     <w:p/>
@@ -229,7 +273,7 @@
           <w:b w:val="0"/>
           <w:i w:val="0"/>
         </w:rPr>
-        <w:t xml:space="preserve">There are </w:t>
+        <w:t xml:space="preserve">The system has </w:t>
       </w:r>
       <w:r>
         <w:rPr>
@@ -243,7 +287,7 @@
           <w:b w:val="0"/>
           <w:i w:val="0"/>
         </w:rPr>
-        <w:t xml:space="preserve"> moving parts plus the git repo. Three are hosted services; one is a database.</w:t>
+        <w:t xml:space="preserve"> parts, plus the git repo. Three are hosted services; one is a database.</w:t>
       </w:r>
     </w:p>
     <w:p>
@@ -269,6 +313,7 @@
         <w:br/>
         <w:t xml:space="preserve">    User([Lawyer's browser])</w:t>
         <w:br/>
+        <w:t/>
         <w:br/>
         <w:t xml:space="preserve">    subgraph Vercel["Vercel — calculator-ai-ui (React / CRA)"]</w:t>
         <w:br/>
@@ -276,6 +321,7 @@
         <w:br/>
         <w:t xml:space="preserve">    end</w:t>
         <w:br/>
+        <w:t/>
         <w:br/>
         <w:t xml:space="preserve">    subgraph RenderAuth["Render — Calculator-code-auth (Node/Express + Prisma)"]</w:t>
         <w:br/>
@@ -283,6 +329,7 @@
         <w:br/>
         <w:t xml:space="preserve">    end</w:t>
         <w:br/>
+        <w:t/>
         <w:br/>
         <w:t xml:space="preserve">    subgraph RenderFlask["Render — Calculator-code (Python/Flask)"]</w:t>
         <w:br/>
@@ -290,6 +337,7 @@
         <w:br/>
         <w:t xml:space="preserve">    end</w:t>
         <w:br/>
+        <w:t/>
         <w:br/>
         <w:t xml:space="preserve">    subgraph AWS["AWS RDS — PostgreSQL"]</w:t>
         <w:br/>
@@ -297,15 +345,17 @@
         <w:br/>
         <w:t xml:space="preserve">    end</w:t>
         <w:br/>
+        <w:t/>
         <w:br/>
         <w:t xml:space="preserve">    Graph[[Microsoft Graph&lt;br/&gt;email sending]]</w:t>
         <w:br/>
+        <w:t/>
         <w:br/>
         <w:t xml:space="preserve">    User --&gt; UI</w:t>
         <w:br/>
         <w:t xml:space="preserve">    UI --&gt;|REACT_APP_API_BASE_URL&lt;br/&gt;login, matters, forms, folders| AUTH</w:t>
         <w:br/>
-        <w:t xml:space="preserve">    UI --&gt;|CALCULATOR_API&lt;br/&gt;/chat, /intake-chat, /download-report| FLASK</w:t>
+        <w:t xml:space="preserve">    UI --&gt;|CALCULATOR_API&lt;br/&gt;/chat, /intake-chat, /update-chat, /download-report| FLASK</w:t>
         <w:br/>
         <w:t xml:space="preserve">    AUTH --&gt;|DATABASE_URL Prisma/pg over SSL| DB</w:t>
         <w:br/>
@@ -334,7 +384,6 @@
             <w:r>
               <w:rPr>
                 <w:b/>
-                <w:i w:val="0"/>
               </w:rPr>
               <w:t>Piece</w:t>
             </w:r>
@@ -348,7 +397,6 @@
             <w:r>
               <w:rPr>
                 <w:b/>
-                <w:i w:val="0"/>
               </w:rPr>
               <w:t>Tech</w:t>
             </w:r>
@@ -362,7 +410,6 @@
             <w:r>
               <w:rPr>
                 <w:b/>
-                <w:i w:val="0"/>
               </w:rPr>
               <w:t>Host</w:t>
             </w:r>
@@ -376,7 +423,6 @@
             <w:r>
               <w:rPr>
                 <w:b/>
-                <w:i w:val="0"/>
               </w:rPr>
               <w:t>In this repo</w:t>
             </w:r>
@@ -390,7 +436,6 @@
             <w:r>
               <w:rPr>
                 <w:b/>
-                <w:i w:val="0"/>
               </w:rPr>
               <w:t>Public URL</w:t>
             </w:r>
@@ -822,14 +867,13 @@
         </w:tc>
       </w:tr>
     </w:tbl>
-    <w:p/>
     <w:p>
       <w:r>
         <w:rPr>
           <w:b w:val="0"/>
           <w:i w:val="0"/>
         </w:rPr>
-        <w:t xml:space="preserve">Everything deploys off the </w:t>
+        <w:t xml:space="preserve">Everything deploys from the </w:t>
       </w:r>
       <w:r>
         <w:rPr>
@@ -877,16 +921,7 @@
           <w:b w:val="0"/>
           <w:i w:val="0"/>
         </w:rPr>
-        <w:t>, "Merge pull request</w:t>
-      </w:r>
-    </w:p>
-    <w:p>
-      <w:r>
-        <w:rPr>
-          <w:b w:val="0"/>
-          <w:i w:val="0"/>
-        </w:rPr>
-        <w:t>#58 from cloudactai/marc"), which is what "everything is in sync" looks like.</w:t>
+        <w:t>, "Merge pull request #58 from cloudactai/marc"). Matching commit hashes across the three services is what a fully in-sync deployment looks like.</w:t>
       </w:r>
     </w:p>
     <w:p/>
@@ -971,7 +1006,7 @@
           <w:b w:val="0"/>
           <w:i w:val="0"/>
         </w:rPr>
-        <w:t>). It's the CloudAct Solutions sign-in + the whole app the lawyer uses (Matters, Forms, calculators). Key facts from the Overview screenshot:</w:t>
+        <w:t>). It provides the CloudAct Solutions sign-in and the whole application the lawyer uses (Matters, Forms, calculators). Key details from the Overview screenshot:</w:t>
       </w:r>
     </w:p>
     <w:p>
@@ -1111,7 +1146,7 @@
           <w:b w:val="0"/>
           <w:i w:val="0"/>
         </w:rPr>
-        <w:t xml:space="preserve">It's a </w:t>
+        <w:t xml:space="preserve">This is a </w:t>
       </w:r>
       <w:r>
         <w:rPr>
@@ -1125,7 +1160,7 @@
           <w:b w:val="0"/>
           <w:i w:val="0"/>
         </w:rPr>
-        <w:t xml:space="preserve"> build, not Vite. This matters: env vars are </w:t>
+        <w:t xml:space="preserve"> build, not Vite. That distinction matters: env vars are </w:t>
       </w:r>
       <w:r>
         <w:rPr>
@@ -1225,14 +1260,14 @@
           <w:b/>
           <w:i w:val="0"/>
         </w:rPr>
-        <w:t>Hobby-plan deploy quirk:</w:t>
+        <w:t>Hobby-plan limitation:</w:t>
       </w:r>
       <w:r>
         <w:rPr>
           <w:b w:val="0"/>
           <w:i w:val="0"/>
         </w:rPr>
-        <w:t xml:space="preserve"> only commits by the account owner auto-deploy. If a teammate's merge doesn't deploy ("commit author does not have contributing access"), the owner has to push/redeploy, or the team upgrades to Pro.</w:t>
+        <w:t xml:space="preserve"> only commits by the account owner deploy automatically. If a teammate's merge does not deploy ("commit author does not have contributing access"), the owner has to push or redeploy manually, or the team upgrades to Pro.</w:t>
       </w:r>
     </w:p>
     <w:p>
@@ -1300,7 +1335,7 @@
           <w:b w:val="0"/>
           <w:i w:val="0"/>
         </w:rPr>
-        <w:t xml:space="preserve">Only two are set (screenshot 4), and that's by design — the frontend has smart defaults in </w:t>
+        <w:t xml:space="preserve">Only two are set (screenshot 4). That is intentional: the frontend falls back to sensible defaults in </w:t>
       </w:r>
       <w:hyperlink r:id="rId17">
         <w:r>
@@ -1354,7 +1389,6 @@
             <w:r>
               <w:rPr>
                 <w:b/>
-                <w:i w:val="0"/>
               </w:rPr>
               <w:t>Variable</w:t>
             </w:r>
@@ -1368,7 +1402,6 @@
             <w:r>
               <w:rPr>
                 <w:b/>
-                <w:i w:val="0"/>
               </w:rPr>
               <w:t>Purpose</w:t>
             </w:r>
@@ -1612,7 +1645,6 @@
         </w:tc>
       </w:tr>
     </w:tbl>
-    <w:p/>
     <w:p>
       <w:r>
         <w:rPr>
@@ -1765,14 +1797,14 @@
           <w:b/>
           <w:i w:val="0"/>
         </w:rPr>
-        <w:t>Doc mismatch to be aware of:</w:t>
+        <w:t>Known documentation mismatch:</w:t>
       </w:r>
       <w:r>
         <w:rPr>
           <w:b w:val="0"/>
           <w:i w:val="0"/>
         </w:rPr>
-        <w:t xml:space="preserve"> the older handoff doc </w:t>
+        <w:t xml:space="preserve"> the older handoff note </w:t>
       </w:r>
       <w:hyperlink r:id="rId19">
         <w:r>
@@ -1788,7 +1820,7 @@
           <w:b w:val="0"/>
           <w:i w:val="0"/>
         </w:rPr>
-        <w:t xml:space="preserve"> talks about </w:t>
+        <w:t xml:space="preserve"> refers to </w:t>
       </w:r>
       <w:r>
         <w:rPr>
@@ -1804,7 +1836,7 @@
           <w:b w:val="0"/>
           <w:i w:val="0"/>
         </w:rPr>
-        <w:t xml:space="preserve"> variables and "Render Postgres." That was written for a Vite build against a Render database. The </w:t>
+        <w:t xml:space="preserve"> variables and "Render Postgres". It was written for a Vite build against a Render database. The </w:t>
       </w:r>
       <w:r>
         <w:rPr>
@@ -1862,7 +1894,7 @@
           <w:b w:val="0"/>
           <w:i w:val="0"/>
         </w:rPr>
-        <w:t xml:space="preserve"> database. Trust this doc and the screenshots over the Vite references.</w:t>
+        <w:t xml:space="preserve"> database. Where the two disagree, this document and the screenshots are correct.</w:t>
       </w:r>
     </w:p>
     <w:p/>
@@ -1979,7 +2011,7 @@
           <w:b w:val="0"/>
           <w:i w:val="0"/>
         </w:rPr>
-        <w:t xml:space="preserve">). It powers everything conversational and every generated PDF — the child/spousal support calculators, the matter-intake agent, and the downloadable reports. It is </w:t>
+        <w:t xml:space="preserve">). It handles every conversational feature and every generated PDF: the child and spousal support calculators, the matter-intake agent, the update-information agent, and the downloadable reports. It is </w:t>
       </w:r>
       <w:r>
         <w:rPr>
@@ -1993,7 +2025,7 @@
           <w:b w:val="0"/>
           <w:i w:val="0"/>
         </w:rPr>
-        <w:t xml:space="preserve"> and talks only to Anthropic; it does </w:t>
+        <w:t xml:space="preserve"> and calls only Anthropic; it does </w:t>
       </w:r>
       <w:r>
         <w:rPr>
@@ -2007,7 +2039,7 @@
           <w:b w:val="0"/>
           <w:i w:val="0"/>
         </w:rPr>
-        <w:t xml:space="preserve"> touch the database (all persistence is the frontend calling the auth-server). From the screenshot:</w:t>
+        <w:t xml:space="preserve"> touch the database (all saving is done by the frontend calling the auth-server). That is why even the update agent returns its changes as patches for the frontend to write, rather than saving them itself. From the screenshot:</w:t>
       </w:r>
     </w:p>
     <w:p>
@@ -2258,7 +2290,6 @@
             <w:r>
               <w:rPr>
                 <w:b/>
-                <w:i w:val="0"/>
               </w:rPr>
               <w:t>Variable</w:t>
             </w:r>
@@ -2272,7 +2303,6 @@
             <w:r>
               <w:rPr>
                 <w:b/>
-                <w:i w:val="0"/>
               </w:rPr>
               <w:t>Purpose</w:t>
             </w:r>
@@ -2306,7 +2336,7 @@
                 <w:b w:val="0"/>
                 <w:i w:val="0"/>
               </w:rPr>
-              <w:t xml:space="preserve">Auth for the Anthropic API. Every chat/report call uses it. If it's missing, expired, or over quota, </w:t>
+              <w:t xml:space="preserve">Credential for the Anthropic API. Every chat and report call uses it. If it is missing, expired, or over quota, </w:t>
             </w:r>
             <w:r>
               <w:rPr>
@@ -2320,7 +2350,7 @@
                 <w:b w:val="0"/>
                 <w:i w:val="0"/>
               </w:rPr>
-              <w:t xml:space="preserve"> AI features fail (chat replies error, reports won't generate).</w:t>
+              <w:t xml:space="preserve"> AI features fail: chat replies return errors and reports do not generate.</w:t>
             </w:r>
           </w:p>
         </w:tc>
@@ -2406,7 +2436,6 @@
         </w:tc>
       </w:tr>
     </w:tbl>
-    <w:p/>
     <w:p>
       <w:pPr>
         <w:pStyle w:val="IntenseQuote"/>
@@ -2423,7 +2452,7 @@
           <w:b w:val="0"/>
           <w:i w:val="0"/>
         </w:rPr>
-        <w:t xml:space="preserve"> A Free Render web service spins down when idle and takes ~30–60s to wake. That's exactly why the chat panels show </w:t>
+        <w:t xml:space="preserve"> A Free Render web service goes to sleep when idle and takes roughly 30–60 seconds to start again. That is why the chat panels show </w:t>
       </w:r>
       <w:r>
         <w:rPr>
@@ -2467,7 +2496,7 @@
           <w:b w:val="0"/>
           <w:i w:val="0"/>
         </w:rPr>
-        <w:t xml:space="preserve"> message after a quiet period is normal, not a bug.</w:t>
+        <w:t xml:space="preserve"> message after a quiet period is expected behaviour, not a fault.</w:t>
       </w:r>
     </w:p>
     <w:p/>
@@ -2582,7 +2611,7 @@
           <w:b w:val="0"/>
           <w:i w:val="0"/>
         </w:rPr>
-        <w:t xml:space="preserve"> thing that reads and writes the database. It serves two families of routes:</w:t>
+        <w:t xml:space="preserve"> service that reads and writes the database. It serves two groups of routes:</w:t>
       </w:r>
     </w:p>
     <w:p>
@@ -2787,7 +2816,6 @@
             <w:r>
               <w:rPr>
                 <w:b/>
-                <w:i w:val="0"/>
               </w:rPr>
               <w:t>Variable</w:t>
             </w:r>
@@ -2801,7 +2829,6 @@
             <w:r>
               <w:rPr>
                 <w:b/>
-                <w:i w:val="0"/>
               </w:rPr>
               <w:t>Purpose</w:t>
             </w:r>
@@ -2897,7 +2924,7 @@
                 <w:b w:val="0"/>
                 <w:i w:val="0"/>
               </w:rPr>
-              <w:t>). This is the single most critical secret — if it's wrong/expired, the whole app can't load or save anything.</w:t>
+              <w:t>). This is the most critical secret in the system: if it is wrong or expired, the app cannot load or save any data.</w:t>
             </w:r>
           </w:p>
         </w:tc>
@@ -3060,7 +3087,7 @@
                 <w:b w:val="0"/>
                 <w:i w:val="0"/>
               </w:rPr>
-              <w:t xml:space="preserve"> in prod — otherwise the cross-domain session cookie is dropped by the browser and logins silently don't stick.</w:t>
+              <w:t xml:space="preserve"> in production. Otherwise the browser drops the cross-domain session cookie and logins do not persist, with no visible error.</w:t>
             </w:r>
           </w:p>
         </w:tc>
@@ -3311,7 +3338,6 @@
         </w:tc>
       </w:tr>
     </w:tbl>
-    <w:p/>
     <w:p>
       <w:pPr>
         <w:pStyle w:val="IntenseQuote"/>
@@ -3360,7 +3386,7 @@
           <w:b w:val="0"/>
           <w:i w:val="0"/>
         </w:rPr>
-        <w:t xml:space="preserve"> on the shared mailbox — that's how the auth-server sends verification/reset email. A </w:t>
+        <w:t xml:space="preserve"> on the shared mailbox. That is how the auth-server sends verification and reset email. A </w:t>
       </w:r>
       <w:r>
         <w:rPr>
@@ -3374,7 +3400,7 @@
           <w:b w:val="0"/>
           <w:i w:val="0"/>
         </w:rPr>
-        <w:t xml:space="preserve"> doc will cover the Graph email flow in depth; for here, just know these four vars are the email sender's credentials and they were copied from the older </w:t>
+        <w:t xml:space="preserve"> document will cover the Graph email flow in detail. For the purposes of this document, treat these four variables as the email sender's credentials; they were copied from the older </w:t>
       </w:r>
       <w:r>
         <w:rPr>
@@ -3402,7 +3428,7 @@
           <w:b/>
           <w:i w:val="0"/>
         </w:rPr>
-        <w:t>Shared-secret caveat:</w:t>
+        <w:t>Shared-secret warning:</w:t>
       </w:r>
       <w:r>
         <w:rPr>
@@ -3423,7 +3449,7 @@
           <w:b w:val="0"/>
           <w:i w:val="0"/>
         </w:rPr>
-        <w:t xml:space="preserve"> stop sending at once — the tell is </w:t>
+        <w:t xml:space="preserve"> services stop sending email at the same time. The symptom is </w:t>
       </w:r>
       <w:r>
         <w:rPr>
@@ -3439,7 +3465,7 @@
           <w:b w:val="0"/>
           <w:i w:val="0"/>
         </w:rPr>
-        <w:t xml:space="preserve"> in the logs. Record its expiry and set a reminder.</w:t>
+        <w:t xml:space="preserve"> in the logs. Record the expiry date and set a reminder.</w:t>
       </w:r>
     </w:p>
     <w:p/>
@@ -3806,7 +3832,7 @@
           <w:b/>
           <w:i w:val="0"/>
         </w:rPr>
-        <w:t>How to recognize it (symptoms, from the outside in):</w:t>
+        <w:t>How to recognise it (symptoms, working from the outside in):</w:t>
       </w:r>
     </w:p>
     <w:p>
@@ -3918,7 +3944,7 @@
           <w:b w:val="0"/>
           <w:i w:val="0"/>
         </w:rPr>
-        <w:t xml:space="preserve"> (§ logs below) you'll see Prisma/</w:t>
+        <w:t xml:space="preserve"> (see the logs section below) you will see Prisma or </w:t>
       </w:r>
       <w:r>
         <w:rPr>
@@ -3934,7 +3960,7 @@
           <w:b w:val="0"/>
           <w:i w:val="0"/>
         </w:rPr>
-        <w:t xml:space="preserve"> connection errors — e.g. </w:t>
+        <w:t xml:space="preserve"> connection errors — for example </w:t>
       </w:r>
       <w:r>
         <w:rPr>
@@ -3998,7 +4024,7 @@
           <w:b w:val="0"/>
           <w:i w:val="0"/>
         </w:rPr>
-        <w:t>, or connection timeouts. The Flask service and its AI chat keep working (it has no DB), which is a quick way to confirm the fault is DB-only.</w:t>
+        <w:t>, or connection timeouts. The Flask service and its AI chat keep working, because they have no database connection; that is a quick way to confirm the fault is limited to the database.</w:t>
       </w:r>
     </w:p>
     <w:p>
@@ -4010,7 +4036,7 @@
           <w:b w:val="0"/>
           <w:i w:val="0"/>
         </w:rPr>
-        <w:t xml:space="preserve">If the start command can't migrate, the </w:t>
+        <w:t xml:space="preserve">If the start command cannot migrate, the </w:t>
       </w:r>
       <w:r>
         <w:rPr>
@@ -4098,7 +4124,7 @@
           <w:b w:val="0"/>
           <w:i w:val="0"/>
         </w:rPr>
-        <w:t xml:space="preserve">The exact AWS auth mechanism (static password vs. IAM database authentication vs. Secrets Manager rotation) isn't encoded in this repo — confirm which one this RDS instance uses so the runbook above can name the precise regeneration step. The symptoms and the "update </w:t>
+        <w:t xml:space="preserve">The exact AWS authentication mechanism (static password, IAM database authentication, or Secrets Manager rotation) is not recorded in this repo. Confirm which one this RDS instance uses, so the steps above can name the precise way to regenerate the credential. The symptoms, and the "update </w:t>
       </w:r>
       <w:r>
         <w:rPr>
@@ -4114,7 +4140,7 @@
           <w:b w:val="0"/>
           <w:i w:val="0"/>
         </w:rPr>
-        <w:t xml:space="preserve"> + redeploy" fix hold either way.</w:t>
+        <w:t xml:space="preserve"> and redeploy" fix, apply either way.</w:t>
       </w:r>
     </w:p>
     <w:p/>
@@ -4145,9 +4171,8 @@
             <w:r>
               <w:rPr>
                 <w:b/>
-                <w:i w:val="0"/>
               </w:rPr>
-              <w:t>You're debugging…</w:t>
+              <w:t>What you are debugging</w:t>
             </w:r>
           </w:p>
         </w:tc>
@@ -4159,9 +4184,8 @@
             <w:r>
               <w:rPr>
                 <w:b/>
-                <w:i w:val="0"/>
               </w:rPr>
-              <w:t>Go to</w:t>
+              <w:t>Where to look</w:t>
             </w:r>
           </w:p>
         </w:tc>
@@ -4177,14 +4201,14 @@
                 <w:b w:val="0"/>
                 <w:i w:val="0"/>
               </w:rPr>
-              <w:t xml:space="preserve">A page not loading, save failing, login issues, </w:t>
+              <w:t xml:space="preserve">A page not loading, a save failing, login problems, </w:t>
             </w:r>
             <w:r>
               <w:rPr>
                 <w:b/>
                 <w:i w:val="0"/>
               </w:rPr>
-              <w:t>DB errors</w:t>
+              <w:t>database errors</w:t>
             </w:r>
           </w:p>
         </w:tc>
@@ -4219,7 +4243,7 @@
                 <w:b w:val="0"/>
                 <w:i w:val="0"/>
               </w:rPr>
-              <w:t xml:space="preserve"> for deploy/crash history). This is the busiest log.</w:t>
+              <w:t xml:space="preserve"> for deploy and crash history). This is the busiest log.</w:t>
             </w:r>
           </w:p>
         </w:tc>
@@ -4235,7 +4259,7 @@
                 <w:b w:val="0"/>
                 <w:i w:val="0"/>
               </w:rPr>
-              <w:t>AI chat not replying, report PDF not generating, Anthropic/model errors</w:t>
+              <w:t>AI chat not replying, report PDF not generating, Anthropic or model errors</w:t>
             </w:r>
           </w:p>
         </w:tc>
@@ -4256,7 +4280,7 @@
                 <w:b w:val="0"/>
                 <w:i w:val="0"/>
               </w:rPr>
-              <w:t>. Look for Anthropic 401/429 or model-name errors.</w:t>
+              <w:t>. Look for Anthropic 401/429 responses or model-name errors.</w:t>
             </w:r>
           </w:p>
         </w:tc>
@@ -4272,7 +4296,7 @@
                 <w:b w:val="0"/>
                 <w:i w:val="0"/>
               </w:rPr>
-              <w:t>Email not arriving (verify/reset)</w:t>
+              <w:t>Email not arriving (verification or reset)</w:t>
             </w:r>
           </w:p>
         </w:tc>
@@ -4293,7 +4317,7 @@
                 <w:b w:val="0"/>
                 <w:i w:val="0"/>
               </w:rPr>
-              <w:t xml:space="preserve"> — search for </w:t>
+              <w:t xml:space="preserve">, searching for </w:t>
             </w:r>
             <w:r>
               <w:rPr>
@@ -4325,7 +4349,7 @@
                 <w:b w:val="0"/>
                 <w:i w:val="0"/>
               </w:rPr>
-              <w:t xml:space="preserve"> there = expired </w:t>
+              <w:t xml:space="preserve"> there means an expired </w:t>
             </w:r>
             <w:r>
               <w:rPr>
@@ -4357,7 +4381,7 @@
                 <w:b w:val="0"/>
                 <w:i w:val="0"/>
               </w:rPr>
-              <w:t>Build failed, wrong env var baked in, routing/404 on refresh</w:t>
+              <w:t>Build failed, wrong env var built in, routing or 404 on refresh</w:t>
             </w:r>
           </w:p>
         </w:tc>
@@ -4392,7 +4416,7 @@
                 <w:b w:val="0"/>
                 <w:i w:val="0"/>
               </w:rPr>
-              <w:t xml:space="preserve"> (runtime/edge). Remember CRA inlines env vars at build — rebuild after changing them.</w:t>
+              <w:t xml:space="preserve"> (runtime and edge). Remember that CRA inlines env vars at build time, so rebuild after changing them.</w:t>
             </w:r>
           </w:p>
         </w:tc>
@@ -4408,7 +4432,7 @@
                 <w:b w:val="0"/>
                 <w:i w:val="0"/>
               </w:rPr>
-              <w:t>Slow first request after idle</w:t>
+              <w:t>Slow first request after an idle period</w:t>
             </w:r>
           </w:p>
         </w:tc>
@@ -4422,7 +4446,7 @@
                 <w:b w:val="0"/>
                 <w:i w:val="0"/>
               </w:rPr>
-              <w:t xml:space="preserve">Expected Free-tier cold start on the Render services; check </w:t>
+              <w:t xml:space="preserve">Expected Free-tier cold start on the Render services. Check </w:t>
             </w:r>
             <w:r>
               <w:rPr>
@@ -4436,7 +4460,7 @@
                 <w:b w:val="0"/>
                 <w:i w:val="0"/>
               </w:rPr>
-              <w:t xml:space="preserve"> to confirm a spin-up, not a crash.</w:t>
+              <w:t xml:space="preserve"> to confirm the service is starting up rather than crashing.</w:t>
             </w:r>
           </w:p>
         </w:tc>
@@ -4452,7 +4476,7 @@
                 <w:b w:val="0"/>
                 <w:i w:val="0"/>
               </w:rPr>
-              <w:t>Database-level (slow queries, storage, connections)</w:t>
+              <w:t>Database-level problems (slow queries, storage, connections)</w:t>
             </w:r>
           </w:p>
         </w:tc>
@@ -4507,7 +4531,6 @@
         </w:tc>
       </w:tr>
     </w:tbl>
-    <w:p/>
     <w:p>
       <w:r>
         <w:rPr>
@@ -4542,7 +4565,7 @@
           <w:b w:val="0"/>
           <w:i w:val="0"/>
         </w:rPr>
-        <w:t xml:space="preserve"> tabs; the auth-server's Shell is handy for running one-off Prisma commands against the live DB.</w:t>
+        <w:t xml:space="preserve"> tabs. The auth-server's Shell is useful for running one-off Prisma commands against the live database.</w:t>
       </w:r>
     </w:p>
     <w:p/>
@@ -4700,14 +4723,14 @@
           <w:b w:val="0"/>
           <w:i w:val="0"/>
         </w:rPr>
-        <w:t xml:space="preserve">So a useful triage shortcut: </w:t>
+        <w:t xml:space="preserve">This gives a useful first check: </w:t>
       </w:r>
       <w:r>
         <w:rPr>
           <w:b/>
           <w:i w:val="0"/>
         </w:rPr>
-        <w:t>if the AI chat works but data won't load, it's the auth-server or the DB; if data loads but AI is dead, it's the Flask service or Anthropic.</w:t>
+        <w:t>if the AI chat works but data will not load, the problem is the auth-server or the database; if data loads but the AI does not respond, the problem is the Flask service or Anthropic.</w:t>
       </w:r>
     </w:p>
     <w:p/>
@@ -4814,7 +4837,7 @@
           <w:b w:val="0"/>
           <w:i w:val="0"/>
         </w:rPr>
-        <w:t xml:space="preserve"> builds both backend services from the same repo (each service has its own root/branch config). The auth-server runs </w:t>
+        <w:t xml:space="preserve"> builds both backend services from the same repo (each service has its own root and branch configuration). The auth-server runs </w:t>
       </w:r>
       <w:r>
         <w:rPr>
@@ -4830,7 +4853,7 @@
           <w:b w:val="0"/>
           <w:i w:val="0"/>
         </w:rPr>
-        <w:t xml:space="preserve"> on boot. You can also </w:t>
+        <w:t xml:space="preserve"> on start-up. You can also trigger a </w:t>
       </w:r>
       <w:r>
         <w:rPr>
@@ -4856,7 +4879,7 @@
           <w:b w:val="0"/>
           <w:i w:val="0"/>
         </w:rPr>
-        <w:t xml:space="preserve">Sanity check: the commit hash shown as </w:t>
+        <w:t xml:space="preserve">Final check: the commit hash shown as </w:t>
       </w:r>
       <w:r>
         <w:rPr>
@@ -4884,7 +4907,7 @@
           <w:b w:val="0"/>
           <w:i w:val="0"/>
         </w:rPr>
-        <w:t xml:space="preserve"> on Vercel should match (they were all </w:t>
+        <w:t xml:space="preserve"> on Vercel should match (all three were </w:t>
       </w:r>
       <w:r>
         <w:rPr>
@@ -4931,7 +4954,6 @@
             <w:r>
               <w:rPr>
                 <w:b/>
-                <w:i w:val="0"/>
               </w:rPr>
               <w:t>Thing</w:t>
             </w:r>
@@ -4945,7 +4967,6 @@
             <w:r>
               <w:rPr>
                 <w:b/>
-                <w:i w:val="0"/>
               </w:rPr>
               <w:t>Value</w:t>
             </w:r>
@@ -5292,7 +5313,6 @@
         </w:tc>
       </w:tr>
     </w:tbl>
-    <w:p/>
     <w:p>
       <w:r>
         <w:rPr>
@@ -5331,9 +5351,25 @@
           <w:b w:val="0"/>
           <w:i w:val="0"/>
         </w:rPr>
-        <w:t xml:space="preserve">, and the auth handoff notes in </w:t>
+        <w:t xml:space="preserve">, </w:t>
       </w:r>
       <w:hyperlink r:id="rId30">
+        <w:r>
+          <w:rPr>
+            <w:color w:val="0563C1"/>
+            <w:u w:val="single"/>
+          </w:rPr>
+          <w:t>DATABASE.html</w:t>
+        </w:r>
+      </w:hyperlink>
+      <w:r>
+        <w:rPr>
+          <w:b w:val="0"/>
+          <w:i w:val="0"/>
+        </w:rPr>
+        <w:t xml:space="preserve"> (every table and column, rendered — open it in a browser), and the auth handoff notes in </w:t>
+      </w:r>
+      <w:hyperlink r:id="rId31">
         <w:r>
           <w:rPr>
             <w:color w:val="0563C1"/>
@@ -5347,7 +5383,7 @@
           <w:b w:val="0"/>
           <w:i w:val="0"/>
         </w:rPr>
-        <w:t>. &lt;/content&gt;</w:t>
+        <w:t>.</w:t>
       </w:r>
     </w:p>
     <w:sectPr>
@@ -5723,10 +5759,6 @@
     <w:name w:val="Normal"/>
     <w:qFormat/>
     <w:rsid w:val="00FC693F"/>
-    <w:rPr>
-      <w:rFonts w:ascii="Calibri" w:hAnsi="Calibri"/>
-      <w:sz w:val="21"/>
-    </w:rPr>
   </w:style>
   <w:style w:type="paragraph" w:styleId="Header">
     <w:name w:val="header"/>

--- a/docs/ARCHITECTURE.docx
+++ b/docs/ARCHITECTURE.docx
@@ -341,7 +341,7 @@
         <w:br/>
         <w:t xml:space="preserve">    subgraph AWS["AWS RDS — PostgreSQL"]</w:t>
         <w:br/>
-        <w:t xml:space="preserve">      DB[(matters, forms, folders,&lt;br/&gt;users, tasks)]</w:t>
+        <w:t xml:space="preserve">      DB[(matters, forms, folders,&lt;br/&gt;agreements, users, tasks)]</w:t>
         <w:br/>
         <w:t xml:space="preserve">    end</w:t>
         <w:br/>
@@ -355,7 +355,7 @@
         <w:br/>
         <w:t xml:space="preserve">    UI --&gt;|REACT_APP_API_BASE_URL&lt;br/&gt;login, matters, forms, folders| AUTH</w:t>
         <w:br/>
-        <w:t xml:space="preserve">    UI --&gt;|CALCULATOR_API&lt;br/&gt;/chat, /intake-chat, /update-chat, /download-report| FLASK</w:t>
+        <w:t xml:space="preserve">    UI --&gt;|CALCULATOR_API&lt;br/&gt;/chat, /intake-chat, /update-chat,&lt;br/&gt;/agreement-chat, /agreement-pdf, /download-report| FLASK</w:t>
         <w:br/>
         <w:t xml:space="preserve">    AUTH --&gt;|DATABASE_URL Prisma/pg over SSL| DB</w:t>
         <w:br/>
@@ -2011,7 +2011,21 @@
           <w:b w:val="0"/>
           <w:i w:val="0"/>
         </w:rPr>
-        <w:t xml:space="preserve">). It handles every conversational feature and every generated PDF: the child and spousal support calculators, the matter-intake agent, the update-information agent, and the downloadable reports. It is </w:t>
+        <w:t xml:space="preserve">). It handles every conversational feature and every generated PDF: the child and spousal support calculators, the matter-intake agent, the update-information agent, the </w:t>
+      </w:r>
+      <w:r>
+        <w:rPr>
+          <w:b/>
+          <w:i w:val="0"/>
+        </w:rPr>
+        <w:t>agreement-drafting agent</w:t>
+      </w:r>
+      <w:r>
+        <w:rPr>
+          <w:b w:val="0"/>
+          <w:i w:val="0"/>
+        </w:rPr>
+        <w:t xml:space="preserve">, and the downloadable reports. It is </w:t>
       </w:r>
       <w:r>
         <w:rPr>
@@ -2442,23 +2456,97 @@
       </w:pPr>
       <w:r>
         <w:rPr>
+          <w:rFonts w:ascii="Consolas" w:hAnsi="Consolas"/>
           <w:b/>
           <w:i w:val="0"/>
-        </w:rPr>
-        <w:t>Free-instance cold starts.</w:t>
+          <w:sz w:val="19"/>
+        </w:rPr>
+        <w:t>/agreement-pdf</w:t>
+      </w:r>
+      <w:r>
+        <w:rPr>
+          <w:b/>
+          <w:i w:val="0"/>
+        </w:rPr>
+        <w:t xml:space="preserve"> is the one endpoint that renders someone else's HTML.</w:t>
       </w:r>
       <w:r>
         <w:rPr>
           <w:b w:val="0"/>
           <w:i w:val="0"/>
         </w:rPr>
-        <w:t xml:space="preserve"> A Free Render web service goes to sleep when idle and takes roughly 30–60 seconds to start again. That is why the chat panels show </w:t>
+        <w:t xml:space="preserve"> Draft Agreements shows the lawyer a live HTML document, then posts </w:t>
       </w:r>
       <w:r>
         <w:rPr>
           <w:b w:val="0"/>
           <w:i/>
         </w:rPr>
+        <w:t>that same markup</w:t>
+      </w:r>
+      <w:r>
+        <w:rPr>
+          <w:b w:val="0"/>
+          <w:i w:val="0"/>
+        </w:rPr>
+        <w:t xml:space="preserve"> here to be turned into a PDF by </w:t>
+      </w:r>
+      <w:r>
+        <w:rPr>
+          <w:rFonts w:ascii="Consolas" w:hAnsi="Consolas"/>
+          <w:b w:val="0"/>
+          <w:i w:val="0"/>
+          <w:sz w:val="19"/>
+        </w:rPr>
+        <w:t>xhtml2pdf</w:t>
+      </w:r>
+      <w:r>
+        <w:rPr>
+          <w:b w:val="0"/>
+          <w:i w:val="0"/>
+        </w:rPr>
+        <w:t xml:space="preserve"> — the same library </w:t>
+      </w:r>
+      <w:hyperlink r:id="rId22">
+        <w:r>
+          <w:rPr>
+            <w:color w:val="0563C1"/>
+            <w:u w:val="single"/>
+          </w:rPr>
+          <w:t>report_pdf.py</w:t>
+        </w:r>
+      </w:hyperlink>
+      <w:r>
+        <w:rPr>
+          <w:b w:val="0"/>
+          <w:i w:val="0"/>
+        </w:rPr>
+        <w:t xml:space="preserve"> uses for the calculation reports — so the export matches what was on screen. Flask returns the bytes and keeps nothing; the frontend is what files them (see the request-flow note below).</w:t>
+      </w:r>
+    </w:p>
+    <w:p>
+      <w:pPr>
+        <w:pStyle w:val="IntenseQuote"/>
+      </w:pPr>
+      <w:r>
+        <w:rPr>
+          <w:b/>
+          <w:i w:val="0"/>
+        </w:rPr>
+        <w:t>Free-instance cold starts.</w:t>
+      </w:r>
+      <w:r>
+        <w:rPr>
+          <w:b w:val="0"/>
+          <w:i w:val="0"/>
+        </w:rPr>
+        <w:t xml:space="preserve"> A Free Render web service goes to sleep when idle and takes roughly 30–60 seconds to start again. That is why the chat panels show </w:t>
+      </w:r>
+      <w:r>
+        <w:rPr>
+          <w:b w:val="0"/>
+          <w:i/>
+        </w:rPr>
         <w:t>"Warming up the server — first reply can take ~30s…"</w:t>
       </w:r>
       <w:r>
@@ -2468,7 +2556,7 @@
         </w:rPr>
         <w:t xml:space="preserve"> and why the frontend axios timeout is 75s (</w:t>
       </w:r>
-      <w:hyperlink r:id="rId22">
+      <w:hyperlink r:id="rId23">
         <w:r>
           <w:rPr>
             <w:color w:val="0563C1"/>
@@ -2528,7 +2616,7 @@
                     <pic:cNvPicPr/>
                   </pic:nvPicPr>
                   <pic:blipFill>
-                    <a:blip r:embed="rId23"/>
+                    <a:blip r:embed="rId24"/>
                     <a:stretch>
                       <a:fillRect/>
                     </a:stretch>
@@ -2583,7 +2671,7 @@
         </w:rPr>
         <w:t xml:space="preserve">, entry </w:t>
       </w:r>
-      <w:hyperlink r:id="rId24">
+      <w:hyperlink r:id="rId25">
         <w:r>
           <w:rPr>
             <w:color w:val="0563C1"/>
@@ -2671,7 +2759,7 @@
         </w:rPr>
         <w:t xml:space="preserve"> — the app data: matters, forms, folders, task states, form-template PDFs (everything </w:t>
       </w:r>
-      <w:hyperlink r:id="rId25">
+      <w:hyperlink r:id="rId26">
         <w:r>
           <w:rPr>
             <w:color w:val="0563C1"/>
@@ -2685,7 +2773,71 @@
           <w:b w:val="0"/>
           <w:i w:val="0"/>
         </w:rPr>
-        <w:t xml:space="preserve"> and the matter Redux actions call).</w:t>
+        <w:t xml:space="preserve"> and the matter Redux actions call), plus the newer sibling routers — </w:t>
+      </w:r>
+      <w:r>
+        <w:rPr>
+          <w:rFonts w:ascii="Consolas" w:hAnsi="Consolas"/>
+          <w:b w:val="0"/>
+          <w:i w:val="0"/>
+          <w:sz w:val="19"/>
+        </w:rPr>
+        <w:t>agreementRoutes.js</w:t>
+      </w:r>
+      <w:r>
+        <w:rPr>
+          <w:b w:val="0"/>
+          <w:i w:val="0"/>
+        </w:rPr>
+        <w:t xml:space="preserve"> (a drafted agreement's answers, transcript and generated PDF), </w:t>
+      </w:r>
+      <w:r>
+        <w:rPr>
+          <w:rFonts w:ascii="Consolas" w:hAnsi="Consolas"/>
+          <w:b w:val="0"/>
+          <w:i w:val="0"/>
+          <w:sz w:val="19"/>
+        </w:rPr>
+        <w:t>calculationReportsRoutes.js</w:t>
+      </w:r>
+      <w:r>
+        <w:rPr>
+          <w:b w:val="0"/>
+          <w:i w:val="0"/>
+        </w:rPr>
+        <w:t xml:space="preserve">, </w:t>
+      </w:r>
+      <w:r>
+        <w:rPr>
+          <w:rFonts w:ascii="Consolas" w:hAnsi="Consolas"/>
+          <w:b w:val="0"/>
+          <w:i w:val="0"/>
+          <w:sz w:val="19"/>
+        </w:rPr>
+        <w:t>computationResultsRoutes.js</w:t>
+      </w:r>
+      <w:r>
+        <w:rPr>
+          <w:b w:val="0"/>
+          <w:i w:val="0"/>
+        </w:rPr>
+        <w:t xml:space="preserve"> and </w:t>
+      </w:r>
+      <w:r>
+        <w:rPr>
+          <w:rFonts w:ascii="Consolas" w:hAnsi="Consolas"/>
+          <w:b w:val="0"/>
+          <w:i w:val="0"/>
+          <w:sz w:val="19"/>
+        </w:rPr>
+        <w:t>lawyerContactsRoutes.js</w:t>
+      </w:r>
+      <w:r>
+        <w:rPr>
+          <w:b w:val="0"/>
+          <w:i w:val="0"/>
+        </w:rPr>
+        <w:t>.</w:t>
       </w:r>
     </w:p>
     <w:p>
@@ -2772,7 +2924,7 @@
         </w:rPr>
         <w:t xml:space="preserve"> (see </w:t>
       </w:r>
-      <w:hyperlink r:id="rId26">
+      <w:hyperlink r:id="rId27">
         <w:r>
           <w:rPr>
             <w:color w:val="0563C1"/>
@@ -2910,7 +3062,7 @@
               </w:rPr>
               <w:t xml:space="preserve"> hosts (</w:t>
             </w:r>
-            <w:hyperlink r:id="rId27">
+            <w:hyperlink r:id="rId28">
               <w:r>
                 <w:rPr>
                   <w:color w:val="0563C1"/>
@@ -3603,7 +3755,7 @@
         </w:rPr>
         <w:t xml:space="preserve">Connection: </w:t>
       </w:r>
-      <w:hyperlink r:id="rId27">
+      <w:hyperlink r:id="rId28">
         <w:r>
           <w:rPr>
             <w:color w:val="0563C1"/>
@@ -4677,6 +4829,103 @@
           <w:b/>
           <w:i w:val="0"/>
         </w:rPr>
+        <w:t>Generate an agreement PDF</w:t>
+      </w:r>
+      <w:r>
+        <w:rPr>
+          <w:b w:val="0"/>
+          <w:i w:val="0"/>
+        </w:rPr>
+        <w:t xml:space="preserve"> → two hops, in that order: browser → </w:t>
+      </w:r>
+      <w:r>
+        <w:rPr>
+          <w:rFonts w:ascii="Consolas" w:hAnsi="Consolas"/>
+          <w:b w:val="0"/>
+          <w:i w:val="0"/>
+          <w:sz w:val="19"/>
+        </w:rPr>
+        <w:t>CALCULATOR_API</w:t>
+      </w:r>
+      <w:r>
+        <w:rPr>
+          <w:b w:val="0"/>
+          <w:i w:val="0"/>
+        </w:rPr>
+        <w:t xml:space="preserve"> </w:t>
+      </w:r>
+      <w:r>
+        <w:rPr>
+          <w:rFonts w:ascii="Consolas" w:hAnsi="Consolas"/>
+          <w:b w:val="0"/>
+          <w:i w:val="0"/>
+          <w:sz w:val="19"/>
+        </w:rPr>
+        <w:t>POST /agreement-pdf</w:t>
+      </w:r>
+      <w:r>
+        <w:rPr>
+          <w:b w:val="0"/>
+          <w:i w:val="0"/>
+        </w:rPr>
+        <w:t xml:space="preserve"> (HTML in, PDF bytes out, nothing stored) → browser → </w:t>
+      </w:r>
+      <w:r>
+        <w:rPr>
+          <w:rFonts w:ascii="Consolas" w:hAnsi="Consolas"/>
+          <w:b w:val="0"/>
+          <w:i w:val="0"/>
+          <w:sz w:val="19"/>
+        </w:rPr>
+        <w:t>REACT_APP_API_BASE_URL</w:t>
+      </w:r>
+      <w:r>
+        <w:rPr>
+          <w:b w:val="0"/>
+          <w:i w:val="0"/>
+        </w:rPr>
+        <w:t xml:space="preserve"> </w:t>
+      </w:r>
+      <w:r>
+        <w:rPr>
+          <w:rFonts w:ascii="Consolas" w:hAnsi="Consolas"/>
+          <w:b w:val="0"/>
+          <w:i w:val="0"/>
+          <w:sz w:val="19"/>
+        </w:rPr>
+        <w:t>PUT /v1/matters/:id/agreements/:type/pdf</w:t>
+      </w:r>
+      <w:r>
+        <w:rPr>
+          <w:b w:val="0"/>
+          <w:i w:val="0"/>
+        </w:rPr>
+        <w:t xml:space="preserve"> → </w:t>
+      </w:r>
+      <w:r>
+        <w:rPr>
+          <w:b/>
+          <w:i w:val="0"/>
+        </w:rPr>
+        <w:t>AWS RDS</w:t>
+      </w:r>
+      <w:r>
+        <w:rPr>
+          <w:b w:val="0"/>
+          <w:i w:val="0"/>
+        </w:rPr>
+        <w:t>. If a draft renders on screen but never appears in the matter's folder, it is the second hop that failed, not the first.</w:t>
+      </w:r>
+    </w:p>
+    <w:p>
+      <w:pPr>
+        <w:pStyle w:val="ListBullet"/>
+      </w:pPr>
+      <w:r>
+        <w:rPr>
+          <w:b/>
+          <w:i w:val="0"/>
+        </w:rPr>
         <w:t>Sign up / reset password</w:t>
       </w:r>
       <w:r>
@@ -5321,7 +5570,7 @@
         </w:rPr>
         <w:t xml:space="preserve">See also: </w:t>
       </w:r>
-      <w:hyperlink r:id="rId28">
+      <w:hyperlink r:id="rId29">
         <w:r>
           <w:rPr>
             <w:color w:val="0563C1"/>
@@ -5337,7 +5586,7 @@
         </w:rPr>
         <w:t xml:space="preserve">, </w:t>
       </w:r>
-      <w:hyperlink r:id="rId29">
+      <w:hyperlink r:id="rId30">
         <w:r>
           <w:rPr>
             <w:color w:val="0563C1"/>
@@ -5353,7 +5602,7 @@
         </w:rPr>
         <w:t xml:space="preserve">, </w:t>
       </w:r>
-      <w:hyperlink r:id="rId30">
+      <w:hyperlink r:id="rId31">
         <w:r>
           <w:rPr>
             <w:color w:val="0563C1"/>
@@ -5369,7 +5618,7 @@
         </w:rPr>
         <w:t xml:space="preserve"> (every table and column, rendered — open it in a browser), and the auth handoff notes in </w:t>
       </w:r>
-      <w:hyperlink r:id="rId31">
+      <w:hyperlink r:id="rId32">
         <w:r>
           <w:rPr>
             <w:color w:val="0563C1"/>
